--- a/rapports/2026-06-06/EQ27/EQ27_sup_v2/DR_061203020020/73-87-28-48.docx
+++ b/rapports/2026-06-06/EQ27/EQ27_sup_v2/DR_061203020020/73-87-28-48.docx
@@ -297,7 +297,7 @@
           <w:color w:val="1F6FEB"/>
           <w:sz w:val="22"/>
         </w:rPr>
-        <w:t>⚠ INCOHÉRENCES À CORRIGER (98)</w:t>
+        <w:t>⚠ INCOHÉRENCES À CORRIGER (92)</w:t>
       </w:r>
     </w:p>
     <w:tbl>
@@ -994,7 +994,7 @@
                 <w:color w:val="16A34A"/>
                 <w:sz w:val="16"/>
               </w:rPr>
-              <w:t>—</w:t>
+              <w:t>s02q33, s01q00b</w:t>
             </w:r>
           </w:p>
         </w:tc>
@@ -1025,7 +1025,7 @@
                 <w:i w:val="0"/>
                 <w:sz w:val="17"/>
               </w:rPr>
-              <w:t>Incohérence!!! seulement les écoles privées paient les frais de scolarité (y compris les frais d'inscription).</w:t>
+              <w:t>Incoherent!!! La dernière fois que Fatou MBODJI SENE a  fréquenté l'école est 9999.</w:t>
             </w:r>
           </w:p>
         </w:tc>
@@ -1058,6 +1058,1716 @@
                 <w:i w:val="0"/>
                 <w:sz w:val="16"/>
               </w:rPr>
+              <w:t>S07</w:t>
+              <w:br/>
+            </w:r>
+            <w:r>
+              <w:rPr>
+                <w:b w:val="0"/>
+                <w:i w:val="0"/>
+                <w:color w:val="64748B"/>
+                <w:sz w:val="14"/>
+              </w:rPr>
+              <w:t>Consommation alimentaire</w:t>
+            </w:r>
+          </w:p>
+        </w:tc>
+        <w:tc>
+          <w:tcPr>
+            <w:tcW w:type="dxa" w:w="1531"/>
+          </w:tcPr>
+          <w:p>
+            <w:r>
+              <w:rPr>
+                <w:b/>
+                <w:i w:val="0"/>
+                <w:color w:val="16A34A"/>
+                <w:sz w:val="16"/>
+              </w:rPr>
+              <w:t>s00q27, s01q03a, s01q03b, s01q03c, s02q04, s03q14, s04q15, s04q16</w:t>
+            </w:r>
+          </w:p>
+        </w:tc>
+        <w:tc>
+          <w:tcPr>
+            <w:tcW w:type="dxa" w:w="1191"/>
+          </w:tcPr>
+          <w:p>
+            <w:r>
+              <w:rPr>
+                <w:b w:val="0"/>
+                <w:i w:val="0"/>
+                <w:color w:val="64748B"/>
+                <w:sz w:val="16"/>
+              </w:rPr>
+              <w:t>GT-CQ</w:t>
+            </w:r>
+          </w:p>
+        </w:tc>
+        <w:tc>
+          <w:tcPr>
+            <w:tcW w:type="dxa" w:w="4706"/>
+          </w:tcPr>
+          <w:p>
+            <w:r>
+              <w:rPr>
+                <w:b w:val="0"/>
+                <w:i w:val="0"/>
+                <w:sz w:val="17"/>
+              </w:rPr>
+              <w:t>Incohérence!! Dans ce ménage, chaque individus consomme par jour .5714285 Kg  de cereale; Prière de vérifier les quantités prises des produits cérealiers (de Riz local Gambiaka à Autres semoules de céréales) auprès du ménage ou confirmer avec le QG.</w:t>
+            </w:r>
+          </w:p>
+        </w:tc>
+      </w:tr>
+      <w:tr>
+        <w:tc>
+          <w:tcPr>
+            <w:tcW w:type="dxa" w:w="964"/>
+          </w:tcPr>
+          <w:p>
+            <w:r>
+              <w:rPr>
+                <w:b/>
+                <w:i w:val="0"/>
+                <w:color w:val="DC2626"/>
+                <w:sz w:val="16"/>
+              </w:rPr>
+              <w:t>Haute</w:t>
+            </w:r>
+          </w:p>
+        </w:tc>
+        <w:tc>
+          <w:tcPr>
+            <w:tcW w:type="dxa" w:w="1247"/>
+          </w:tcPr>
+          <w:p>
+            <w:r>
+              <w:rPr>
+                <w:b/>
+                <w:i w:val="0"/>
+                <w:sz w:val="16"/>
+              </w:rPr>
+              <w:t>S11</w:t>
+              <w:br/>
+            </w:r>
+            <w:r>
+              <w:rPr>
+                <w:b w:val="0"/>
+                <w:i w:val="0"/>
+                <w:color w:val="64748B"/>
+                <w:sz w:val="14"/>
+              </w:rPr>
+              <w:t>Logement / cadre de vie</w:t>
+            </w:r>
+          </w:p>
+        </w:tc>
+        <w:tc>
+          <w:tcPr>
+            <w:tcW w:type="dxa" w:w="1531"/>
+          </w:tcPr>
+          <w:p>
+            <w:r>
+              <w:rPr>
+                <w:b/>
+                <w:i w:val="0"/>
+                <w:color w:val="16A34A"/>
+                <w:sz w:val="16"/>
+              </w:rPr>
+              <w:t>—</w:t>
+            </w:r>
+          </w:p>
+        </w:tc>
+        <w:tc>
+          <w:tcPr>
+            <w:tcW w:type="dxa" w:w="1191"/>
+          </w:tcPr>
+          <w:p>
+            <w:r>
+              <w:rPr>
+                <w:b w:val="0"/>
+                <w:i w:val="0"/>
+                <w:color w:val="64748B"/>
+                <w:sz w:val="16"/>
+              </w:rPr>
+              <w:t>GT-CQ</w:t>
+            </w:r>
+          </w:p>
+        </w:tc>
+        <w:tc>
+          <w:tcPr>
+            <w:tcW w:type="dxa" w:w="4706"/>
+          </w:tcPr>
+          <w:p>
+            <w:r>
+              <w:rPr>
+                <w:b w:val="0"/>
+                <w:i w:val="0"/>
+                <w:sz w:val="17"/>
+              </w:rPr>
+              <w:t>Incoherence!! Le ménage a depensé .</w:t>
+            </w:r>
+          </w:p>
+        </w:tc>
+      </w:tr>
+      <w:tr>
+        <w:tc>
+          <w:tcPr>
+            <w:tcW w:type="dxa" w:w="964"/>
+          </w:tcPr>
+          <w:p>
+            <w:r>
+              <w:rPr>
+                <w:b/>
+                <w:i w:val="0"/>
+                <w:color w:val="DC2626"/>
+                <w:sz w:val="16"/>
+              </w:rPr>
+              <w:t>Haute</w:t>
+            </w:r>
+          </w:p>
+        </w:tc>
+        <w:tc>
+          <w:tcPr>
+            <w:tcW w:type="dxa" w:w="1247"/>
+          </w:tcPr>
+          <w:p>
+            <w:r>
+              <w:rPr>
+                <w:b/>
+                <w:i w:val="0"/>
+                <w:sz w:val="16"/>
+              </w:rPr>
+              <w:t>S11</w:t>
+              <w:br/>
+            </w:r>
+            <w:r>
+              <w:rPr>
+                <w:b w:val="0"/>
+                <w:i w:val="0"/>
+                <w:color w:val="64748B"/>
+                <w:sz w:val="14"/>
+              </w:rPr>
+              <w:t>Logement / cadre de vie</w:t>
+            </w:r>
+          </w:p>
+        </w:tc>
+        <w:tc>
+          <w:tcPr>
+            <w:tcW w:type="dxa" w:w="1531"/>
+          </w:tcPr>
+          <w:p>
+            <w:r>
+              <w:rPr>
+                <w:b/>
+                <w:i w:val="0"/>
+                <w:color w:val="16A34A"/>
+                <w:sz w:val="16"/>
+              </w:rPr>
+              <w:t>s01q29, s01q31, s04q24, s00q04, s11q21, s09fq03, s09fq011</w:t>
+            </w:r>
+          </w:p>
+        </w:tc>
+        <w:tc>
+          <w:tcPr>
+            <w:tcW w:type="dxa" w:w="1191"/>
+          </w:tcPr>
+          <w:p>
+            <w:r>
+              <w:rPr>
+                <w:b w:val="0"/>
+                <w:i w:val="0"/>
+                <w:color w:val="64748B"/>
+                <w:sz w:val="16"/>
+              </w:rPr>
+              <w:t>GT-CQ</w:t>
+            </w:r>
+          </w:p>
+        </w:tc>
+        <w:tc>
+          <w:tcPr>
+            <w:tcW w:type="dxa" w:w="4706"/>
+          </w:tcPr>
+          <w:p>
+            <w:r>
+              <w:rPr>
+                <w:b w:val="0"/>
+                <w:i w:val="0"/>
+                <w:sz w:val="17"/>
+              </w:rPr>
+              <w:t>FCFA dans Frais de connexion au réseau de distribution d'eau mais dit ne pas être connecté à un réseau d'eau courante, prière de corriger cette incoherenceAttention!!! Les ménages vivants dans un(e) Case à KAOLACK Rural ont généralement comme principal matériau du toit le/la Paille, mais celui du ménage de MaMADou TINE (Tôles) diffère de celui-ci.</w:t>
+            </w:r>
+          </w:p>
+        </w:tc>
+      </w:tr>
+      <w:tr>
+        <w:tc>
+          <w:tcPr>
+            <w:tcW w:type="dxa" w:w="964"/>
+          </w:tcPr>
+          <w:p>
+            <w:r>
+              <w:rPr>
+                <w:b/>
+                <w:i w:val="0"/>
+                <w:color w:val="DC2626"/>
+                <w:sz w:val="16"/>
+              </w:rPr>
+              <w:t>Haute</w:t>
+            </w:r>
+          </w:p>
+        </w:tc>
+        <w:tc>
+          <w:tcPr>
+            <w:tcW w:type="dxa" w:w="1247"/>
+          </w:tcPr>
+          <w:p>
+            <w:r>
+              <w:rPr>
+                <w:b/>
+                <w:i w:val="0"/>
+                <w:sz w:val="16"/>
+              </w:rPr>
+              <w:t>S16</w:t>
+              <w:br/>
+            </w:r>
+            <w:r>
+              <w:rPr>
+                <w:b w:val="0"/>
+                <w:i w:val="0"/>
+                <w:color w:val="64748B"/>
+                <w:sz w:val="14"/>
+              </w:rPr>
+              <w:t>Agriculture</w:t>
+            </w:r>
+          </w:p>
+        </w:tc>
+        <w:tc>
+          <w:tcPr>
+            <w:tcW w:type="dxa" w:w="1531"/>
+          </w:tcPr>
+          <w:p>
+            <w:r>
+              <w:rPr>
+                <w:b/>
+                <w:i w:val="0"/>
+                <w:color w:val="16A34A"/>
+                <w:sz w:val="16"/>
+              </w:rPr>
+              <w:t>s16dq05a, s16dq05c</w:t>
+            </w:r>
+          </w:p>
+        </w:tc>
+        <w:tc>
+          <w:tcPr>
+            <w:tcW w:type="dxa" w:w="1191"/>
+          </w:tcPr>
+          <w:p>
+            <w:r>
+              <w:rPr>
+                <w:b w:val="0"/>
+                <w:i w:val="0"/>
+                <w:color w:val="64748B"/>
+                <w:sz w:val="16"/>
+              </w:rPr>
+              <w:t>GT-CQ</w:t>
+            </w:r>
+          </w:p>
+        </w:tc>
+        <w:tc>
+          <w:tcPr>
+            <w:tcW w:type="dxa" w:w="4706"/>
+          </w:tcPr>
+          <w:p>
+            <w:r>
+              <w:rPr>
+                <w:b w:val="0"/>
+                <w:i w:val="0"/>
+                <w:sz w:val="17"/>
+              </w:rPr>
+              <w:t>La quantité de s16dq05a estimée en Kg est incohérente avec la prise dans la question s16dq05c, prière de bien estimer et mettre la valeur exacte.</w:t>
+            </w:r>
+          </w:p>
+        </w:tc>
+      </w:tr>
+      <w:tr>
+        <w:tc>
+          <w:tcPr>
+            <w:tcW w:type="dxa" w:w="964"/>
+          </w:tcPr>
+          <w:p>
+            <w:r>
+              <w:rPr>
+                <w:b/>
+                <w:i w:val="0"/>
+                <w:color w:val="DC2626"/>
+                <w:sz w:val="16"/>
+              </w:rPr>
+              <w:t>Haute</w:t>
+            </w:r>
+          </w:p>
+        </w:tc>
+        <w:tc>
+          <w:tcPr>
+            <w:tcW w:type="dxa" w:w="1247"/>
+          </w:tcPr>
+          <w:p>
+            <w:r>
+              <w:rPr>
+                <w:b/>
+                <w:i w:val="0"/>
+                <w:sz w:val="16"/>
+              </w:rPr>
+              <w:t>S19</w:t>
+              <w:br/>
+            </w:r>
+            <w:r>
+              <w:rPr>
+                <w:b w:val="0"/>
+                <w:i w:val="0"/>
+                <w:color w:val="64748B"/>
+                <w:sz w:val="14"/>
+              </w:rPr>
+              <w:t>Entreprises non agricoles</w:t>
+            </w:r>
+          </w:p>
+        </w:tc>
+        <w:tc>
+          <w:tcPr>
+            <w:tcW w:type="dxa" w:w="1531"/>
+          </w:tcPr>
+          <w:p>
+            <w:r>
+              <w:rPr>
+                <w:b/>
+                <w:i w:val="0"/>
+                <w:color w:val="16A34A"/>
+                <w:sz w:val="16"/>
+              </w:rPr>
+              <w:t>s02q02__1, s02q15, s02q17, s03q16, s04q27, s04q43, s04q63, s05q11</w:t>
+            </w:r>
+          </w:p>
+        </w:tc>
+        <w:tc>
+          <w:tcPr>
+            <w:tcW w:type="dxa" w:w="1191"/>
+          </w:tcPr>
+          <w:p>
+            <w:r>
+              <w:rPr>
+                <w:b w:val="0"/>
+                <w:i w:val="0"/>
+                <w:color w:val="64748B"/>
+                <w:sz w:val="16"/>
+              </w:rPr>
+              <w:t>GT-CQ</w:t>
+            </w:r>
+          </w:p>
+        </w:tc>
+        <w:tc>
+          <w:tcPr>
+            <w:tcW w:type="dxa" w:w="4706"/>
+          </w:tcPr>
+          <w:p>
+            <w:r>
+              <w:rPr>
+                <w:b w:val="0"/>
+                <w:i w:val="0"/>
+                <w:sz w:val="17"/>
+              </w:rPr>
+              <w:t>Incohérence!! Le prix d'achat de Arara ne doit pas être égal 0 même si le ménage l'a reçu en cadeau prière de leurs aider à faire une estimation.</w:t>
+            </w:r>
+          </w:p>
+        </w:tc>
+      </w:tr>
+      <w:tr>
+        <w:tc>
+          <w:tcPr>
+            <w:tcW w:type="dxa" w:w="964"/>
+          </w:tcPr>
+          <w:p>
+            <w:r>
+              <w:rPr>
+                <w:b/>
+                <w:i w:val="0"/>
+                <w:color w:val="DC2626"/>
+                <w:sz w:val="16"/>
+              </w:rPr>
+              <w:t>Haute</w:t>
+            </w:r>
+          </w:p>
+        </w:tc>
+        <w:tc>
+          <w:tcPr>
+            <w:tcW w:type="dxa" w:w="1247"/>
+          </w:tcPr>
+          <w:p>
+            <w:r>
+              <w:rPr>
+                <w:b/>
+                <w:i w:val="0"/>
+                <w:sz w:val="16"/>
+              </w:rPr>
+              <w:t>S19</w:t>
+              <w:br/>
+            </w:r>
+            <w:r>
+              <w:rPr>
+                <w:b w:val="0"/>
+                <w:i w:val="0"/>
+                <w:color w:val="64748B"/>
+                <w:sz w:val="14"/>
+              </w:rPr>
+              <w:t>Entreprises non agricoles</w:t>
+            </w:r>
+          </w:p>
+        </w:tc>
+        <w:tc>
+          <w:tcPr>
+            <w:tcW w:type="dxa" w:w="1531"/>
+          </w:tcPr>
+          <w:p>
+            <w:r>
+              <w:rPr>
+                <w:b/>
+                <w:i w:val="0"/>
+                <w:color w:val="16A34A"/>
+                <w:sz w:val="16"/>
+              </w:rPr>
+              <w:t>s01q02, s02q01__1, s02q02__1, s02q03__1, s02q15, s03q17, s04q28, s04q35d</w:t>
+            </w:r>
+          </w:p>
+        </w:tc>
+        <w:tc>
+          <w:tcPr>
+            <w:tcW w:type="dxa" w:w="1191"/>
+          </w:tcPr>
+          <w:p>
+            <w:r>
+              <w:rPr>
+                <w:b w:val="0"/>
+                <w:i w:val="0"/>
+                <w:color w:val="64748B"/>
+                <w:sz w:val="16"/>
+              </w:rPr>
+              <w:t>GT-CQ</w:t>
+            </w:r>
+          </w:p>
+        </w:tc>
+        <w:tc>
+          <w:tcPr>
+            <w:tcW w:type="dxa" w:w="4706"/>
+          </w:tcPr>
+          <w:p>
+            <w:r>
+              <w:rPr>
+                <w:b w:val="0"/>
+                <w:i w:val="0"/>
+                <w:sz w:val="17"/>
+              </w:rPr>
+              <w:t>Incohérence!! Le prix de revente de Arara dans cette section 19 ne doit pas être égal 0 même si le ménage l'a reçu en cadeau prière de leurs aider à faire une estimation.</w:t>
+            </w:r>
+          </w:p>
+        </w:tc>
+      </w:tr>
+      <w:tr>
+        <w:tc>
+          <w:tcPr>
+            <w:tcW w:type="dxa" w:w="964"/>
+          </w:tcPr>
+          <w:p>
+            <w:r>
+              <w:rPr>
+                <w:b/>
+                <w:i w:val="0"/>
+                <w:color w:val="DC2626"/>
+                <w:sz w:val="16"/>
+              </w:rPr>
+              <w:t>Haute</w:t>
+            </w:r>
+          </w:p>
+        </w:tc>
+        <w:tc>
+          <w:tcPr>
+            <w:tcW w:type="dxa" w:w="1247"/>
+          </w:tcPr>
+          <w:p>
+            <w:r>
+              <w:rPr>
+                <w:b/>
+                <w:i w:val="0"/>
+                <w:sz w:val="16"/>
+              </w:rPr>
+              <w:t>S19</w:t>
+              <w:br/>
+            </w:r>
+            <w:r>
+              <w:rPr>
+                <w:b w:val="0"/>
+                <w:i w:val="0"/>
+                <w:color w:val="64748B"/>
+                <w:sz w:val="14"/>
+              </w:rPr>
+              <w:t>Entreprises non agricoles</w:t>
+            </w:r>
+          </w:p>
+        </w:tc>
+        <w:tc>
+          <w:tcPr>
+            <w:tcW w:type="dxa" w:w="1531"/>
+          </w:tcPr>
+          <w:p>
+            <w:r>
+              <w:rPr>
+                <w:b/>
+                <w:i w:val="0"/>
+                <w:color w:val="16A34A"/>
+                <w:sz w:val="16"/>
+              </w:rPr>
+              <w:t>s01q02, s02q01__1, s02q02__1, s02q03__1, s02q15, s03q17, s04q28, s04q35d</w:t>
+            </w:r>
+          </w:p>
+        </w:tc>
+        <w:tc>
+          <w:tcPr>
+            <w:tcW w:type="dxa" w:w="1191"/>
+          </w:tcPr>
+          <w:p>
+            <w:r>
+              <w:rPr>
+                <w:b w:val="0"/>
+                <w:i w:val="0"/>
+                <w:color w:val="64748B"/>
+                <w:sz w:val="16"/>
+              </w:rPr>
+              <w:t>GT-CQ</w:t>
+            </w:r>
+          </w:p>
+        </w:tc>
+        <w:tc>
+          <w:tcPr>
+            <w:tcW w:type="dxa" w:w="4706"/>
+          </w:tcPr>
+          <w:p>
+            <w:r>
+              <w:rPr>
+                <w:b w:val="0"/>
+                <w:i w:val="0"/>
+                <w:sz w:val="17"/>
+              </w:rPr>
+              <w:t>Incohérence!! Le prix de revente de Animaux de labour dans cette section 19 ne doit pas être égal 0 même si le ménage l'a reçu en cadeau prière de leurs aider à faire une estimation.</w:t>
+            </w:r>
+          </w:p>
+        </w:tc>
+      </w:tr>
+      <w:tr>
+        <w:tc>
+          <w:tcPr>
+            <w:tcW w:type="dxa" w:w="964"/>
+          </w:tcPr>
+          <w:p>
+            <w:r>
+              <w:rPr>
+                <w:b/>
+                <w:i w:val="0"/>
+                <w:color w:val="DC2626"/>
+                <w:sz w:val="16"/>
+              </w:rPr>
+              <w:t>Haute</w:t>
+            </w:r>
+          </w:p>
+        </w:tc>
+        <w:tc>
+          <w:tcPr>
+            <w:tcW w:type="dxa" w:w="1247"/>
+          </w:tcPr>
+          <w:p>
+            <w:r>
+              <w:rPr>
+                <w:b/>
+                <w:i w:val="0"/>
+                <w:sz w:val="16"/>
+              </w:rPr>
+              <w:t>S19</w:t>
+              <w:br/>
+            </w:r>
+            <w:r>
+              <w:rPr>
+                <w:b w:val="0"/>
+                <w:i w:val="0"/>
+                <w:color w:val="64748B"/>
+                <w:sz w:val="14"/>
+              </w:rPr>
+              <w:t>Entreprises non agricoles</w:t>
+            </w:r>
+          </w:p>
+        </w:tc>
+        <w:tc>
+          <w:tcPr>
+            <w:tcW w:type="dxa" w:w="1531"/>
+          </w:tcPr>
+          <w:p>
+            <w:r>
+              <w:rPr>
+                <w:b/>
+                <w:i w:val="0"/>
+                <w:color w:val="16A34A"/>
+                <w:sz w:val="16"/>
+              </w:rPr>
+              <w:t>s01q02, s02q01__1, s02q02__1, s02q03__1, s02q15, s03q17, s04q28, s04q35d</w:t>
+            </w:r>
+          </w:p>
+        </w:tc>
+        <w:tc>
+          <w:tcPr>
+            <w:tcW w:type="dxa" w:w="1191"/>
+          </w:tcPr>
+          <w:p>
+            <w:r>
+              <w:rPr>
+                <w:b w:val="0"/>
+                <w:i w:val="0"/>
+                <w:color w:val="64748B"/>
+                <w:sz w:val="16"/>
+              </w:rPr>
+              <w:t>GT-CQ</w:t>
+            </w:r>
+          </w:p>
+        </w:tc>
+        <w:tc>
+          <w:tcPr>
+            <w:tcW w:type="dxa" w:w="4706"/>
+          </w:tcPr>
+          <w:p>
+            <w:r>
+              <w:rPr>
+                <w:b w:val="0"/>
+                <w:i w:val="0"/>
+                <w:sz w:val="17"/>
+              </w:rPr>
+              <w:t>Incohérence!! Le prix de revente de Charrettes dans cette section 19 ne doit pas être égal 0 même si le ménage l'a reçu en cadeau prière de leurs aider à faire une estimation.</w:t>
+            </w:r>
+          </w:p>
+        </w:tc>
+      </w:tr>
+      <w:tr>
+        <w:tc>
+          <w:tcPr>
+            <w:tcW w:type="dxa" w:w="964"/>
+          </w:tcPr>
+          <w:p>
+            <w:r>
+              <w:rPr>
+                <w:b/>
+                <w:i w:val="0"/>
+                <w:color w:val="DC2626"/>
+                <w:sz w:val="16"/>
+              </w:rPr>
+              <w:t>Haute</w:t>
+            </w:r>
+          </w:p>
+        </w:tc>
+        <w:tc>
+          <w:tcPr>
+            <w:tcW w:type="dxa" w:w="1247"/>
+          </w:tcPr>
+          <w:p>
+            <w:r>
+              <w:rPr>
+                <w:b/>
+                <w:i w:val="0"/>
+                <w:sz w:val="16"/>
+              </w:rPr>
+              <w:t>S19</w:t>
+              <w:br/>
+            </w:r>
+            <w:r>
+              <w:rPr>
+                <w:b w:val="0"/>
+                <w:i w:val="0"/>
+                <w:color w:val="64748B"/>
+                <w:sz w:val="14"/>
+              </w:rPr>
+              <w:t>Entreprises non agricoles</w:t>
+            </w:r>
+          </w:p>
+        </w:tc>
+        <w:tc>
+          <w:tcPr>
+            <w:tcW w:type="dxa" w:w="1531"/>
+          </w:tcPr>
+          <w:p>
+            <w:r>
+              <w:rPr>
+                <w:b/>
+                <w:i w:val="0"/>
+                <w:color w:val="16A34A"/>
+                <w:sz w:val="16"/>
+              </w:rPr>
+              <w:t>s01q02, s02q01__1, s02q02__1, s02q03__1, s02q15, s03q17, s04q28, s04q35d</w:t>
+            </w:r>
+          </w:p>
+        </w:tc>
+        <w:tc>
+          <w:tcPr>
+            <w:tcW w:type="dxa" w:w="1191"/>
+          </w:tcPr>
+          <w:p>
+            <w:r>
+              <w:rPr>
+                <w:b w:val="0"/>
+                <w:i w:val="0"/>
+                <w:color w:val="64748B"/>
+                <w:sz w:val="16"/>
+              </w:rPr>
+              <w:t>GT-CQ</w:t>
+            </w:r>
+          </w:p>
+        </w:tc>
+        <w:tc>
+          <w:tcPr>
+            <w:tcW w:type="dxa" w:w="4706"/>
+          </w:tcPr>
+          <w:p>
+            <w:r>
+              <w:rPr>
+                <w:b w:val="0"/>
+                <w:i w:val="0"/>
+                <w:sz w:val="17"/>
+              </w:rPr>
+              <w:t>Incohérence!! Le prix de revente de Faucheuse dans cette section 19 ne doit pas être égal 0 même si le ménage l'a reçu en cadeau prière de leurs aider à faire une estimation.</w:t>
+            </w:r>
+          </w:p>
+        </w:tc>
+      </w:tr>
+      <w:tr>
+        <w:tc>
+          <w:tcPr>
+            <w:tcW w:type="dxa" w:w="964"/>
+          </w:tcPr>
+          <w:p>
+            <w:r>
+              <w:rPr>
+                <w:b/>
+                <w:i w:val="0"/>
+                <w:color w:val="DC2626"/>
+                <w:sz w:val="16"/>
+              </w:rPr>
+              <w:t>Haute</w:t>
+            </w:r>
+          </w:p>
+        </w:tc>
+        <w:tc>
+          <w:tcPr>
+            <w:tcW w:type="dxa" w:w="1247"/>
+          </w:tcPr>
+          <w:p>
+            <w:r>
+              <w:rPr>
+                <w:b/>
+                <w:i w:val="0"/>
+                <w:sz w:val="16"/>
+              </w:rPr>
+              <w:t>S19</w:t>
+              <w:br/>
+            </w:r>
+            <w:r>
+              <w:rPr>
+                <w:b w:val="0"/>
+                <w:i w:val="0"/>
+                <w:color w:val="64748B"/>
+                <w:sz w:val="14"/>
+              </w:rPr>
+              <w:t>Entreprises non agricoles</w:t>
+            </w:r>
+          </w:p>
+        </w:tc>
+        <w:tc>
+          <w:tcPr>
+            <w:tcW w:type="dxa" w:w="1531"/>
+          </w:tcPr>
+          <w:p>
+            <w:r>
+              <w:rPr>
+                <w:b/>
+                <w:i w:val="0"/>
+                <w:color w:val="16A34A"/>
+                <w:sz w:val="16"/>
+              </w:rPr>
+              <w:t>s01q02, s02q01__1, s02q02__1, s02q03__1, s02q15, s03q17, s04q28, s04q35d</w:t>
+            </w:r>
+          </w:p>
+        </w:tc>
+        <w:tc>
+          <w:tcPr>
+            <w:tcW w:type="dxa" w:w="1191"/>
+          </w:tcPr>
+          <w:p>
+            <w:r>
+              <w:rPr>
+                <w:b w:val="0"/>
+                <w:i w:val="0"/>
+                <w:color w:val="64748B"/>
+                <w:sz w:val="16"/>
+              </w:rPr>
+              <w:t>GT-CQ</w:t>
+            </w:r>
+          </w:p>
+        </w:tc>
+        <w:tc>
+          <w:tcPr>
+            <w:tcW w:type="dxa" w:w="4706"/>
+          </w:tcPr>
+          <w:p>
+            <w:r>
+              <w:rPr>
+                <w:b w:val="0"/>
+                <w:i w:val="0"/>
+                <w:sz w:val="17"/>
+              </w:rPr>
+              <w:t>Incohérence!! Le prix de revente de Machette dans cette section 19 ne doit pas être égal 0 même si le ménage l'a reçu en cadeau prière de leurs aider à faire une estimation.</w:t>
+            </w:r>
+          </w:p>
+        </w:tc>
+      </w:tr>
+      <w:tr>
+        <w:tc>
+          <w:tcPr>
+            <w:tcW w:type="dxa" w:w="964"/>
+          </w:tcPr>
+          <w:p>
+            <w:r>
+              <w:rPr>
+                <w:b/>
+                <w:i w:val="0"/>
+                <w:color w:val="DC2626"/>
+                <w:sz w:val="16"/>
+              </w:rPr>
+              <w:t>Haute</w:t>
+            </w:r>
+          </w:p>
+        </w:tc>
+        <w:tc>
+          <w:tcPr>
+            <w:tcW w:type="dxa" w:w="1247"/>
+          </w:tcPr>
+          <w:p>
+            <w:r>
+              <w:rPr>
+                <w:b/>
+                <w:i w:val="0"/>
+                <w:sz w:val="16"/>
+              </w:rPr>
+              <w:t>S19</w:t>
+              <w:br/>
+            </w:r>
+            <w:r>
+              <w:rPr>
+                <w:b w:val="0"/>
+                <w:i w:val="0"/>
+                <w:color w:val="64748B"/>
+                <w:sz w:val="14"/>
+              </w:rPr>
+              <w:t>Entreprises non agricoles</w:t>
+            </w:r>
+          </w:p>
+        </w:tc>
+        <w:tc>
+          <w:tcPr>
+            <w:tcW w:type="dxa" w:w="1531"/>
+          </w:tcPr>
+          <w:p>
+            <w:r>
+              <w:rPr>
+                <w:b/>
+                <w:i w:val="0"/>
+                <w:color w:val="16A34A"/>
+                <w:sz w:val="16"/>
+              </w:rPr>
+              <w:t>s01q02, s02q01__1, s02q02__1, s02q03__1, s02q15, s03q17, s04q28, s04q35d</w:t>
+            </w:r>
+          </w:p>
+        </w:tc>
+        <w:tc>
+          <w:tcPr>
+            <w:tcW w:type="dxa" w:w="1191"/>
+          </w:tcPr>
+          <w:p>
+            <w:r>
+              <w:rPr>
+                <w:b w:val="0"/>
+                <w:i w:val="0"/>
+                <w:color w:val="64748B"/>
+                <w:sz w:val="16"/>
+              </w:rPr>
+              <w:t>GT-CQ</w:t>
+            </w:r>
+          </w:p>
+        </w:tc>
+        <w:tc>
+          <w:tcPr>
+            <w:tcW w:type="dxa" w:w="4706"/>
+          </w:tcPr>
+          <w:p>
+            <w:r>
+              <w:rPr>
+                <w:b w:val="0"/>
+                <w:i w:val="0"/>
+                <w:sz w:val="17"/>
+              </w:rPr>
+              <w:t>Incohérence!! Le prix de revente de Râteau dans cette section 19 ne doit pas être égal 0 même si le ménage l'a reçu en cadeau prière de leurs aider à faire une estimation.</w:t>
+            </w:r>
+          </w:p>
+        </w:tc>
+      </w:tr>
+      <w:tr>
+        <w:tc>
+          <w:tcPr>
+            <w:tcW w:type="dxa" w:w="964"/>
+          </w:tcPr>
+          <w:p>
+            <w:r>
+              <w:rPr>
+                <w:b/>
+                <w:i w:val="0"/>
+                <w:color w:val="DC2626"/>
+                <w:sz w:val="16"/>
+              </w:rPr>
+              <w:t>Haute</w:t>
+            </w:r>
+          </w:p>
+        </w:tc>
+        <w:tc>
+          <w:tcPr>
+            <w:tcW w:type="dxa" w:w="1247"/>
+          </w:tcPr>
+          <w:p>
+            <w:r>
+              <w:rPr>
+                <w:b/>
+                <w:i w:val="0"/>
+                <w:sz w:val="16"/>
+              </w:rPr>
+              <w:t>S19</w:t>
+              <w:br/>
+            </w:r>
+            <w:r>
+              <w:rPr>
+                <w:b w:val="0"/>
+                <w:i w:val="0"/>
+                <w:color w:val="64748B"/>
+                <w:sz w:val="14"/>
+              </w:rPr>
+              <w:t>Entreprises non agricoles</w:t>
+            </w:r>
+          </w:p>
+        </w:tc>
+        <w:tc>
+          <w:tcPr>
+            <w:tcW w:type="dxa" w:w="1531"/>
+          </w:tcPr>
+          <w:p>
+            <w:r>
+              <w:rPr>
+                <w:b/>
+                <w:i w:val="0"/>
+                <w:color w:val="16A34A"/>
+                <w:sz w:val="16"/>
+              </w:rPr>
+              <w:t>s01q02, s02q01__1, s02q02__1, s02q03__1, s02q15, s03q17, s04q28, s04q35d</w:t>
+            </w:r>
+          </w:p>
+        </w:tc>
+        <w:tc>
+          <w:tcPr>
+            <w:tcW w:type="dxa" w:w="1191"/>
+          </w:tcPr>
+          <w:p>
+            <w:r>
+              <w:rPr>
+                <w:b w:val="0"/>
+                <w:i w:val="0"/>
+                <w:color w:val="64748B"/>
+                <w:sz w:val="16"/>
+              </w:rPr>
+              <w:t>GT-CQ</w:t>
+            </w:r>
+          </w:p>
+        </w:tc>
+        <w:tc>
+          <w:tcPr>
+            <w:tcW w:type="dxa" w:w="4706"/>
+          </w:tcPr>
+          <w:p>
+            <w:r>
+              <w:rPr>
+                <w:b w:val="0"/>
+                <w:i w:val="0"/>
+                <w:sz w:val="17"/>
+              </w:rPr>
+              <w:t>Incohérence!! Le prix de revente de Semoir dans cette section 19 ne doit pas être égal 0 même si le ménage l'a reçu en cadeau prière de leurs aider à faire une estimation.</w:t>
+            </w:r>
+          </w:p>
+        </w:tc>
+      </w:tr>
+      <w:tr>
+        <w:tc>
+          <w:tcPr>
+            <w:tcW w:type="dxa" w:w="964"/>
+          </w:tcPr>
+          <w:p>
+            <w:r>
+              <w:rPr>
+                <w:b/>
+                <w:i w:val="0"/>
+                <w:color w:val="EA580C"/>
+                <w:sz w:val="16"/>
+              </w:rPr>
+              <w:t>Moyenne</w:t>
+            </w:r>
+          </w:p>
+        </w:tc>
+        <w:tc>
+          <w:tcPr>
+            <w:tcW w:type="dxa" w:w="1247"/>
+          </w:tcPr>
+          <w:p>
+            <w:r>
+              <w:rPr>
+                <w:b/>
+                <w:i w:val="0"/>
+                <w:sz w:val="16"/>
+              </w:rPr>
+              <w:t>S00</w:t>
+              <w:br/>
+            </w:r>
+            <w:r>
+              <w:rPr>
+                <w:b w:val="0"/>
+                <w:i w:val="0"/>
+                <w:color w:val="64748B"/>
+                <w:sz w:val="14"/>
+              </w:rPr>
+              <w:t>Identification</w:t>
+            </w:r>
+          </w:p>
+        </w:tc>
+        <w:tc>
+          <w:tcPr>
+            <w:tcW w:type="dxa" w:w="1531"/>
+          </w:tcPr>
+          <w:p>
+            <w:r>
+              <w:rPr>
+                <w:b/>
+                <w:i w:val="0"/>
+                <w:color w:val="16A34A"/>
+                <w:sz w:val="16"/>
+              </w:rPr>
+              <w:t>s00q27</w:t>
+            </w:r>
+          </w:p>
+        </w:tc>
+        <w:tc>
+          <w:tcPr>
+            <w:tcW w:type="dxa" w:w="1191"/>
+          </w:tcPr>
+          <w:p>
+            <w:r>
+              <w:rPr>
+                <w:b w:val="0"/>
+                <w:i w:val="0"/>
+                <w:color w:val="64748B"/>
+                <w:sz w:val="16"/>
+              </w:rPr>
+              <w:t>GT-CQ</w:t>
+            </w:r>
+          </w:p>
+        </w:tc>
+        <w:tc>
+          <w:tcPr>
+            <w:tcW w:type="dxa" w:w="4706"/>
+          </w:tcPr>
+          <w:p>
+            <w:r>
+              <w:rPr>
+                <w:b w:val="0"/>
+                <w:i w:val="0"/>
+                <w:sz w:val="17"/>
+              </w:rPr>
+              <w:t>Le questionnaire semble ne pas être complètement fini mais le questionnaire est en statut complet, prière de compléter le questionnaire.</w:t>
+            </w:r>
+          </w:p>
+        </w:tc>
+      </w:tr>
+      <w:tr>
+        <w:tc>
+          <w:tcPr>
+            <w:tcW w:type="dxa" w:w="964"/>
+          </w:tcPr>
+          <w:p>
+            <w:r>
+              <w:rPr>
+                <w:b/>
+                <w:i w:val="0"/>
+                <w:color w:val="EA580C"/>
+                <w:sz w:val="16"/>
+              </w:rPr>
+              <w:t>Moyenne</w:t>
+            </w:r>
+          </w:p>
+        </w:tc>
+        <w:tc>
+          <w:tcPr>
+            <w:tcW w:type="dxa" w:w="1247"/>
+          </w:tcPr>
+          <w:p>
+            <w:r>
+              <w:rPr>
+                <w:b/>
+                <w:i w:val="0"/>
+                <w:sz w:val="16"/>
+              </w:rPr>
+              <w:t>S00</w:t>
+              <w:br/>
+            </w:r>
+            <w:r>
+              <w:rPr>
+                <w:b w:val="0"/>
+                <w:i w:val="0"/>
+                <w:color w:val="64748B"/>
+                <w:sz w:val="14"/>
+              </w:rPr>
+              <w:t>Identification</w:t>
+            </w:r>
+          </w:p>
+        </w:tc>
+        <w:tc>
+          <w:tcPr>
+            <w:tcW w:type="dxa" w:w="1531"/>
+          </w:tcPr>
+          <w:p>
+            <w:r>
+              <w:rPr>
+                <w:b/>
+                <w:i w:val="0"/>
+                <w:color w:val="16A34A"/>
+                <w:sz w:val="16"/>
+              </w:rPr>
+              <w:t>—</w:t>
+            </w:r>
+          </w:p>
+        </w:tc>
+        <w:tc>
+          <w:tcPr>
+            <w:tcW w:type="dxa" w:w="1191"/>
+          </w:tcPr>
+          <w:p>
+            <w:r>
+              <w:rPr>
+                <w:b w:val="0"/>
+                <w:i w:val="0"/>
+                <w:color w:val="64748B"/>
+                <w:sz w:val="16"/>
+              </w:rPr>
+              <w:t>GT-CQ</w:t>
+            </w:r>
+          </w:p>
+        </w:tc>
+        <w:tc>
+          <w:tcPr>
+            <w:tcW w:type="dxa" w:w="4706"/>
+          </w:tcPr>
+          <w:p>
+            <w:r>
+              <w:rPr>
+                <w:b w:val="0"/>
+                <w:i w:val="0"/>
+                <w:sz w:val="17"/>
+              </w:rPr>
+              <w:t>L'adresse ou la localisation du ménage doit être bien renseignée, ne doit pas contenir des numéros de téléphone et elle semble courte pour être une adresse.</w:t>
+            </w:r>
+          </w:p>
+        </w:tc>
+      </w:tr>
+      <w:tr>
+        <w:tc>
+          <w:tcPr>
+            <w:tcW w:type="dxa" w:w="964"/>
+          </w:tcPr>
+          <w:p>
+            <w:r>
+              <w:rPr>
+                <w:b/>
+                <w:i w:val="0"/>
+                <w:color w:val="EA580C"/>
+                <w:sz w:val="16"/>
+              </w:rPr>
+              <w:t>Moyenne</w:t>
+            </w:r>
+          </w:p>
+        </w:tc>
+        <w:tc>
+          <w:tcPr>
+            <w:tcW w:type="dxa" w:w="1247"/>
+          </w:tcPr>
+          <w:p>
+            <w:r>
+              <w:rPr>
+                <w:b/>
+                <w:i w:val="0"/>
+                <w:sz w:val="16"/>
+              </w:rPr>
+              <w:t>S00</w:t>
+              <w:br/>
+            </w:r>
+            <w:r>
+              <w:rPr>
+                <w:b w:val="0"/>
+                <w:i w:val="0"/>
+                <w:color w:val="64748B"/>
+                <w:sz w:val="14"/>
+              </w:rPr>
+              <w:t>Identification</w:t>
+            </w:r>
+          </w:p>
+        </w:tc>
+        <w:tc>
+          <w:tcPr>
+            <w:tcW w:type="dxa" w:w="1531"/>
+          </w:tcPr>
+          <w:p>
+            <w:r>
+              <w:rPr>
+                <w:b/>
+                <w:i w:val="0"/>
+                <w:color w:val="16A34A"/>
+                <w:sz w:val="16"/>
+              </w:rPr>
+              <w:t>—</w:t>
+            </w:r>
+          </w:p>
+        </w:tc>
+        <w:tc>
+          <w:tcPr>
+            <w:tcW w:type="dxa" w:w="1191"/>
+          </w:tcPr>
+          <w:p>
+            <w:r>
+              <w:rPr>
+                <w:b w:val="0"/>
+                <w:i w:val="0"/>
+                <w:color w:val="64748B"/>
+                <w:sz w:val="16"/>
+              </w:rPr>
+              <w:t>GT-CQ</w:t>
+            </w:r>
+          </w:p>
+        </w:tc>
+        <w:tc>
+          <w:tcPr>
+            <w:tcW w:type="dxa" w:w="4706"/>
+          </w:tcPr>
+          <w:p>
+            <w:r>
+              <w:rPr>
+                <w:b w:val="0"/>
+                <w:i w:val="0"/>
+                <w:sz w:val="17"/>
+              </w:rPr>
+              <w:t>Prière de renseigner la bonne adresse.</w:t>
+            </w:r>
+          </w:p>
+        </w:tc>
+      </w:tr>
+      <w:tr>
+        <w:tc>
+          <w:tcPr>
+            <w:tcW w:type="dxa" w:w="964"/>
+          </w:tcPr>
+          <w:p>
+            <w:r>
+              <w:rPr>
+                <w:b/>
+                <w:i w:val="0"/>
+                <w:color w:val="EA580C"/>
+                <w:sz w:val="16"/>
+              </w:rPr>
+              <w:t>Moyenne</w:t>
+            </w:r>
+          </w:p>
+        </w:tc>
+        <w:tc>
+          <w:tcPr>
+            <w:tcW w:type="dxa" w:w="1247"/>
+          </w:tcPr>
+          <w:p>
+            <w:r>
+              <w:rPr>
+                <w:b/>
+                <w:i w:val="0"/>
+                <w:sz w:val="16"/>
+              </w:rPr>
+              <w:t>S01</w:t>
+              <w:br/>
+            </w:r>
+            <w:r>
+              <w:rPr>
+                <w:b w:val="0"/>
+                <w:i w:val="0"/>
+                <w:color w:val="64748B"/>
+                <w:sz w:val="14"/>
+              </w:rPr>
+              <w:t>Démographie</w:t>
+            </w:r>
+          </w:p>
+        </w:tc>
+        <w:tc>
+          <w:tcPr>
+            <w:tcW w:type="dxa" w:w="1531"/>
+          </w:tcPr>
+          <w:p>
+            <w:r>
+              <w:rPr>
+                <w:b/>
+                <w:i w:val="0"/>
+                <w:color w:val="16A34A"/>
+                <w:sz w:val="16"/>
+              </w:rPr>
+              <w:t>—</w:t>
+            </w:r>
+          </w:p>
+        </w:tc>
+        <w:tc>
+          <w:tcPr>
+            <w:tcW w:type="dxa" w:w="1191"/>
+          </w:tcPr>
+          <w:p>
+            <w:r>
+              <w:rPr>
+                <w:b w:val="0"/>
+                <w:i w:val="0"/>
+                <w:color w:val="64748B"/>
+                <w:sz w:val="16"/>
+              </w:rPr>
+              <w:t>GT-CQ</w:t>
+            </w:r>
+          </w:p>
+        </w:tc>
+        <w:tc>
+          <w:tcPr>
+            <w:tcW w:type="dxa" w:w="4706"/>
+          </w:tcPr>
+          <w:p>
+            <w:r>
+              <w:rPr>
+                <w:b w:val="0"/>
+                <w:i w:val="0"/>
+                <w:sz w:val="17"/>
+              </w:rPr>
+              <w:t>Prière de verifier l'information donnée par MAME GOR TINE ou corriger au niveau de la section 1.</w:t>
+            </w:r>
+          </w:p>
+        </w:tc>
+      </w:tr>
+      <w:tr>
+        <w:tc>
+          <w:tcPr>
+            <w:tcW w:type="dxa" w:w="964"/>
+          </w:tcPr>
+          <w:p>
+            <w:r>
+              <w:rPr>
+                <w:b/>
+                <w:i w:val="0"/>
+                <w:color w:val="EA580C"/>
+                <w:sz w:val="16"/>
+              </w:rPr>
+              <w:t>Moyenne</w:t>
+            </w:r>
+          </w:p>
+        </w:tc>
+        <w:tc>
+          <w:tcPr>
+            <w:tcW w:type="dxa" w:w="1247"/>
+          </w:tcPr>
+          <w:p>
+            <w:r>
+              <w:rPr>
+                <w:b/>
+                <w:i w:val="0"/>
+                <w:sz w:val="16"/>
+              </w:rPr>
+              <w:t>S01</w:t>
+              <w:br/>
+            </w:r>
+            <w:r>
+              <w:rPr>
+                <w:b w:val="0"/>
+                <w:i w:val="0"/>
+                <w:color w:val="64748B"/>
+                <w:sz w:val="14"/>
+              </w:rPr>
+              <w:t>Démographie</w:t>
+            </w:r>
+          </w:p>
+        </w:tc>
+        <w:tc>
+          <w:tcPr>
+            <w:tcW w:type="dxa" w:w="1531"/>
+          </w:tcPr>
+          <w:p>
+            <w:r>
+              <w:rPr>
+                <w:b/>
+                <w:i w:val="0"/>
+                <w:color w:val="16A34A"/>
+                <w:sz w:val="16"/>
+              </w:rPr>
+              <w:t>—</w:t>
+            </w:r>
+          </w:p>
+        </w:tc>
+        <w:tc>
+          <w:tcPr>
+            <w:tcW w:type="dxa" w:w="1191"/>
+          </w:tcPr>
+          <w:p>
+            <w:r>
+              <w:rPr>
+                <w:b w:val="0"/>
+                <w:i w:val="0"/>
+                <w:color w:val="64748B"/>
+                <w:sz w:val="16"/>
+              </w:rPr>
+              <w:t>GT-CQ</w:t>
+            </w:r>
+          </w:p>
+        </w:tc>
+        <w:tc>
+          <w:tcPr>
+            <w:tcW w:type="dxa" w:w="4706"/>
+          </w:tcPr>
+          <w:p>
+            <w:r>
+              <w:rPr>
+                <w:b w:val="0"/>
+                <w:i w:val="0"/>
+                <w:sz w:val="17"/>
+              </w:rPr>
+              <w:t>Prière de verifier l'information donnée par PAPE TINE ou corriger au niveau de la section 1.</w:t>
+            </w:r>
+          </w:p>
+        </w:tc>
+      </w:tr>
+      <w:tr>
+        <w:tc>
+          <w:tcPr>
+            <w:tcW w:type="dxa" w:w="964"/>
+          </w:tcPr>
+          <w:p>
+            <w:r>
+              <w:rPr>
+                <w:b/>
+                <w:i w:val="0"/>
+                <w:color w:val="EA580C"/>
+                <w:sz w:val="16"/>
+              </w:rPr>
+              <w:t>Moyenne</w:t>
+            </w:r>
+          </w:p>
+        </w:tc>
+        <w:tc>
+          <w:tcPr>
+            <w:tcW w:type="dxa" w:w="1247"/>
+          </w:tcPr>
+          <w:p>
+            <w:r>
+              <w:rPr>
+                <w:b/>
+                <w:i w:val="0"/>
+                <w:sz w:val="16"/>
+              </w:rPr>
+              <w:t>S01</w:t>
+              <w:br/>
+            </w:r>
+            <w:r>
+              <w:rPr>
+                <w:b w:val="0"/>
+                <w:i w:val="0"/>
+                <w:color w:val="64748B"/>
+                <w:sz w:val="14"/>
+              </w:rPr>
+              <w:t>Démographie</w:t>
+            </w:r>
+          </w:p>
+        </w:tc>
+        <w:tc>
+          <w:tcPr>
+            <w:tcW w:type="dxa" w:w="1531"/>
+          </w:tcPr>
+          <w:p>
+            <w:r>
+              <w:rPr>
+                <w:b/>
+                <w:i w:val="0"/>
+                <w:color w:val="16A34A"/>
+                <w:sz w:val="16"/>
+              </w:rPr>
+              <w:t>—</w:t>
+            </w:r>
+          </w:p>
+        </w:tc>
+        <w:tc>
+          <w:tcPr>
+            <w:tcW w:type="dxa" w:w="1191"/>
+          </w:tcPr>
+          <w:p>
+            <w:r>
+              <w:rPr>
+                <w:b w:val="0"/>
+                <w:i w:val="0"/>
+                <w:color w:val="64748B"/>
+                <w:sz w:val="16"/>
+              </w:rPr>
+              <w:t>GT-CQ</w:t>
+            </w:r>
+          </w:p>
+        </w:tc>
+        <w:tc>
+          <w:tcPr>
+            <w:tcW w:type="dxa" w:w="4706"/>
+          </w:tcPr>
+          <w:p>
+            <w:r>
+              <w:rPr>
+                <w:b w:val="0"/>
+                <w:i w:val="0"/>
+                <w:sz w:val="17"/>
+              </w:rPr>
+              <w:t>Prière de verifier l'information donnée par SAMBA TINE ou corriger au niveau de la section 1.</w:t>
+            </w:r>
+          </w:p>
+        </w:tc>
+      </w:tr>
+      <w:tr>
+        <w:tc>
+          <w:tcPr>
+            <w:tcW w:type="dxa" w:w="964"/>
+          </w:tcPr>
+          <w:p>
+            <w:r>
+              <w:rPr>
+                <w:b/>
+                <w:i w:val="0"/>
+                <w:color w:val="EA580C"/>
+                <w:sz w:val="16"/>
+              </w:rPr>
+              <w:t>Moyenne</w:t>
+            </w:r>
+          </w:p>
+        </w:tc>
+        <w:tc>
+          <w:tcPr>
+            <w:tcW w:type="dxa" w:w="1247"/>
+          </w:tcPr>
+          <w:p>
+            <w:r>
+              <w:rPr>
+                <w:b/>
+                <w:i w:val="0"/>
+                <w:sz w:val="16"/>
+              </w:rPr>
+              <w:t>S01</w:t>
+              <w:br/>
+            </w:r>
+            <w:r>
+              <w:rPr>
+                <w:b w:val="0"/>
+                <w:i w:val="0"/>
+                <w:color w:val="64748B"/>
+                <w:sz w:val="14"/>
+              </w:rPr>
+              <w:t>Démographie</w:t>
+            </w:r>
+          </w:p>
+        </w:tc>
+        <w:tc>
+          <w:tcPr>
+            <w:tcW w:type="dxa" w:w="1531"/>
+          </w:tcPr>
+          <w:p>
+            <w:r>
+              <w:rPr>
+                <w:b/>
+                <w:i w:val="0"/>
+                <w:color w:val="16A34A"/>
+                <w:sz w:val="16"/>
+              </w:rPr>
+              <w:t>s01q10_1</w:t>
+            </w:r>
+          </w:p>
+        </w:tc>
+        <w:tc>
+          <w:tcPr>
+            <w:tcW w:type="dxa" w:w="1191"/>
+          </w:tcPr>
+          <w:p>
+            <w:r>
+              <w:rPr>
+                <w:b w:val="0"/>
+                <w:i w:val="0"/>
+                <w:color w:val="64748B"/>
+                <w:sz w:val="16"/>
+              </w:rPr>
+              <w:t>GT-CQ</w:t>
+            </w:r>
+          </w:p>
+        </w:tc>
+        <w:tc>
+          <w:tcPr>
+            <w:tcW w:type="dxa" w:w="4706"/>
+          </w:tcPr>
+          <w:p>
+            <w:r>
+              <w:rPr>
+                <w:b w:val="0"/>
+                <w:i w:val="0"/>
+                <w:sz w:val="17"/>
+              </w:rPr>
+              <w:t>La taille du ménage lors de l'enquête principale (9) de ce ménage est inférieur à la taille du denombrement (11), prière de fournir des explications concrètes ou aller revisiter le ménage.</w:t>
+            </w:r>
+          </w:p>
+        </w:tc>
+      </w:tr>
+      <w:tr>
+        <w:tc>
+          <w:tcPr>
+            <w:tcW w:type="dxa" w:w="964"/>
+          </w:tcPr>
+          <w:p>
+            <w:r>
+              <w:rPr>
+                <w:b/>
+                <w:i w:val="0"/>
+                <w:color w:val="EA580C"/>
+                <w:sz w:val="16"/>
+              </w:rPr>
+              <w:t>Moyenne</w:t>
+            </w:r>
+          </w:p>
+        </w:tc>
+        <w:tc>
+          <w:tcPr>
+            <w:tcW w:type="dxa" w:w="1247"/>
+          </w:tcPr>
+          <w:p>
+            <w:r>
+              <w:rPr>
+                <w:b/>
+                <w:i w:val="0"/>
+                <w:sz w:val="16"/>
+              </w:rPr>
               <w:t>S02</w:t>
               <w:br/>
             </w:r>
@@ -1084,7 +2794,7 @@
                 <w:color w:val="16A34A"/>
                 <w:sz w:val="16"/>
               </w:rPr>
-              <w:t>s02q33, s01q00b</w:t>
+              <w:t>—</w:t>
             </w:r>
           </w:p>
         </w:tc>
@@ -1115,7 +2825,7 @@
                 <w:i w:val="0"/>
                 <w:sz w:val="17"/>
               </w:rPr>
-              <w:t>Incoherent!!! La dernière fois que Fatou MBODJI SENE a  fréquenté l'école est 9999.</w:t>
+              <w:t>Prière de vous adresser à Fatou MBODJI SENE pour avoir l'année exacte.</w:t>
             </w:r>
           </w:p>
         </w:tc>
@@ -1130,10 +2840,1450 @@
               <w:rPr>
                 <w:b/>
                 <w:i w:val="0"/>
-                <w:color w:val="DC2626"/>
-                <w:sz w:val="16"/>
-              </w:rPr>
-              <w:t>Haute</w:t>
+                <w:color w:val="EA580C"/>
+                <w:sz w:val="16"/>
+              </w:rPr>
+              <w:t>Moyenne</w:t>
+            </w:r>
+          </w:p>
+        </w:tc>
+        <w:tc>
+          <w:tcPr>
+            <w:tcW w:type="dxa" w:w="1247"/>
+          </w:tcPr>
+          <w:p>
+            <w:r>
+              <w:rPr>
+                <w:b/>
+                <w:i w:val="0"/>
+                <w:sz w:val="16"/>
+              </w:rPr>
+              <w:t>S02</w:t>
+              <w:br/>
+            </w:r>
+            <w:r>
+              <w:rPr>
+                <w:b w:val="0"/>
+                <w:i w:val="0"/>
+                <w:color w:val="64748B"/>
+                <w:sz w:val="14"/>
+              </w:rPr>
+              <w:t>Éducation</w:t>
+            </w:r>
+          </w:p>
+        </w:tc>
+        <w:tc>
+          <w:tcPr>
+            <w:tcW w:type="dxa" w:w="1531"/>
+          </w:tcPr>
+          <w:p>
+            <w:r>
+              <w:rPr>
+                <w:b/>
+                <w:i w:val="0"/>
+                <w:color w:val="16A34A"/>
+                <w:sz w:val="16"/>
+              </w:rPr>
+              <w:t>—</w:t>
+            </w:r>
+          </w:p>
+        </w:tc>
+        <w:tc>
+          <w:tcPr>
+            <w:tcW w:type="dxa" w:w="1191"/>
+          </w:tcPr>
+          <w:p>
+            <w:r>
+              <w:rPr>
+                <w:b w:val="0"/>
+                <w:i w:val="0"/>
+                <w:color w:val="64748B"/>
+                <w:sz w:val="16"/>
+              </w:rPr>
+              <w:t>GT-CQ</w:t>
+            </w:r>
+          </w:p>
+        </w:tc>
+        <w:tc>
+          <w:tcPr>
+            <w:tcW w:type="dxa" w:w="4706"/>
+          </w:tcPr>
+          <w:p>
+            <w:r>
+              <w:rPr>
+                <w:b w:val="0"/>
+                <w:i w:val="0"/>
+                <w:sz w:val="17"/>
+              </w:rPr>
+              <w:t>Le montant des autres depenses (350 FCFA) pour l'année scolaire de MAME GOR TINE qui fréquente 1ére année de Primaire semble faible.</w:t>
+            </w:r>
+          </w:p>
+        </w:tc>
+      </w:tr>
+      <w:tr>
+        <w:tc>
+          <w:tcPr>
+            <w:tcW w:type="dxa" w:w="964"/>
+          </w:tcPr>
+          <w:p>
+            <w:r>
+              <w:rPr>
+                <w:b/>
+                <w:i w:val="0"/>
+                <w:color w:val="EA580C"/>
+                <w:sz w:val="16"/>
+              </w:rPr>
+              <w:t>Moyenne</w:t>
+            </w:r>
+          </w:p>
+        </w:tc>
+        <w:tc>
+          <w:tcPr>
+            <w:tcW w:type="dxa" w:w="1247"/>
+          </w:tcPr>
+          <w:p>
+            <w:r>
+              <w:rPr>
+                <w:b/>
+                <w:i w:val="0"/>
+                <w:sz w:val="16"/>
+              </w:rPr>
+              <w:t>S02</w:t>
+              <w:br/>
+            </w:r>
+            <w:r>
+              <w:rPr>
+                <w:b w:val="0"/>
+                <w:i w:val="0"/>
+                <w:color w:val="64748B"/>
+                <w:sz w:val="14"/>
+              </w:rPr>
+              <w:t>Éducation</w:t>
+            </w:r>
+          </w:p>
+        </w:tc>
+        <w:tc>
+          <w:tcPr>
+            <w:tcW w:type="dxa" w:w="1531"/>
+          </w:tcPr>
+          <w:p>
+            <w:r>
+              <w:rPr>
+                <w:b/>
+                <w:i w:val="0"/>
+                <w:color w:val="16A34A"/>
+                <w:sz w:val="16"/>
+              </w:rPr>
+              <w:t>—</w:t>
+            </w:r>
+          </w:p>
+        </w:tc>
+        <w:tc>
+          <w:tcPr>
+            <w:tcW w:type="dxa" w:w="1191"/>
+          </w:tcPr>
+          <w:p>
+            <w:r>
+              <w:rPr>
+                <w:b w:val="0"/>
+                <w:i w:val="0"/>
+                <w:color w:val="64748B"/>
+                <w:sz w:val="16"/>
+              </w:rPr>
+              <w:t>GT-CQ</w:t>
+            </w:r>
+          </w:p>
+        </w:tc>
+        <w:tc>
+          <w:tcPr>
+            <w:tcW w:type="dxa" w:w="4706"/>
+          </w:tcPr>
+          <w:p>
+            <w:r>
+              <w:rPr>
+                <w:b w:val="0"/>
+                <w:i w:val="0"/>
+                <w:sz w:val="17"/>
+              </w:rPr>
+              <w:t>Veuillez, s'il vous plait, confirmer ces informations avec le QG ou apporter les corrections nécessaires.</w:t>
+            </w:r>
+          </w:p>
+        </w:tc>
+      </w:tr>
+      <w:tr>
+        <w:tc>
+          <w:tcPr>
+            <w:tcW w:type="dxa" w:w="964"/>
+          </w:tcPr>
+          <w:p>
+            <w:r>
+              <w:rPr>
+                <w:b/>
+                <w:i w:val="0"/>
+                <w:color w:val="EA580C"/>
+                <w:sz w:val="16"/>
+              </w:rPr>
+              <w:t>Moyenne</w:t>
+            </w:r>
+          </w:p>
+        </w:tc>
+        <w:tc>
+          <w:tcPr>
+            <w:tcW w:type="dxa" w:w="1247"/>
+          </w:tcPr>
+          <w:p>
+            <w:r>
+              <w:rPr>
+                <w:b/>
+                <w:i w:val="0"/>
+                <w:sz w:val="16"/>
+              </w:rPr>
+              <w:t>S02</w:t>
+              <w:br/>
+            </w:r>
+            <w:r>
+              <w:rPr>
+                <w:b w:val="0"/>
+                <w:i w:val="0"/>
+                <w:color w:val="64748B"/>
+                <w:sz w:val="14"/>
+              </w:rPr>
+              <w:t>Éducation</w:t>
+            </w:r>
+          </w:p>
+        </w:tc>
+        <w:tc>
+          <w:tcPr>
+            <w:tcW w:type="dxa" w:w="1531"/>
+          </w:tcPr>
+          <w:p>
+            <w:r>
+              <w:rPr>
+                <w:b/>
+                <w:i w:val="0"/>
+                <w:color w:val="16A34A"/>
+                <w:sz w:val="16"/>
+              </w:rPr>
+              <w:t>—</w:t>
+            </w:r>
+          </w:p>
+        </w:tc>
+        <w:tc>
+          <w:tcPr>
+            <w:tcW w:type="dxa" w:w="1191"/>
+          </w:tcPr>
+          <w:p>
+            <w:r>
+              <w:rPr>
+                <w:b w:val="0"/>
+                <w:i w:val="0"/>
+                <w:color w:val="64748B"/>
+                <w:sz w:val="16"/>
+              </w:rPr>
+              <w:t>GT-CQ</w:t>
+            </w:r>
+          </w:p>
+        </w:tc>
+        <w:tc>
+          <w:tcPr>
+            <w:tcW w:type="dxa" w:w="4706"/>
+          </w:tcPr>
+          <w:p>
+            <w:r>
+              <w:rPr>
+                <w:b w:val="0"/>
+                <w:i w:val="0"/>
+                <w:sz w:val="17"/>
+              </w:rPr>
+              <w:t>Le montant des autres depenses (350 FCFA) pour l'année scolaire de PAPE TINE qui fréquente 1ére année de Primaire semble faible.</w:t>
+            </w:r>
+          </w:p>
+        </w:tc>
+      </w:tr>
+      <w:tr>
+        <w:tc>
+          <w:tcPr>
+            <w:tcW w:type="dxa" w:w="964"/>
+          </w:tcPr>
+          <w:p>
+            <w:r>
+              <w:rPr>
+                <w:b/>
+                <w:i w:val="0"/>
+                <w:color w:val="EA580C"/>
+                <w:sz w:val="16"/>
+              </w:rPr>
+              <w:t>Moyenne</w:t>
+            </w:r>
+          </w:p>
+        </w:tc>
+        <w:tc>
+          <w:tcPr>
+            <w:tcW w:type="dxa" w:w="1247"/>
+          </w:tcPr>
+          <w:p>
+            <w:r>
+              <w:rPr>
+                <w:b/>
+                <w:i w:val="0"/>
+                <w:sz w:val="16"/>
+              </w:rPr>
+              <w:t>S03</w:t>
+              <w:br/>
+            </w:r>
+            <w:r>
+              <w:rPr>
+                <w:b w:val="0"/>
+                <w:i w:val="0"/>
+                <w:color w:val="64748B"/>
+                <w:sz w:val="14"/>
+              </w:rPr>
+              <w:t>Santé</w:t>
+            </w:r>
+          </w:p>
+        </w:tc>
+        <w:tc>
+          <w:tcPr>
+            <w:tcW w:type="dxa" w:w="1531"/>
+          </w:tcPr>
+          <w:p>
+            <w:r>
+              <w:rPr>
+                <w:b/>
+                <w:i w:val="0"/>
+                <w:color w:val="16A34A"/>
+                <w:sz w:val="16"/>
+              </w:rPr>
+              <w:t>s01q10, s02q30, s02q34, s03q50, s01q00b</w:t>
+            </w:r>
+          </w:p>
+        </w:tc>
+        <w:tc>
+          <w:tcPr>
+            <w:tcW w:type="dxa" w:w="1191"/>
+          </w:tcPr>
+          <w:p>
+            <w:r>
+              <w:rPr>
+                <w:b w:val="0"/>
+                <w:i w:val="0"/>
+                <w:color w:val="64748B"/>
+                <w:sz w:val="16"/>
+              </w:rPr>
+              <w:t>GT-CQ</w:t>
+            </w:r>
+          </w:p>
+        </w:tc>
+        <w:tc>
+          <w:tcPr>
+            <w:tcW w:type="dxa" w:w="4706"/>
+          </w:tcPr>
+          <w:p>
+            <w:r>
+              <w:rPr>
+                <w:b w:val="0"/>
+                <w:i w:val="0"/>
+                <w:sz w:val="17"/>
+              </w:rPr>
+              <w:t>Le montant(75000 FCFA) des dépenses liées à l'accouchement de YANDE TINE est élevé, prière de corriger.</w:t>
+            </w:r>
+          </w:p>
+        </w:tc>
+      </w:tr>
+      <w:tr>
+        <w:tc>
+          <w:tcPr>
+            <w:tcW w:type="dxa" w:w="964"/>
+          </w:tcPr>
+          <w:p>
+            <w:r>
+              <w:rPr>
+                <w:b/>
+                <w:i w:val="0"/>
+                <w:color w:val="EA580C"/>
+                <w:sz w:val="16"/>
+              </w:rPr>
+              <w:t>Moyenne</w:t>
+            </w:r>
+          </w:p>
+        </w:tc>
+        <w:tc>
+          <w:tcPr>
+            <w:tcW w:type="dxa" w:w="1247"/>
+          </w:tcPr>
+          <w:p>
+            <w:r>
+              <w:rPr>
+                <w:b/>
+                <w:i w:val="0"/>
+                <w:sz w:val="16"/>
+              </w:rPr>
+              <w:t>S03</w:t>
+              <w:br/>
+            </w:r>
+            <w:r>
+              <w:rPr>
+                <w:b w:val="0"/>
+                <w:i w:val="0"/>
+                <w:color w:val="64748B"/>
+                <w:sz w:val="14"/>
+              </w:rPr>
+              <w:t>Santé</w:t>
+            </w:r>
+          </w:p>
+        </w:tc>
+        <w:tc>
+          <w:tcPr>
+            <w:tcW w:type="dxa" w:w="1531"/>
+          </w:tcPr>
+          <w:p>
+            <w:r>
+              <w:rPr>
+                <w:b/>
+                <w:i w:val="0"/>
+                <w:color w:val="16A34A"/>
+                <w:sz w:val="16"/>
+              </w:rPr>
+              <w:t>s00q07a, s01q54a, s01q54b, s02q20, s02q21, s03q53, s01q00b</w:t>
+            </w:r>
+          </w:p>
+        </w:tc>
+        <w:tc>
+          <w:tcPr>
+            <w:tcW w:type="dxa" w:w="1191"/>
+          </w:tcPr>
+          <w:p>
+            <w:r>
+              <w:rPr>
+                <w:b w:val="0"/>
+                <w:i w:val="0"/>
+                <w:color w:val="64748B"/>
+                <w:sz w:val="16"/>
+              </w:rPr>
+              <w:t>GT-CQ</w:t>
+            </w:r>
+          </w:p>
+        </w:tc>
+        <w:tc>
+          <w:tcPr>
+            <w:tcW w:type="dxa" w:w="4706"/>
+          </w:tcPr>
+          <w:p>
+            <w:r>
+              <w:rPr>
+                <w:b w:val="0"/>
+                <w:i w:val="0"/>
+                <w:sz w:val="17"/>
+              </w:rPr>
+              <w:t>Le montant(20000 FCFA) des dépenses pour chaque visite prénatale de YANDE TINE semble faible (voir nul) ou élevé, prière de corriger.</w:t>
+            </w:r>
+          </w:p>
+        </w:tc>
+      </w:tr>
+      <w:tr>
+        <w:tc>
+          <w:tcPr>
+            <w:tcW w:type="dxa" w:w="964"/>
+          </w:tcPr>
+          <w:p>
+            <w:r>
+              <w:rPr>
+                <w:b/>
+                <w:i w:val="0"/>
+                <w:color w:val="EA580C"/>
+                <w:sz w:val="16"/>
+              </w:rPr>
+              <w:t>Moyenne</w:t>
+            </w:r>
+          </w:p>
+        </w:tc>
+        <w:tc>
+          <w:tcPr>
+            <w:tcW w:type="dxa" w:w="1247"/>
+          </w:tcPr>
+          <w:p>
+            <w:r>
+              <w:rPr>
+                <w:b/>
+                <w:i w:val="0"/>
+                <w:sz w:val="16"/>
+              </w:rPr>
+              <w:t>S03</w:t>
+              <w:br/>
+            </w:r>
+            <w:r>
+              <w:rPr>
+                <w:b w:val="0"/>
+                <w:i w:val="0"/>
+                <w:color w:val="64748B"/>
+                <w:sz w:val="14"/>
+              </w:rPr>
+              <w:t>Santé</w:t>
+            </w:r>
+          </w:p>
+        </w:tc>
+        <w:tc>
+          <w:tcPr>
+            <w:tcW w:type="dxa" w:w="1531"/>
+          </w:tcPr>
+          <w:p>
+            <w:r>
+              <w:rPr>
+                <w:b/>
+                <w:i w:val="0"/>
+                <w:color w:val="16A34A"/>
+                <w:sz w:val="16"/>
+              </w:rPr>
+              <w:t>s01q41a, s02q20, s02q22, s03q07, s03q02, s01q00b, s03q02_autre</w:t>
+            </w:r>
+          </w:p>
+        </w:tc>
+        <w:tc>
+          <w:tcPr>
+            <w:tcW w:type="dxa" w:w="1191"/>
+          </w:tcPr>
+          <w:p>
+            <w:r>
+              <w:rPr>
+                <w:b w:val="0"/>
+                <w:i w:val="0"/>
+                <w:color w:val="64748B"/>
+                <w:sz w:val="16"/>
+              </w:rPr>
+              <w:t>GT-CQ</w:t>
+            </w:r>
+          </w:p>
+        </w:tc>
+        <w:tc>
+          <w:tcPr>
+            <w:tcW w:type="dxa" w:w="4706"/>
+          </w:tcPr>
+          <w:p>
+            <w:r>
+              <w:rPr>
+                <w:b w:val="0"/>
+                <w:i w:val="0"/>
+                <w:sz w:val="17"/>
+              </w:rPr>
+              <w:t>Le dernier problème de santé pour lequel YANDE TINE a été hospitalisé au cours des 12 derniers mois est tyberculos, prière de prendre attache avec le QG pour plus d'explication afin de le classer bien.</w:t>
+            </w:r>
+          </w:p>
+        </w:tc>
+      </w:tr>
+      <w:tr>
+        <w:tc>
+          <w:tcPr>
+            <w:tcW w:type="dxa" w:w="964"/>
+          </w:tcPr>
+          <w:p>
+            <w:r>
+              <w:rPr>
+                <w:b/>
+                <w:i w:val="0"/>
+                <w:color w:val="EA580C"/>
+                <w:sz w:val="16"/>
+              </w:rPr>
+              <w:t>Moyenne</w:t>
+            </w:r>
+          </w:p>
+        </w:tc>
+        <w:tc>
+          <w:tcPr>
+            <w:tcW w:type="dxa" w:w="1247"/>
+          </w:tcPr>
+          <w:p>
+            <w:r>
+              <w:rPr>
+                <w:b/>
+                <w:i w:val="0"/>
+                <w:sz w:val="16"/>
+              </w:rPr>
+              <w:t>S03</w:t>
+              <w:br/>
+            </w:r>
+            <w:r>
+              <w:rPr>
+                <w:b w:val="0"/>
+                <w:i w:val="0"/>
+                <w:color w:val="64748B"/>
+                <w:sz w:val="14"/>
+              </w:rPr>
+              <w:t>Santé</w:t>
+            </w:r>
+          </w:p>
+        </w:tc>
+        <w:tc>
+          <w:tcPr>
+            <w:tcW w:type="dxa" w:w="1531"/>
+          </w:tcPr>
+          <w:p>
+            <w:r>
+              <w:rPr>
+                <w:b/>
+                <w:i w:val="0"/>
+                <w:color w:val="16A34A"/>
+                <w:sz w:val="16"/>
+              </w:rPr>
+              <w:t>s01q47__7, s02q24, s01q00b</w:t>
+            </w:r>
+          </w:p>
+        </w:tc>
+        <w:tc>
+          <w:tcPr>
+            <w:tcW w:type="dxa" w:w="1191"/>
+          </w:tcPr>
+          <w:p>
+            <w:r>
+              <w:rPr>
+                <w:b w:val="0"/>
+                <w:i w:val="0"/>
+                <w:color w:val="64748B"/>
+                <w:sz w:val="16"/>
+              </w:rPr>
+              <w:t>GT-CQ</w:t>
+            </w:r>
+          </w:p>
+        </w:tc>
+        <w:tc>
+          <w:tcPr>
+            <w:tcW w:type="dxa" w:w="4706"/>
+          </w:tcPr>
+          <w:p>
+            <w:r>
+              <w:rPr>
+                <w:b w:val="0"/>
+                <w:i w:val="0"/>
+                <w:sz w:val="17"/>
+              </w:rPr>
+              <w:t>Attention ! La dépense totale de frais de consultation dans un service de santé ou un guérisseur au cours des 3 derniers mois sans hospitalisation (62175 Fcfa) de YANDE TINE est relativement élevé.</w:t>
+            </w:r>
+          </w:p>
+        </w:tc>
+      </w:tr>
+      <w:tr>
+        <w:tc>
+          <w:tcPr>
+            <w:tcW w:type="dxa" w:w="964"/>
+          </w:tcPr>
+          <w:p>
+            <w:r>
+              <w:rPr>
+                <w:b/>
+                <w:i w:val="0"/>
+                <w:color w:val="EA580C"/>
+                <w:sz w:val="16"/>
+              </w:rPr>
+              <w:t>Moyenne</w:t>
+            </w:r>
+          </w:p>
+        </w:tc>
+        <w:tc>
+          <w:tcPr>
+            <w:tcW w:type="dxa" w:w="1247"/>
+          </w:tcPr>
+          <w:p>
+            <w:r>
+              <w:rPr>
+                <w:b/>
+                <w:i w:val="0"/>
+                <w:sz w:val="16"/>
+              </w:rPr>
+              <w:t>S03</w:t>
+              <w:br/>
+            </w:r>
+            <w:r>
+              <w:rPr>
+                <w:b w:val="0"/>
+                <w:i w:val="0"/>
+                <w:color w:val="64748B"/>
+                <w:sz w:val="14"/>
+              </w:rPr>
+              <w:t>Santé</w:t>
+            </w:r>
+          </w:p>
+        </w:tc>
+        <w:tc>
+          <w:tcPr>
+            <w:tcW w:type="dxa" w:w="1531"/>
+          </w:tcPr>
+          <w:p>
+            <w:r>
+              <w:rPr>
+                <w:b/>
+                <w:i w:val="0"/>
+                <w:color w:val="16A34A"/>
+                <w:sz w:val="16"/>
+              </w:rPr>
+              <w:t>—</w:t>
+            </w:r>
+          </w:p>
+        </w:tc>
+        <w:tc>
+          <w:tcPr>
+            <w:tcW w:type="dxa" w:w="1191"/>
+          </w:tcPr>
+          <w:p>
+            <w:r>
+              <w:rPr>
+                <w:b w:val="0"/>
+                <w:i w:val="0"/>
+                <w:color w:val="64748B"/>
+                <w:sz w:val="16"/>
+              </w:rPr>
+              <w:t>GT-CQ</w:t>
+            </w:r>
+          </w:p>
+        </w:tc>
+        <w:tc>
+          <w:tcPr>
+            <w:tcW w:type="dxa" w:w="4706"/>
+          </w:tcPr>
+          <w:p>
+            <w:r>
+              <w:rPr>
+                <w:b w:val="0"/>
+                <w:i w:val="0"/>
+                <w:sz w:val="17"/>
+              </w:rPr>
+              <w:t>Prière de corriger ou de confirmer avec le QG.</w:t>
+            </w:r>
+          </w:p>
+        </w:tc>
+      </w:tr>
+      <w:tr>
+        <w:tc>
+          <w:tcPr>
+            <w:tcW w:type="dxa" w:w="964"/>
+          </w:tcPr>
+          <w:p>
+            <w:r>
+              <w:rPr>
+                <w:b/>
+                <w:i w:val="0"/>
+                <w:color w:val="EA580C"/>
+                <w:sz w:val="16"/>
+              </w:rPr>
+              <w:t>Moyenne</w:t>
+            </w:r>
+          </w:p>
+        </w:tc>
+        <w:tc>
+          <w:tcPr>
+            <w:tcW w:type="dxa" w:w="1247"/>
+          </w:tcPr>
+          <w:p>
+            <w:r>
+              <w:rPr>
+                <w:b/>
+                <w:i w:val="0"/>
+                <w:sz w:val="16"/>
+              </w:rPr>
+              <w:t>S03</w:t>
+              <w:br/>
+            </w:r>
+            <w:r>
+              <w:rPr>
+                <w:b w:val="0"/>
+                <w:i w:val="0"/>
+                <w:color w:val="64748B"/>
+                <w:sz w:val="14"/>
+              </w:rPr>
+              <w:t>Santé</w:t>
+            </w:r>
+          </w:p>
+        </w:tc>
+        <w:tc>
+          <w:tcPr>
+            <w:tcW w:type="dxa" w:w="1531"/>
+          </w:tcPr>
+          <w:p>
+            <w:r>
+              <w:rPr>
+                <w:b/>
+                <w:i w:val="0"/>
+                <w:color w:val="16A34A"/>
+                <w:sz w:val="16"/>
+              </w:rPr>
+              <w:t>s01q41a, s02q20, s02q22, s03q07, s03q02, s01q00b, s03q02_autre</w:t>
+            </w:r>
+          </w:p>
+        </w:tc>
+        <w:tc>
+          <w:tcPr>
+            <w:tcW w:type="dxa" w:w="1191"/>
+          </w:tcPr>
+          <w:p>
+            <w:r>
+              <w:rPr>
+                <w:b w:val="0"/>
+                <w:i w:val="0"/>
+                <w:color w:val="64748B"/>
+                <w:sz w:val="16"/>
+              </w:rPr>
+              <w:t>GT-CQ</w:t>
+            </w:r>
+          </w:p>
+        </w:tc>
+        <w:tc>
+          <w:tcPr>
+            <w:tcW w:type="dxa" w:w="4706"/>
+          </w:tcPr>
+          <w:p>
+            <w:r>
+              <w:rPr>
+                <w:b w:val="0"/>
+                <w:i w:val="0"/>
+                <w:sz w:val="17"/>
+              </w:rPr>
+              <w:t>Le principal problème de santé que DABA TINE a eu est uriner beaucoup, prière de prendre attache avec le QG pour plus d'explication afin de le classer bien.</w:t>
+            </w:r>
+          </w:p>
+        </w:tc>
+      </w:tr>
+      <w:tr>
+        <w:tc>
+          <w:tcPr>
+            <w:tcW w:type="dxa" w:w="964"/>
+          </w:tcPr>
+          <w:p>
+            <w:r>
+              <w:rPr>
+                <w:b/>
+                <w:i w:val="0"/>
+                <w:color w:val="EA580C"/>
+                <w:sz w:val="16"/>
+              </w:rPr>
+              <w:t>Moyenne</w:t>
+            </w:r>
+          </w:p>
+        </w:tc>
+        <w:tc>
+          <w:tcPr>
+            <w:tcW w:type="dxa" w:w="1247"/>
+          </w:tcPr>
+          <w:p>
+            <w:r>
+              <w:rPr>
+                <w:b/>
+                <w:i w:val="0"/>
+                <w:sz w:val="16"/>
+              </w:rPr>
+              <w:t>S04</w:t>
+              <w:br/>
+            </w:r>
+            <w:r>
+              <w:rPr>
+                <w:b w:val="0"/>
+                <w:i w:val="0"/>
+                <w:color w:val="64748B"/>
+                <w:sz w:val="14"/>
+              </w:rPr>
+              <w:t>Emploi</w:t>
+            </w:r>
+          </w:p>
+        </w:tc>
+        <w:tc>
+          <w:tcPr>
+            <w:tcW w:type="dxa" w:w="1531"/>
+          </w:tcPr>
+          <w:p>
+            <w:r>
+              <w:rPr>
+                <w:b/>
+                <w:i w:val="0"/>
+                <w:color w:val="16A34A"/>
+                <w:sz w:val="16"/>
+              </w:rPr>
+              <w:t>s01q23, s01q00b, s01q23_autre</w:t>
+            </w:r>
+          </w:p>
+        </w:tc>
+        <w:tc>
+          <w:tcPr>
+            <w:tcW w:type="dxa" w:w="1191"/>
+          </w:tcPr>
+          <w:p>
+            <w:r>
+              <w:rPr>
+                <w:b w:val="0"/>
+                <w:i w:val="0"/>
+                <w:color w:val="64748B"/>
+                <w:sz w:val="16"/>
+              </w:rPr>
+              <w:t>GT-CQ</w:t>
+            </w:r>
+          </w:p>
+        </w:tc>
+        <w:tc>
+          <w:tcPr>
+            <w:tcW w:type="dxa" w:w="4706"/>
+          </w:tcPr>
+          <w:p>
+            <w:r>
+              <w:rPr>
+                <w:b w:val="0"/>
+                <w:i w:val="0"/>
+                <w:sz w:val="17"/>
+              </w:rPr>
+              <w:t>La  raison principale que SAMBA TINE n'a pas cherché du travail au cours des 30 derniers jours est talibé et semble exister dans les modalités, prière de prendre attache avec le QG pour plus d'explication afin de la classer bien.</w:t>
+            </w:r>
+          </w:p>
+        </w:tc>
+      </w:tr>
+      <w:tr>
+        <w:tc>
+          <w:tcPr>
+            <w:tcW w:type="dxa" w:w="964"/>
+          </w:tcPr>
+          <w:p>
+            <w:r>
+              <w:rPr>
+                <w:b/>
+                <w:i w:val="0"/>
+                <w:color w:val="EA580C"/>
+                <w:sz w:val="16"/>
+              </w:rPr>
+              <w:t>Moyenne</w:t>
+            </w:r>
+          </w:p>
+        </w:tc>
+        <w:tc>
+          <w:tcPr>
+            <w:tcW w:type="dxa" w:w="1247"/>
+          </w:tcPr>
+          <w:p>
+            <w:r>
+              <w:rPr>
+                <w:b/>
+                <w:i w:val="0"/>
+                <w:sz w:val="16"/>
+              </w:rPr>
+              <w:t>S04</w:t>
+              <w:br/>
+            </w:r>
+            <w:r>
+              <w:rPr>
+                <w:b w:val="0"/>
+                <w:i w:val="0"/>
+                <w:color w:val="64748B"/>
+                <w:sz w:val="14"/>
+              </w:rPr>
+              <w:t>Emploi</w:t>
+            </w:r>
+          </w:p>
+        </w:tc>
+        <w:tc>
+          <w:tcPr>
+            <w:tcW w:type="dxa" w:w="1531"/>
+          </w:tcPr>
+          <w:p>
+            <w:r>
+              <w:rPr>
+                <w:b/>
+                <w:i w:val="0"/>
+                <w:color w:val="16A34A"/>
+                <w:sz w:val="16"/>
+              </w:rPr>
+              <w:t>s01q63, s00q04, s02q25, s04q17, s04q21, s01q00b, s01q29_1</w:t>
+            </w:r>
+          </w:p>
+        </w:tc>
+        <w:tc>
+          <w:tcPr>
+            <w:tcW w:type="dxa" w:w="1191"/>
+          </w:tcPr>
+          <w:p>
+            <w:r>
+              <w:rPr>
+                <w:b w:val="0"/>
+                <w:i w:val="0"/>
+                <w:color w:val="64748B"/>
+                <w:sz w:val="16"/>
+              </w:rPr>
+              <w:t>GT-CQ</w:t>
+            </w:r>
+          </w:p>
+        </w:tc>
+        <w:tc>
+          <w:tcPr>
+            <w:tcW w:type="dxa" w:w="4706"/>
+          </w:tcPr>
+          <w:p>
+            <w:r>
+              <w:rPr>
+                <w:b w:val="0"/>
+                <w:i w:val="0"/>
+                <w:sz w:val="17"/>
+              </w:rPr>
+              <w:t>Il est probable que YANDE TINE ait exercé un emploi au cours des 12 derniers mois car il evolue ou a evolué dans Agriculture, Elevage, Pêche,.</w:t>
+            </w:r>
+          </w:p>
+        </w:tc>
+      </w:tr>
+      <w:tr>
+        <w:tc>
+          <w:tcPr>
+            <w:tcW w:type="dxa" w:w="964"/>
+          </w:tcPr>
+          <w:p>
+            <w:r>
+              <w:rPr>
+                <w:b/>
+                <w:i w:val="0"/>
+                <w:color w:val="EA580C"/>
+                <w:sz w:val="16"/>
+              </w:rPr>
+              <w:t>Moyenne</w:t>
+            </w:r>
+          </w:p>
+        </w:tc>
+        <w:tc>
+          <w:tcPr>
+            <w:tcW w:type="dxa" w:w="1247"/>
+          </w:tcPr>
+          <w:p>
+            <w:r>
+              <w:rPr>
+                <w:b/>
+                <w:i w:val="0"/>
+                <w:sz w:val="16"/>
+              </w:rPr>
+              <w:t>S04</w:t>
+              <w:br/>
+            </w:r>
+            <w:r>
+              <w:rPr>
+                <w:b w:val="0"/>
+                <w:i w:val="0"/>
+                <w:color w:val="64748B"/>
+                <w:sz w:val="14"/>
+              </w:rPr>
+              <w:t>Emploi</w:t>
+            </w:r>
+          </w:p>
+        </w:tc>
+        <w:tc>
+          <w:tcPr>
+            <w:tcW w:type="dxa" w:w="1531"/>
+          </w:tcPr>
+          <w:p>
+            <w:r>
+              <w:rPr>
+                <w:b/>
+                <w:i w:val="0"/>
+                <w:color w:val="16A34A"/>
+                <w:sz w:val="16"/>
+              </w:rPr>
+              <w:t>—</w:t>
+            </w:r>
+          </w:p>
+        </w:tc>
+        <w:tc>
+          <w:tcPr>
+            <w:tcW w:type="dxa" w:w="1191"/>
+          </w:tcPr>
+          <w:p>
+            <w:r>
+              <w:rPr>
+                <w:b w:val="0"/>
+                <w:i w:val="0"/>
+                <w:color w:val="64748B"/>
+                <w:sz w:val="16"/>
+              </w:rPr>
+              <w:t>GT-CQ</w:t>
+            </w:r>
+          </w:p>
+        </w:tc>
+        <w:tc>
+          <w:tcPr>
+            <w:tcW w:type="dxa" w:w="4706"/>
+          </w:tcPr>
+          <w:p>
+            <w:r>
+              <w:rPr>
+                <w:b w:val="0"/>
+                <w:i w:val="0"/>
+                <w:sz w:val="17"/>
+              </w:rPr>
+              <w:t>Merci de vérifier les questions de 4.09 à 4.14 ou 4.17 ou 4.33.</w:t>
+            </w:r>
+          </w:p>
+        </w:tc>
+      </w:tr>
+      <w:tr>
+        <w:tc>
+          <w:tcPr>
+            <w:tcW w:type="dxa" w:w="964"/>
+          </w:tcPr>
+          <w:p>
+            <w:r>
+              <w:rPr>
+                <w:b/>
+                <w:i w:val="0"/>
+                <w:color w:val="EA580C"/>
+                <w:sz w:val="16"/>
+              </w:rPr>
+              <w:t>Moyenne</w:t>
+            </w:r>
+          </w:p>
+        </w:tc>
+        <w:tc>
+          <w:tcPr>
+            <w:tcW w:type="dxa" w:w="1247"/>
+          </w:tcPr>
+          <w:p>
+            <w:r>
+              <w:rPr>
+                <w:b/>
+                <w:i w:val="0"/>
+                <w:sz w:val="16"/>
+              </w:rPr>
+              <w:t>S04</w:t>
+              <w:br/>
+            </w:r>
+            <w:r>
+              <w:rPr>
+                <w:b w:val="0"/>
+                <w:i w:val="0"/>
+                <w:color w:val="64748B"/>
+                <w:sz w:val="14"/>
+              </w:rPr>
+              <w:t>Emploi</w:t>
+            </w:r>
+          </w:p>
+        </w:tc>
+        <w:tc>
+          <w:tcPr>
+            <w:tcW w:type="dxa" w:w="1531"/>
+          </w:tcPr>
+          <w:p>
+            <w:r>
+              <w:rPr>
+                <w:b/>
+                <w:i w:val="0"/>
+                <w:color w:val="16A34A"/>
+                <w:sz w:val="16"/>
+              </w:rPr>
+              <w:t>s01q47__1, s01q47__2, s01q47__3, s01q47__4, s01q47__5, s01q47__6, s01q47__7, s02q15</w:t>
+            </w:r>
+          </w:p>
+        </w:tc>
+        <w:tc>
+          <w:tcPr>
+            <w:tcW w:type="dxa" w:w="1191"/>
+          </w:tcPr>
+          <w:p>
+            <w:r>
+              <w:rPr>
+                <w:b w:val="0"/>
+                <w:i w:val="0"/>
+                <w:color w:val="64748B"/>
+                <w:sz w:val="16"/>
+              </w:rPr>
+              <w:t>GT-CQ</w:t>
+            </w:r>
+          </w:p>
+        </w:tc>
+        <w:tc>
+          <w:tcPr>
+            <w:tcW w:type="dxa" w:w="4706"/>
+          </w:tcPr>
+          <w:p>
+            <w:r>
+              <w:rPr>
+                <w:b w:val="0"/>
+                <w:i w:val="0"/>
+                <w:sz w:val="17"/>
+              </w:rPr>
+              <w:t>Attention! le nombre d'heure (3 heures) que NDIGUE TINE a travaillé par jour semble faible, veuillez s'il vous plait confirmer cette information avec le QG.</w:t>
+            </w:r>
+          </w:p>
+        </w:tc>
+      </w:tr>
+      <w:tr>
+        <w:tc>
+          <w:tcPr>
+            <w:tcW w:type="dxa" w:w="964"/>
+          </w:tcPr>
+          <w:p>
+            <w:r>
+              <w:rPr>
+                <w:b/>
+                <w:i w:val="0"/>
+                <w:color w:val="EA580C"/>
+                <w:sz w:val="16"/>
+              </w:rPr>
+              <w:t>Moyenne</w:t>
+            </w:r>
+          </w:p>
+        </w:tc>
+        <w:tc>
+          <w:tcPr>
+            <w:tcW w:type="dxa" w:w="1247"/>
+          </w:tcPr>
+          <w:p>
+            <w:r>
+              <w:rPr>
+                <w:b/>
+                <w:i w:val="0"/>
+                <w:sz w:val="16"/>
+              </w:rPr>
+              <w:t>S04</w:t>
+              <w:br/>
+            </w:r>
+            <w:r>
+              <w:rPr>
+                <w:b w:val="0"/>
+                <w:i w:val="0"/>
+                <w:color w:val="64748B"/>
+                <w:sz w:val="14"/>
+              </w:rPr>
+              <w:t>Emploi</w:t>
+            </w:r>
+          </w:p>
+        </w:tc>
+        <w:tc>
+          <w:tcPr>
+            <w:tcW w:type="dxa" w:w="1531"/>
+          </w:tcPr>
+          <w:p>
+            <w:r>
+              <w:rPr>
+                <w:b/>
+                <w:i w:val="0"/>
+                <w:color w:val="16A34A"/>
+                <w:sz w:val="16"/>
+              </w:rPr>
+              <w:t>s01q35, s01q36, s01q37, s02q04, s02q15, s03q13, s03q14, s03q15</w:t>
+            </w:r>
+          </w:p>
+        </w:tc>
+        <w:tc>
+          <w:tcPr>
+            <w:tcW w:type="dxa" w:w="1191"/>
+          </w:tcPr>
+          <w:p>
+            <w:r>
+              <w:rPr>
+                <w:b w:val="0"/>
+                <w:i w:val="0"/>
+                <w:color w:val="64748B"/>
+                <w:sz w:val="16"/>
+              </w:rPr>
+              <w:t>GT-CQ</w:t>
+            </w:r>
+          </w:p>
+        </w:tc>
+        <w:tc>
+          <w:tcPr>
+            <w:tcW w:type="dxa" w:w="4706"/>
+          </w:tcPr>
+          <w:p>
+            <w:r>
+              <w:rPr>
+                <w:b w:val="0"/>
+                <w:i w:val="0"/>
+                <w:sz w:val="17"/>
+              </w:rPr>
+              <w:t>Nombre de mois exercé  (2 mois) par Fatou MBODJI SENE dans l'emploi au cours des 12 derniers mois semble faible, veuillez corriger s'il vous plait ou comfirmer avec le QG.</w:t>
+            </w:r>
+          </w:p>
+        </w:tc>
+      </w:tr>
+      <w:tr>
+        <w:tc>
+          <w:tcPr>
+            <w:tcW w:type="dxa" w:w="964"/>
+          </w:tcPr>
+          <w:p>
+            <w:r>
+              <w:rPr>
+                <w:b/>
+                <w:i w:val="0"/>
+                <w:color w:val="EA580C"/>
+                <w:sz w:val="16"/>
+              </w:rPr>
+              <w:t>Moyenne</w:t>
+            </w:r>
+          </w:p>
+        </w:tc>
+        <w:tc>
+          <w:tcPr>
+            <w:tcW w:type="dxa" w:w="1247"/>
+          </w:tcPr>
+          <w:p>
+            <w:r>
+              <w:rPr>
+                <w:b/>
+                <w:i w:val="0"/>
+                <w:sz w:val="16"/>
+              </w:rPr>
+              <w:t>S04</w:t>
+              <w:br/>
+            </w:r>
+            <w:r>
+              <w:rPr>
+                <w:b w:val="0"/>
+                <w:i w:val="0"/>
+                <w:color w:val="64748B"/>
+                <w:sz w:val="14"/>
+              </w:rPr>
+              <w:t>Emploi</w:t>
+            </w:r>
+          </w:p>
+        </w:tc>
+        <w:tc>
+          <w:tcPr>
+            <w:tcW w:type="dxa" w:w="1531"/>
+          </w:tcPr>
+          <w:p>
+            <w:r>
+              <w:rPr>
+                <w:b/>
+                <w:i w:val="0"/>
+                <w:color w:val="16A34A"/>
+                <w:sz w:val="16"/>
+              </w:rPr>
+              <w:t>s04q46</w:t>
+            </w:r>
+          </w:p>
+        </w:tc>
+        <w:tc>
+          <w:tcPr>
+            <w:tcW w:type="dxa" w:w="1191"/>
+          </w:tcPr>
+          <w:p>
+            <w:r>
+              <w:rPr>
+                <w:b w:val="0"/>
+                <w:i w:val="0"/>
+                <w:color w:val="64748B"/>
+                <w:sz w:val="16"/>
+              </w:rPr>
+              <w:t>Natif SuSo</w:t>
+            </w:r>
+          </w:p>
+        </w:tc>
+        <w:tc>
+          <w:tcPr>
+            <w:tcW w:type="dxa" w:w="4706"/>
+          </w:tcPr>
+          <w:p>
+            <w:r>
+              <w:rPr>
+                <w:b w:val="0"/>
+                <w:i w:val="0"/>
+                <w:sz w:val="17"/>
+              </w:rPr>
+              <w:t>ERREUR: La catégorie socio-professionnelle--%s04q46%--n'est pas en phase avec les réponses aux questions 4.09, 4.10, 4.11, 4.12, 4.13, et 4.14. Veuillez confirmer les réponses à ces questions et à la présente question, et le cas échéant corriger.</w:t>
+            </w:r>
+          </w:p>
+        </w:tc>
+      </w:tr>
+      <w:tr>
+        <w:tc>
+          <w:tcPr>
+            <w:tcW w:type="dxa" w:w="964"/>
+          </w:tcPr>
+          <w:p>
+            <w:r>
+              <w:rPr>
+                <w:b/>
+                <w:i w:val="0"/>
+                <w:color w:val="EA580C"/>
+                <w:sz w:val="16"/>
+              </w:rPr>
+              <w:t>Moyenne</w:t>
+            </w:r>
+          </w:p>
+        </w:tc>
+        <w:tc>
+          <w:tcPr>
+            <w:tcW w:type="dxa" w:w="1247"/>
+          </w:tcPr>
+          <w:p>
+            <w:r>
+              <w:rPr>
+                <w:b/>
+                <w:i w:val="0"/>
+                <w:sz w:val="16"/>
+              </w:rPr>
+              <w:t>S06</w:t>
+              <w:br/>
+            </w:r>
+            <w:r>
+              <w:rPr>
+                <w:b w:val="0"/>
+                <w:i w:val="0"/>
+                <w:color w:val="64748B"/>
+                <w:sz w:val="14"/>
+              </w:rPr>
+              <w:t>Crédit &amp; épargne</w:t>
+            </w:r>
+          </w:p>
+        </w:tc>
+        <w:tc>
+          <w:tcPr>
+            <w:tcW w:type="dxa" w:w="1531"/>
+          </w:tcPr>
+          <w:p>
+            <w:r>
+              <w:rPr>
+                <w:b/>
+                <w:i w:val="0"/>
+                <w:color w:val="16A34A"/>
+                <w:sz w:val="16"/>
+              </w:rPr>
+              <w:t>—</w:t>
+            </w:r>
+          </w:p>
+        </w:tc>
+        <w:tc>
+          <w:tcPr>
+            <w:tcW w:type="dxa" w:w="1191"/>
+          </w:tcPr>
+          <w:p>
+            <w:r>
+              <w:rPr>
+                <w:b w:val="0"/>
+                <w:i w:val="0"/>
+                <w:color w:val="64748B"/>
+                <w:sz w:val="16"/>
+              </w:rPr>
+              <w:t>GT-CQ</w:t>
+            </w:r>
+          </w:p>
+        </w:tc>
+        <w:tc>
+          <w:tcPr>
+            <w:tcW w:type="dxa" w:w="4706"/>
+          </w:tcPr>
+          <w:p>
+            <w:r>
+              <w:rPr>
+                <w:b w:val="0"/>
+                <w:i w:val="0"/>
+                <w:sz w:val="17"/>
+              </w:rPr>
+              <w:t>Veuillez vous rassurez réellement que la personne n'a pas affecté de crédit immobilier.</w:t>
+            </w:r>
+          </w:p>
+        </w:tc>
+      </w:tr>
+      <w:tr>
+        <w:tc>
+          <w:tcPr>
+            <w:tcW w:type="dxa" w:w="964"/>
+          </w:tcPr>
+          <w:p>
+            <w:r>
+              <w:rPr>
+                <w:b/>
+                <w:i w:val="0"/>
+                <w:color w:val="EA580C"/>
+                <w:sz w:val="16"/>
+              </w:rPr>
+              <w:t>Moyenne</w:t>
             </w:r>
           </w:p>
         </w:tc>
@@ -1174,7 +4324,7 @@
                 <w:color w:val="16A34A"/>
                 <w:sz w:val="16"/>
               </w:rPr>
-              <w:t>s00q27, s01q03a, s01q03b, s01q03c, s02q04, s03q14, s04q15, s04q16</w:t>
+              <w:t>—</w:t>
             </w:r>
           </w:p>
         </w:tc>
@@ -1205,7 +4355,7 @@
                 <w:i w:val="0"/>
                 <w:sz w:val="17"/>
               </w:rPr>
-              <w:t>Incohérence!! Dans ce ménage, chaque individus consomme par jour .5714285 Kg  de cereale; Prière de vérifier les quantités prises des produits cérealiers (de Riz local Gambiaka à Autres semoules de céréales) auprès du ménage ou confirmer avec le QG.</w:t>
+              <w:t>Attention ! La dépense du répas pris à l'extérieur de DABA TINE (200 Fcfa) au cours de 7 derniers jours est relativement élevé.</w:t>
             </w:r>
           </w:p>
         </w:tc>
@@ -1220,10 +4370,1180 @@
               <w:rPr>
                 <w:b/>
                 <w:i w:val="0"/>
-                <w:color w:val="DC2626"/>
-                <w:sz w:val="16"/>
-              </w:rPr>
-              <w:t>Haute</w:t>
+                <w:color w:val="EA580C"/>
+                <w:sz w:val="16"/>
+              </w:rPr>
+              <w:t>Moyenne</w:t>
+            </w:r>
+          </w:p>
+        </w:tc>
+        <w:tc>
+          <w:tcPr>
+            <w:tcW w:type="dxa" w:w="1247"/>
+          </w:tcPr>
+          <w:p>
+            <w:r>
+              <w:rPr>
+                <w:b/>
+                <w:i w:val="0"/>
+                <w:sz w:val="16"/>
+              </w:rPr>
+              <w:t>S07</w:t>
+              <w:br/>
+            </w:r>
+            <w:r>
+              <w:rPr>
+                <w:b w:val="0"/>
+                <w:i w:val="0"/>
+                <w:color w:val="64748B"/>
+                <w:sz w:val="14"/>
+              </w:rPr>
+              <w:t>Consommation alimentaire</w:t>
+            </w:r>
+          </w:p>
+        </w:tc>
+        <w:tc>
+          <w:tcPr>
+            <w:tcW w:type="dxa" w:w="1531"/>
+          </w:tcPr>
+          <w:p>
+            <w:r>
+              <w:rPr>
+                <w:b/>
+                <w:i w:val="0"/>
+                <w:color w:val="16A34A"/>
+                <w:sz w:val="16"/>
+              </w:rPr>
+              <w:t>—</w:t>
+            </w:r>
+          </w:p>
+        </w:tc>
+        <w:tc>
+          <w:tcPr>
+            <w:tcW w:type="dxa" w:w="1191"/>
+          </w:tcPr>
+          <w:p>
+            <w:r>
+              <w:rPr>
+                <w:b w:val="0"/>
+                <w:i w:val="0"/>
+                <w:color w:val="64748B"/>
+                <w:sz w:val="16"/>
+              </w:rPr>
+              <w:t>GT-CQ</w:t>
+            </w:r>
+          </w:p>
+        </w:tc>
+        <w:tc>
+          <w:tcPr>
+            <w:tcW w:type="dxa" w:w="4706"/>
+          </w:tcPr>
+          <w:p>
+            <w:r>
+              <w:rPr>
+                <w:b w:val="0"/>
+                <w:i w:val="0"/>
+                <w:sz w:val="17"/>
+              </w:rPr>
+              <w:t>Prière de corriger ou de confirmer avec le QG.</w:t>
+            </w:r>
+          </w:p>
+        </w:tc>
+      </w:tr>
+      <w:tr>
+        <w:tc>
+          <w:tcPr>
+            <w:tcW w:type="dxa" w:w="964"/>
+          </w:tcPr>
+          <w:p>
+            <w:r>
+              <w:rPr>
+                <w:b/>
+                <w:i w:val="0"/>
+                <w:color w:val="EA580C"/>
+                <w:sz w:val="16"/>
+              </w:rPr>
+              <w:t>Moyenne</w:t>
+            </w:r>
+          </w:p>
+        </w:tc>
+        <w:tc>
+          <w:tcPr>
+            <w:tcW w:type="dxa" w:w="1247"/>
+          </w:tcPr>
+          <w:p>
+            <w:r>
+              <w:rPr>
+                <w:b/>
+                <w:i w:val="0"/>
+                <w:sz w:val="16"/>
+              </w:rPr>
+              <w:t>S07</w:t>
+              <w:br/>
+            </w:r>
+            <w:r>
+              <w:rPr>
+                <w:b w:val="0"/>
+                <w:i w:val="0"/>
+                <w:color w:val="64748B"/>
+                <w:sz w:val="14"/>
+              </w:rPr>
+              <w:t>Consommation alimentaire</w:t>
+            </w:r>
+          </w:p>
+        </w:tc>
+        <w:tc>
+          <w:tcPr>
+            <w:tcW w:type="dxa" w:w="1531"/>
+          </w:tcPr>
+          <w:p>
+            <w:r>
+              <w:rPr>
+                <w:b/>
+                <w:i w:val="0"/>
+                <w:color w:val="16A34A"/>
+                <w:sz w:val="16"/>
+              </w:rPr>
+              <w:t>—</w:t>
+            </w:r>
+          </w:p>
+        </w:tc>
+        <w:tc>
+          <w:tcPr>
+            <w:tcW w:type="dxa" w:w="1191"/>
+          </w:tcPr>
+          <w:p>
+            <w:r>
+              <w:rPr>
+                <w:b w:val="0"/>
+                <w:i w:val="0"/>
+                <w:color w:val="64748B"/>
+                <w:sz w:val="16"/>
+              </w:rPr>
+              <w:t>GT-CQ</w:t>
+            </w:r>
+          </w:p>
+        </w:tc>
+        <w:tc>
+          <w:tcPr>
+            <w:tcW w:type="dxa" w:w="4706"/>
+          </w:tcPr>
+          <w:p>
+            <w:r>
+              <w:rPr>
+                <w:b w:val="0"/>
+                <w:i w:val="0"/>
+                <w:sz w:val="17"/>
+              </w:rPr>
+              <w:t>Attention ! La dépense du répas pris à l'extérieur de SAMBA TINE (200 Fcfa) au cours de 7 derniers jours est relativement élevé.</w:t>
+            </w:r>
+          </w:p>
+        </w:tc>
+      </w:tr>
+      <w:tr>
+        <w:tc>
+          <w:tcPr>
+            <w:tcW w:type="dxa" w:w="964"/>
+          </w:tcPr>
+          <w:p>
+            <w:r>
+              <w:rPr>
+                <w:b/>
+                <w:i w:val="0"/>
+                <w:color w:val="EA580C"/>
+                <w:sz w:val="16"/>
+              </w:rPr>
+              <w:t>Moyenne</w:t>
+            </w:r>
+          </w:p>
+        </w:tc>
+        <w:tc>
+          <w:tcPr>
+            <w:tcW w:type="dxa" w:w="1247"/>
+          </w:tcPr>
+          <w:p>
+            <w:r>
+              <w:rPr>
+                <w:b/>
+                <w:i w:val="0"/>
+                <w:sz w:val="16"/>
+              </w:rPr>
+              <w:t>S07</w:t>
+              <w:br/>
+            </w:r>
+            <w:r>
+              <w:rPr>
+                <w:b w:val="0"/>
+                <w:i w:val="0"/>
+                <w:color w:val="64748B"/>
+                <w:sz w:val="14"/>
+              </w:rPr>
+              <w:t>Consommation alimentaire</w:t>
+            </w:r>
+          </w:p>
+        </w:tc>
+        <w:tc>
+          <w:tcPr>
+            <w:tcW w:type="dxa" w:w="1531"/>
+          </w:tcPr>
+          <w:p>
+            <w:r>
+              <w:rPr>
+                <w:b/>
+                <w:i w:val="0"/>
+                <w:color w:val="16A34A"/>
+                <w:sz w:val="16"/>
+              </w:rPr>
+              <w:t>—</w:t>
+            </w:r>
+          </w:p>
+        </w:tc>
+        <w:tc>
+          <w:tcPr>
+            <w:tcW w:type="dxa" w:w="1191"/>
+          </w:tcPr>
+          <w:p>
+            <w:r>
+              <w:rPr>
+                <w:b w:val="0"/>
+                <w:i w:val="0"/>
+                <w:color w:val="64748B"/>
+                <w:sz w:val="16"/>
+              </w:rPr>
+              <w:t>GT-CQ</w:t>
+            </w:r>
+          </w:p>
+        </w:tc>
+        <w:tc>
+          <w:tcPr>
+            <w:tcW w:type="dxa" w:w="4706"/>
+          </w:tcPr>
+          <w:p>
+            <w:r>
+              <w:rPr>
+                <w:b w:val="0"/>
+                <w:i w:val="0"/>
+                <w:sz w:val="17"/>
+              </w:rPr>
+              <w:t>Etes vous sur d'avoir selectionner la bonne unitée ? prière de verifier et corriger.</w:t>
+            </w:r>
+          </w:p>
+        </w:tc>
+      </w:tr>
+      <w:tr>
+        <w:tc>
+          <w:tcPr>
+            <w:tcW w:type="dxa" w:w="964"/>
+          </w:tcPr>
+          <w:p>
+            <w:r>
+              <w:rPr>
+                <w:b/>
+                <w:i w:val="0"/>
+                <w:color w:val="EA580C"/>
+                <w:sz w:val="16"/>
+              </w:rPr>
+              <w:t>Moyenne</w:t>
+            </w:r>
+          </w:p>
+        </w:tc>
+        <w:tc>
+          <w:tcPr>
+            <w:tcW w:type="dxa" w:w="1247"/>
+          </w:tcPr>
+          <w:p>
+            <w:r>
+              <w:rPr>
+                <w:b/>
+                <w:i w:val="0"/>
+                <w:sz w:val="16"/>
+              </w:rPr>
+              <w:t>S07</w:t>
+              <w:br/>
+            </w:r>
+            <w:r>
+              <w:rPr>
+                <w:b w:val="0"/>
+                <w:i w:val="0"/>
+                <w:color w:val="64748B"/>
+                <w:sz w:val="14"/>
+              </w:rPr>
+              <w:t>Consommation alimentaire</w:t>
+            </w:r>
+          </w:p>
+        </w:tc>
+        <w:tc>
+          <w:tcPr>
+            <w:tcW w:type="dxa" w:w="1531"/>
+          </w:tcPr>
+          <w:p>
+            <w:r>
+              <w:rPr>
+                <w:b/>
+                <w:i w:val="0"/>
+                <w:color w:val="16A34A"/>
+                <w:sz w:val="16"/>
+              </w:rPr>
+              <w:t>—</w:t>
+            </w:r>
+          </w:p>
+        </w:tc>
+        <w:tc>
+          <w:tcPr>
+            <w:tcW w:type="dxa" w:w="1191"/>
+          </w:tcPr>
+          <w:p>
+            <w:r>
+              <w:rPr>
+                <w:b w:val="0"/>
+                <w:i w:val="0"/>
+                <w:color w:val="64748B"/>
+                <w:sz w:val="16"/>
+              </w:rPr>
+              <w:t>GT-CQ</w:t>
+            </w:r>
+          </w:p>
+        </w:tc>
+        <w:tc>
+          <w:tcPr>
+            <w:tcW w:type="dxa" w:w="4706"/>
+          </w:tcPr>
+          <w:p>
+            <w:r>
+              <w:rPr>
+                <w:b w:val="0"/>
+                <w:i w:val="0"/>
+                <w:sz w:val="17"/>
+              </w:rPr>
+              <w:t>Prière de corriger ou de confirmer avec le QG.</w:t>
+            </w:r>
+          </w:p>
+        </w:tc>
+      </w:tr>
+      <w:tr>
+        <w:tc>
+          <w:tcPr>
+            <w:tcW w:type="dxa" w:w="964"/>
+          </w:tcPr>
+          <w:p>
+            <w:r>
+              <w:rPr>
+                <w:b/>
+                <w:i w:val="0"/>
+                <w:color w:val="EA580C"/>
+                <w:sz w:val="16"/>
+              </w:rPr>
+              <w:t>Moyenne</w:t>
+            </w:r>
+          </w:p>
+        </w:tc>
+        <w:tc>
+          <w:tcPr>
+            <w:tcW w:type="dxa" w:w="1247"/>
+          </w:tcPr>
+          <w:p>
+            <w:r>
+              <w:rPr>
+                <w:b/>
+                <w:i w:val="0"/>
+                <w:sz w:val="16"/>
+              </w:rPr>
+              <w:t>S09</w:t>
+              <w:br/>
+            </w:r>
+            <w:r>
+              <w:rPr>
+                <w:b w:val="0"/>
+                <w:i w:val="0"/>
+                <w:color w:val="64748B"/>
+                <w:sz w:val="14"/>
+              </w:rPr>
+              <w:t>Dépenses non alimentaires</w:t>
+            </w:r>
+          </w:p>
+        </w:tc>
+        <w:tc>
+          <w:tcPr>
+            <w:tcW w:type="dxa" w:w="1531"/>
+          </w:tcPr>
+          <w:p>
+            <w:r>
+              <w:rPr>
+                <w:b/>
+                <w:i w:val="0"/>
+                <w:color w:val="16A34A"/>
+                <w:sz w:val="16"/>
+              </w:rPr>
+              <w:t>—</w:t>
+            </w:r>
+          </w:p>
+        </w:tc>
+        <w:tc>
+          <w:tcPr>
+            <w:tcW w:type="dxa" w:w="1191"/>
+          </w:tcPr>
+          <w:p>
+            <w:r>
+              <w:rPr>
+                <w:b w:val="0"/>
+                <w:i w:val="0"/>
+                <w:color w:val="64748B"/>
+                <w:sz w:val="16"/>
+              </w:rPr>
+              <w:t>GT-CQ</w:t>
+            </w:r>
+          </w:p>
+        </w:tc>
+        <w:tc>
+          <w:tcPr>
+            <w:tcW w:type="dxa" w:w="4706"/>
+          </w:tcPr>
+          <w:p>
+            <w:r>
+              <w:rPr>
+                <w:b w:val="0"/>
+                <w:i w:val="0"/>
+                <w:sz w:val="17"/>
+              </w:rPr>
+              <w:t>Attention ! La dépense totale du ménage de MaMADou TINE (35000 Fcfa) de la fête de Fête des autres Religions /traditions est relativement élevé.</w:t>
+            </w:r>
+          </w:p>
+        </w:tc>
+      </w:tr>
+      <w:tr>
+        <w:tc>
+          <w:tcPr>
+            <w:tcW w:type="dxa" w:w="964"/>
+          </w:tcPr>
+          <w:p>
+            <w:r>
+              <w:rPr>
+                <w:b/>
+                <w:i w:val="0"/>
+                <w:color w:val="EA580C"/>
+                <w:sz w:val="16"/>
+              </w:rPr>
+              <w:t>Moyenne</w:t>
+            </w:r>
+          </w:p>
+        </w:tc>
+        <w:tc>
+          <w:tcPr>
+            <w:tcW w:type="dxa" w:w="1247"/>
+          </w:tcPr>
+          <w:p>
+            <w:r>
+              <w:rPr>
+                <w:b/>
+                <w:i w:val="0"/>
+                <w:sz w:val="16"/>
+              </w:rPr>
+              <w:t>S09</w:t>
+              <w:br/>
+            </w:r>
+            <w:r>
+              <w:rPr>
+                <w:b w:val="0"/>
+                <w:i w:val="0"/>
+                <w:color w:val="64748B"/>
+                <w:sz w:val="14"/>
+              </w:rPr>
+              <w:t>Dépenses non alimentaires</w:t>
+            </w:r>
+          </w:p>
+        </w:tc>
+        <w:tc>
+          <w:tcPr>
+            <w:tcW w:type="dxa" w:w="1531"/>
+          </w:tcPr>
+          <w:p>
+            <w:r>
+              <w:rPr>
+                <w:b/>
+                <w:i w:val="0"/>
+                <w:color w:val="16A34A"/>
+                <w:sz w:val="16"/>
+              </w:rPr>
+              <w:t>—</w:t>
+            </w:r>
+          </w:p>
+        </w:tc>
+        <w:tc>
+          <w:tcPr>
+            <w:tcW w:type="dxa" w:w="1191"/>
+          </w:tcPr>
+          <w:p>
+            <w:r>
+              <w:rPr>
+                <w:b w:val="0"/>
+                <w:i w:val="0"/>
+                <w:color w:val="64748B"/>
+                <w:sz w:val="16"/>
+              </w:rPr>
+              <w:t>GT-CQ</w:t>
+            </w:r>
+          </w:p>
+        </w:tc>
+        <w:tc>
+          <w:tcPr>
+            <w:tcW w:type="dxa" w:w="4706"/>
+          </w:tcPr>
+          <w:p>
+            <w:r>
+              <w:rPr>
+                <w:b w:val="0"/>
+                <w:i w:val="0"/>
+                <w:sz w:val="17"/>
+              </w:rPr>
+              <w:t>Prière de corriger ou de confirmer avec le QG.</w:t>
+            </w:r>
+          </w:p>
+        </w:tc>
+      </w:tr>
+      <w:tr>
+        <w:tc>
+          <w:tcPr>
+            <w:tcW w:type="dxa" w:w="964"/>
+          </w:tcPr>
+          <w:p>
+            <w:r>
+              <w:rPr>
+                <w:b/>
+                <w:i w:val="0"/>
+                <w:color w:val="EA580C"/>
+                <w:sz w:val="16"/>
+              </w:rPr>
+              <w:t>Moyenne</w:t>
+            </w:r>
+          </w:p>
+        </w:tc>
+        <w:tc>
+          <w:tcPr>
+            <w:tcW w:type="dxa" w:w="1247"/>
+          </w:tcPr>
+          <w:p>
+            <w:r>
+              <w:rPr>
+                <w:b/>
+                <w:i w:val="0"/>
+                <w:sz w:val="16"/>
+              </w:rPr>
+              <w:t>S09</w:t>
+              <w:br/>
+            </w:r>
+            <w:r>
+              <w:rPr>
+                <w:b w:val="0"/>
+                <w:i w:val="0"/>
+                <w:color w:val="64748B"/>
+                <w:sz w:val="14"/>
+              </w:rPr>
+              <w:t>Dépenses non alimentaires</w:t>
+            </w:r>
+          </w:p>
+        </w:tc>
+        <w:tc>
+          <w:tcPr>
+            <w:tcW w:type="dxa" w:w="1531"/>
+          </w:tcPr>
+          <w:p>
+            <w:r>
+              <w:rPr>
+                <w:b/>
+                <w:i w:val="0"/>
+                <w:color w:val="16A34A"/>
+                <w:sz w:val="16"/>
+              </w:rPr>
+              <w:t>—</w:t>
+            </w:r>
+          </w:p>
+        </w:tc>
+        <w:tc>
+          <w:tcPr>
+            <w:tcW w:type="dxa" w:w="1191"/>
+          </w:tcPr>
+          <w:p>
+            <w:r>
+              <w:rPr>
+                <w:b w:val="0"/>
+                <w:i w:val="0"/>
+                <w:color w:val="64748B"/>
+                <w:sz w:val="16"/>
+              </w:rPr>
+              <w:t>GT-CQ</w:t>
+            </w:r>
+          </w:p>
+        </w:tc>
+        <w:tc>
+          <w:tcPr>
+            <w:tcW w:type="dxa" w:w="4706"/>
+          </w:tcPr>
+          <w:p>
+            <w:r>
+              <w:rPr>
+                <w:b w:val="0"/>
+                <w:i w:val="0"/>
+                <w:sz w:val="17"/>
+              </w:rPr>
+              <w:t>Attention ! La dépense du ménage de MaMADou TINE (5000 Fcfa) au cours de 30 derniers jours de Bois de chauffe acheté est relativement élevé.</w:t>
+            </w:r>
+          </w:p>
+        </w:tc>
+      </w:tr>
+      <w:tr>
+        <w:tc>
+          <w:tcPr>
+            <w:tcW w:type="dxa" w:w="964"/>
+          </w:tcPr>
+          <w:p>
+            <w:r>
+              <w:rPr>
+                <w:b/>
+                <w:i w:val="0"/>
+                <w:color w:val="EA580C"/>
+                <w:sz w:val="16"/>
+              </w:rPr>
+              <w:t>Moyenne</w:t>
+            </w:r>
+          </w:p>
+        </w:tc>
+        <w:tc>
+          <w:tcPr>
+            <w:tcW w:type="dxa" w:w="1247"/>
+          </w:tcPr>
+          <w:p>
+            <w:r>
+              <w:rPr>
+                <w:b/>
+                <w:i w:val="0"/>
+                <w:sz w:val="16"/>
+              </w:rPr>
+              <w:t>S09</w:t>
+              <w:br/>
+            </w:r>
+            <w:r>
+              <w:rPr>
+                <w:b w:val="0"/>
+                <w:i w:val="0"/>
+                <w:color w:val="64748B"/>
+                <w:sz w:val="14"/>
+              </w:rPr>
+              <w:t>Dépenses non alimentaires</w:t>
+            </w:r>
+          </w:p>
+        </w:tc>
+        <w:tc>
+          <w:tcPr>
+            <w:tcW w:type="dxa" w:w="1531"/>
+          </w:tcPr>
+          <w:p>
+            <w:r>
+              <w:rPr>
+                <w:b/>
+                <w:i w:val="0"/>
+                <w:color w:val="16A34A"/>
+                <w:sz w:val="16"/>
+              </w:rPr>
+              <w:t>—</w:t>
+            </w:r>
+          </w:p>
+        </w:tc>
+        <w:tc>
+          <w:tcPr>
+            <w:tcW w:type="dxa" w:w="1191"/>
+          </w:tcPr>
+          <w:p>
+            <w:r>
+              <w:rPr>
+                <w:b w:val="0"/>
+                <w:i w:val="0"/>
+                <w:color w:val="64748B"/>
+                <w:sz w:val="16"/>
+              </w:rPr>
+              <w:t>GT-CQ</w:t>
+            </w:r>
+          </w:p>
+        </w:tc>
+        <w:tc>
+          <w:tcPr>
+            <w:tcW w:type="dxa" w:w="4706"/>
+          </w:tcPr>
+          <w:p>
+            <w:r>
+              <w:rPr>
+                <w:b w:val="0"/>
+                <w:i w:val="0"/>
+                <w:sz w:val="17"/>
+              </w:rPr>
+              <w:t>Prière de corriger ou de confirmer avec le QG.</w:t>
+            </w:r>
+          </w:p>
+        </w:tc>
+      </w:tr>
+      <w:tr>
+        <w:tc>
+          <w:tcPr>
+            <w:tcW w:type="dxa" w:w="964"/>
+          </w:tcPr>
+          <w:p>
+            <w:r>
+              <w:rPr>
+                <w:b/>
+                <w:i w:val="0"/>
+                <w:color w:val="EA580C"/>
+                <w:sz w:val="16"/>
+              </w:rPr>
+              <w:t>Moyenne</w:t>
+            </w:r>
+          </w:p>
+        </w:tc>
+        <w:tc>
+          <w:tcPr>
+            <w:tcW w:type="dxa" w:w="1247"/>
+          </w:tcPr>
+          <w:p>
+            <w:r>
+              <w:rPr>
+                <w:b/>
+                <w:i w:val="0"/>
+                <w:sz w:val="16"/>
+              </w:rPr>
+              <w:t>S09</w:t>
+              <w:br/>
+            </w:r>
+            <w:r>
+              <w:rPr>
+                <w:b w:val="0"/>
+                <w:i w:val="0"/>
+                <w:color w:val="64748B"/>
+                <w:sz w:val="14"/>
+              </w:rPr>
+              <w:t>Dépenses non alimentaires</w:t>
+            </w:r>
+          </w:p>
+        </w:tc>
+        <w:tc>
+          <w:tcPr>
+            <w:tcW w:type="dxa" w:w="1531"/>
+          </w:tcPr>
+          <w:p>
+            <w:r>
+              <w:rPr>
+                <w:b/>
+                <w:i w:val="0"/>
+                <w:color w:val="16A34A"/>
+                <w:sz w:val="16"/>
+              </w:rPr>
+              <w:t>—</w:t>
+            </w:r>
+          </w:p>
+        </w:tc>
+        <w:tc>
+          <w:tcPr>
+            <w:tcW w:type="dxa" w:w="1191"/>
+          </w:tcPr>
+          <w:p>
+            <w:r>
+              <w:rPr>
+                <w:b w:val="0"/>
+                <w:i w:val="0"/>
+                <w:color w:val="64748B"/>
+                <w:sz w:val="16"/>
+              </w:rPr>
+              <w:t>GT-CQ</w:t>
+            </w:r>
+          </w:p>
+        </w:tc>
+        <w:tc>
+          <w:tcPr>
+            <w:tcW w:type="dxa" w:w="4706"/>
+          </w:tcPr>
+          <w:p>
+            <w:r>
+              <w:rPr>
+                <w:b w:val="0"/>
+                <w:i w:val="0"/>
+                <w:sz w:val="17"/>
+              </w:rPr>
+              <w:t>Attention ! La dépense du ménage de MaMADou TINE (1000 Fcfa) au cours de 3 derniers mois de Frais de livraison d'un achat, non inclus dans le prix d'acquisition est relativement élevé.</w:t>
+            </w:r>
+          </w:p>
+        </w:tc>
+      </w:tr>
+      <w:tr>
+        <w:tc>
+          <w:tcPr>
+            <w:tcW w:type="dxa" w:w="964"/>
+          </w:tcPr>
+          <w:p>
+            <w:r>
+              <w:rPr>
+                <w:b/>
+                <w:i w:val="0"/>
+                <w:color w:val="EA580C"/>
+                <w:sz w:val="16"/>
+              </w:rPr>
+              <w:t>Moyenne</w:t>
+            </w:r>
+          </w:p>
+        </w:tc>
+        <w:tc>
+          <w:tcPr>
+            <w:tcW w:type="dxa" w:w="1247"/>
+          </w:tcPr>
+          <w:p>
+            <w:r>
+              <w:rPr>
+                <w:b/>
+                <w:i w:val="0"/>
+                <w:sz w:val="16"/>
+              </w:rPr>
+              <w:t>S09</w:t>
+              <w:br/>
+            </w:r>
+            <w:r>
+              <w:rPr>
+                <w:b w:val="0"/>
+                <w:i w:val="0"/>
+                <w:color w:val="64748B"/>
+                <w:sz w:val="14"/>
+              </w:rPr>
+              <w:t>Dépenses non alimentaires</w:t>
+            </w:r>
+          </w:p>
+        </w:tc>
+        <w:tc>
+          <w:tcPr>
+            <w:tcW w:type="dxa" w:w="1531"/>
+          </w:tcPr>
+          <w:p>
+            <w:r>
+              <w:rPr>
+                <w:b/>
+                <w:i w:val="0"/>
+                <w:color w:val="16A34A"/>
+                <w:sz w:val="16"/>
+              </w:rPr>
+              <w:t>—</w:t>
+            </w:r>
+          </w:p>
+        </w:tc>
+        <w:tc>
+          <w:tcPr>
+            <w:tcW w:type="dxa" w:w="1191"/>
+          </w:tcPr>
+          <w:p>
+            <w:r>
+              <w:rPr>
+                <w:b w:val="0"/>
+                <w:i w:val="0"/>
+                <w:color w:val="64748B"/>
+                <w:sz w:val="16"/>
+              </w:rPr>
+              <w:t>GT-CQ</w:t>
+            </w:r>
+          </w:p>
+        </w:tc>
+        <w:tc>
+          <w:tcPr>
+            <w:tcW w:type="dxa" w:w="4706"/>
+          </w:tcPr>
+          <w:p>
+            <w:r>
+              <w:rPr>
+                <w:b w:val="0"/>
+                <w:i w:val="0"/>
+                <w:sz w:val="17"/>
+              </w:rPr>
+              <w:t>Prière de corriger ou de confirmer avec le QG.</w:t>
+            </w:r>
+          </w:p>
+        </w:tc>
+      </w:tr>
+      <w:tr>
+        <w:tc>
+          <w:tcPr>
+            <w:tcW w:type="dxa" w:w="964"/>
+          </w:tcPr>
+          <w:p>
+            <w:r>
+              <w:rPr>
+                <w:b/>
+                <w:i w:val="0"/>
+                <w:color w:val="EA580C"/>
+                <w:sz w:val="16"/>
+              </w:rPr>
+              <w:t>Moyenne</w:t>
+            </w:r>
+          </w:p>
+        </w:tc>
+        <w:tc>
+          <w:tcPr>
+            <w:tcW w:type="dxa" w:w="1247"/>
+          </w:tcPr>
+          <w:p>
+            <w:r>
+              <w:rPr>
+                <w:b/>
+                <w:i w:val="0"/>
+                <w:sz w:val="16"/>
+              </w:rPr>
+              <w:t>S09</w:t>
+              <w:br/>
+            </w:r>
+            <w:r>
+              <w:rPr>
+                <w:b w:val="0"/>
+                <w:i w:val="0"/>
+                <w:color w:val="64748B"/>
+                <w:sz w:val="14"/>
+              </w:rPr>
+              <w:t>Dépenses non alimentaires</w:t>
+            </w:r>
+          </w:p>
+        </w:tc>
+        <w:tc>
+          <w:tcPr>
+            <w:tcW w:type="dxa" w:w="1531"/>
+          </w:tcPr>
+          <w:p>
+            <w:r>
+              <w:rPr>
+                <w:b/>
+                <w:i w:val="0"/>
+                <w:color w:val="16A34A"/>
+                <w:sz w:val="16"/>
+              </w:rPr>
+              <w:t>—</w:t>
+            </w:r>
+          </w:p>
+        </w:tc>
+        <w:tc>
+          <w:tcPr>
+            <w:tcW w:type="dxa" w:w="1191"/>
+          </w:tcPr>
+          <w:p>
+            <w:r>
+              <w:rPr>
+                <w:b w:val="0"/>
+                <w:i w:val="0"/>
+                <w:color w:val="64748B"/>
+                <w:sz w:val="16"/>
+              </w:rPr>
+              <w:t>GT-CQ</w:t>
+            </w:r>
+          </w:p>
+        </w:tc>
+        <w:tc>
+          <w:tcPr>
+            <w:tcW w:type="dxa" w:w="4706"/>
+          </w:tcPr>
+          <w:p>
+            <w:r>
+              <w:rPr>
+                <w:b w:val="0"/>
+                <w:i w:val="0"/>
+                <w:sz w:val="17"/>
+              </w:rPr>
+              <w:t>Attention ! La dépense du ménage de MaMADou TINE (12000 Fcfa) au cours de 12 derniers mois de Autres ustensiles de ménage: seau, bouilloire, biberon, poubelle, tasses, cafétière non électrique, théière, calebasse, louche, jarre, canari, mortier, pilon, etc est relativement élevé.</w:t>
+            </w:r>
+          </w:p>
+        </w:tc>
+      </w:tr>
+      <w:tr>
+        <w:tc>
+          <w:tcPr>
+            <w:tcW w:type="dxa" w:w="964"/>
+          </w:tcPr>
+          <w:p>
+            <w:r>
+              <w:rPr>
+                <w:b/>
+                <w:i w:val="0"/>
+                <w:color w:val="EA580C"/>
+                <w:sz w:val="16"/>
+              </w:rPr>
+              <w:t>Moyenne</w:t>
+            </w:r>
+          </w:p>
+        </w:tc>
+        <w:tc>
+          <w:tcPr>
+            <w:tcW w:type="dxa" w:w="1247"/>
+          </w:tcPr>
+          <w:p>
+            <w:r>
+              <w:rPr>
+                <w:b/>
+                <w:i w:val="0"/>
+                <w:sz w:val="16"/>
+              </w:rPr>
+              <w:t>S09</w:t>
+              <w:br/>
+            </w:r>
+            <w:r>
+              <w:rPr>
+                <w:b w:val="0"/>
+                <w:i w:val="0"/>
+                <w:color w:val="64748B"/>
+                <w:sz w:val="14"/>
+              </w:rPr>
+              <w:t>Dépenses non alimentaires</w:t>
+            </w:r>
+          </w:p>
+        </w:tc>
+        <w:tc>
+          <w:tcPr>
+            <w:tcW w:type="dxa" w:w="1531"/>
+          </w:tcPr>
+          <w:p>
+            <w:r>
+              <w:rPr>
+                <w:b/>
+                <w:i w:val="0"/>
+                <w:color w:val="16A34A"/>
+                <w:sz w:val="16"/>
+              </w:rPr>
+              <w:t>—</w:t>
+            </w:r>
+          </w:p>
+        </w:tc>
+        <w:tc>
+          <w:tcPr>
+            <w:tcW w:type="dxa" w:w="1191"/>
+          </w:tcPr>
+          <w:p>
+            <w:r>
+              <w:rPr>
+                <w:b w:val="0"/>
+                <w:i w:val="0"/>
+                <w:color w:val="64748B"/>
+                <w:sz w:val="16"/>
+              </w:rPr>
+              <w:t>GT-CQ</w:t>
+            </w:r>
+          </w:p>
+        </w:tc>
+        <w:tc>
+          <w:tcPr>
+            <w:tcW w:type="dxa" w:w="4706"/>
+          </w:tcPr>
+          <w:p>
+            <w:r>
+              <w:rPr>
+                <w:b w:val="0"/>
+                <w:i w:val="0"/>
+                <w:sz w:val="17"/>
+              </w:rPr>
+              <w:t>Prière de corriger ou de confirmer avec le QG.</w:t>
+            </w:r>
+          </w:p>
+        </w:tc>
+      </w:tr>
+      <w:tr>
+        <w:tc>
+          <w:tcPr>
+            <w:tcW w:type="dxa" w:w="964"/>
+          </w:tcPr>
+          <w:p>
+            <w:r>
+              <w:rPr>
+                <w:b/>
+                <w:i w:val="0"/>
+                <w:color w:val="EA580C"/>
+                <w:sz w:val="16"/>
+              </w:rPr>
+              <w:t>Moyenne</w:t>
+            </w:r>
+          </w:p>
+        </w:tc>
+        <w:tc>
+          <w:tcPr>
+            <w:tcW w:type="dxa" w:w="1247"/>
+          </w:tcPr>
+          <w:p>
+            <w:r>
+              <w:rPr>
+                <w:b/>
+                <w:i w:val="0"/>
+                <w:sz w:val="16"/>
+              </w:rPr>
+              <w:t>S09</w:t>
+              <w:br/>
+            </w:r>
+            <w:r>
+              <w:rPr>
+                <w:b w:val="0"/>
+                <w:i w:val="0"/>
+                <w:color w:val="64748B"/>
+                <w:sz w:val="14"/>
+              </w:rPr>
+              <w:t>Dépenses non alimentaires</w:t>
+            </w:r>
+          </w:p>
+        </w:tc>
+        <w:tc>
+          <w:tcPr>
+            <w:tcW w:type="dxa" w:w="1531"/>
+          </w:tcPr>
+          <w:p>
+            <w:r>
+              <w:rPr>
+                <w:b/>
+                <w:i w:val="0"/>
+                <w:color w:val="16A34A"/>
+                <w:sz w:val="16"/>
+              </w:rPr>
+              <w:t>—</w:t>
+            </w:r>
+          </w:p>
+        </w:tc>
+        <w:tc>
+          <w:tcPr>
+            <w:tcW w:type="dxa" w:w="1191"/>
+          </w:tcPr>
+          <w:p>
+            <w:r>
+              <w:rPr>
+                <w:b w:val="0"/>
+                <w:i w:val="0"/>
+                <w:color w:val="64748B"/>
+                <w:sz w:val="16"/>
+              </w:rPr>
+              <w:t>GT-CQ</w:t>
+            </w:r>
+          </w:p>
+        </w:tc>
+        <w:tc>
+          <w:tcPr>
+            <w:tcW w:type="dxa" w:w="4706"/>
+          </w:tcPr>
+          <w:p>
+            <w:r>
+              <w:rPr>
+                <w:b w:val="0"/>
+                <w:i w:val="0"/>
+                <w:sz w:val="17"/>
+              </w:rPr>
+              <w:t>Attention ! La dépense du ménage de MaMADou TINE (8500 Fcfa) au cours de 12 derniers mois de Matériaux de maçonnerie pour la construction ou les grosses réparations de logement: ciment, briques, fer à béton, sable, gravier, parpaings, etc est relativement élevé.</w:t>
+            </w:r>
+          </w:p>
+        </w:tc>
+      </w:tr>
+      <w:tr>
+        <w:tc>
+          <w:tcPr>
+            <w:tcW w:type="dxa" w:w="964"/>
+          </w:tcPr>
+          <w:p>
+            <w:r>
+              <w:rPr>
+                <w:b/>
+                <w:i w:val="0"/>
+                <w:color w:val="EA580C"/>
+                <w:sz w:val="16"/>
+              </w:rPr>
+              <w:t>Moyenne</w:t>
             </w:r>
           </w:p>
         </w:tc>
@@ -1295,7 +5615,7 @@
                 <w:i w:val="0"/>
                 <w:sz w:val="17"/>
               </w:rPr>
-              <w:t>Incoherence!! Le ménage a depensé .</w:t>
+              <w:t>Prière de vérifier pour être sûr que vous avez choisi les bonnes modalités des questions 11.01 et 11.19.</w:t>
             </w:r>
           </w:p>
         </w:tc>
@@ -1310,10 +5630,10 @@
               <w:rPr>
                 <w:b/>
                 <w:i w:val="0"/>
-                <w:color w:val="DC2626"/>
-                <w:sz w:val="16"/>
-              </w:rPr>
-              <w:t>Haute</w:t>
+                <w:color w:val="EA580C"/>
+                <w:sz w:val="16"/>
+              </w:rPr>
+              <w:t>Moyenne</w:t>
             </w:r>
           </w:p>
         </w:tc>
@@ -1354,7 +5674,7 @@
                 <w:color w:val="16A34A"/>
                 <w:sz w:val="16"/>
               </w:rPr>
-              <w:t>s01q29, s01q31, s04q24, s00q04, s11q21, s09fq03, s09fq011</w:t>
+              <w:t>—</w:t>
             </w:r>
           </w:p>
         </w:tc>
@@ -1385,7 +5705,7 @@
                 <w:i w:val="0"/>
                 <w:sz w:val="17"/>
               </w:rPr>
-              <w:t>FCFA dans Frais de connexion au réseau de distribution d'eau mais dit ne pas être connecté à un réseau d'eau courante, prière de corriger cette incoherenceAttention!!! Les ménages vivants dans un(e) Case à KAOLACK Rural ont généralement comme principal matériau du toit le/la Paille, mais celui du ménage de MaMADou TINE (Tôles) diffère de celui-ci.</w:t>
+              <w:t>Merci de ne pas corriger si vous êtes sûr de celui donné par le ménage et observé par vous.</w:t>
             </w:r>
           </w:p>
         </w:tc>
@@ -1400,10 +5720,10 @@
               <w:rPr>
                 <w:b/>
                 <w:i w:val="0"/>
-                <w:color w:val="DC2626"/>
-                <w:sz w:val="16"/>
-              </w:rPr>
-              <w:t>Haute</w:t>
+                <w:color w:val="EA580C"/>
+                <w:sz w:val="16"/>
+              </w:rPr>
+              <w:t>Moyenne</w:t>
             </w:r>
           </w:p>
         </w:tc>
@@ -1418,7 +5738,7 @@
                 <w:i w:val="0"/>
                 <w:sz w:val="16"/>
               </w:rPr>
-              <w:t>S16</w:t>
+              <w:t>S12</w:t>
               <w:br/>
             </w:r>
             <w:r>
@@ -1428,7 +5748,7 @@
                 <w:color w:val="64748B"/>
                 <w:sz w:val="14"/>
               </w:rPr>
-              <w:t>Agriculture</w:t>
+              <w:t>Avoirs / biens durables</w:t>
             </w:r>
           </w:p>
         </w:tc>
@@ -1444,7 +5764,7 @@
                 <w:color w:val="16A34A"/>
                 <w:sz w:val="16"/>
               </w:rPr>
-              <w:t>s16dq05a, s16dq05c</w:t>
+              <w:t>—</w:t>
             </w:r>
           </w:p>
         </w:tc>
@@ -1475,7 +5795,7 @@
                 <w:i w:val="0"/>
                 <w:sz w:val="17"/>
               </w:rPr>
-              <w:t>La quantité de s16dq05a estimée en Kg est incohérente avec la prise dans la question s16dq05c, prière de bien estimer et mettre la valeur exacte.</w:t>
+              <w:t>Prière de vérifier ou confirmer avec l'enquêté et mettre les bonnes valeurs après verification, s'il le faut.</w:t>
             </w:r>
           </w:p>
         </w:tc>
@@ -1490,10 +5810,10 @@
               <w:rPr>
                 <w:b/>
                 <w:i w:val="0"/>
-                <w:color w:val="DC2626"/>
-                <w:sz w:val="16"/>
-              </w:rPr>
-              <w:t>Haute</w:t>
+                <w:color w:val="EA580C"/>
+                <w:sz w:val="16"/>
+              </w:rPr>
+              <w:t>Moyenne</w:t>
             </w:r>
           </w:p>
         </w:tc>
@@ -1508,7 +5828,7 @@
                 <w:i w:val="0"/>
                 <w:sz w:val="16"/>
               </w:rPr>
-              <w:t>S19</w:t>
+              <w:t>S12</w:t>
               <w:br/>
             </w:r>
             <w:r>
@@ -1518,7 +5838,7 @@
                 <w:color w:val="64748B"/>
                 <w:sz w:val="14"/>
               </w:rPr>
-              <w:t>Entreprises non agricoles</w:t>
+              <w:t>Avoirs / biens durables</w:t>
             </w:r>
           </w:p>
         </w:tc>
@@ -1534,7 +5854,7 @@
                 <w:color w:val="16A34A"/>
                 <w:sz w:val="16"/>
               </w:rPr>
-              <w:t>s02q02__1, s02q15, s02q17, s03q16, s04q27, s04q43, s04q63, s05q11</w:t>
+              <w:t>—</w:t>
             </w:r>
           </w:p>
         </w:tc>
@@ -1565,7 +5885,7 @@
                 <w:i w:val="0"/>
                 <w:sz w:val="17"/>
               </w:rPr>
-              <w:t>Incohérence!! Le prix d'achat de Arara ne doit pas être égal 0 même si le ménage l'a reçu en cadeau prière de leurs aider à faire une estimation.</w:t>
+              <w:t>Attention ! Armoires et autres meubles a été revendu à 750000 Fcfa qui est relativement élevé par rapport aux autres prix de revente observés dans cette zone.</w:t>
             </w:r>
           </w:p>
         </w:tc>
@@ -1580,10 +5900,10 @@
               <w:rPr>
                 <w:b/>
                 <w:i w:val="0"/>
-                <w:color w:val="DC2626"/>
-                <w:sz w:val="16"/>
-              </w:rPr>
-              <w:t>Haute</w:t>
+                <w:color w:val="EA580C"/>
+                <w:sz w:val="16"/>
+              </w:rPr>
+              <w:t>Moyenne</w:t>
             </w:r>
           </w:p>
         </w:tc>
@@ -1598,7 +5918,7 @@
                 <w:i w:val="0"/>
                 <w:sz w:val="16"/>
               </w:rPr>
-              <w:t>S19</w:t>
+              <w:t>S12</w:t>
               <w:br/>
             </w:r>
             <w:r>
@@ -1608,7 +5928,7 @@
                 <w:color w:val="64748B"/>
                 <w:sz w:val="14"/>
               </w:rPr>
-              <w:t>Entreprises non agricoles</w:t>
+              <w:t>Avoirs / biens durables</w:t>
             </w:r>
           </w:p>
         </w:tc>
@@ -1624,7 +5944,7 @@
                 <w:color w:val="16A34A"/>
                 <w:sz w:val="16"/>
               </w:rPr>
-              <w:t>s01q02, s02q01__1, s02q02__1, s02q03__1, s02q15, s03q17, s04q28, s04q35d</w:t>
+              <w:t>—</w:t>
             </w:r>
           </w:p>
         </w:tc>
@@ -1655,7 +5975,7 @@
                 <w:i w:val="0"/>
                 <w:sz w:val="17"/>
               </w:rPr>
-              <w:t>Incohérence!! Le prix de revente de Arara dans cette section 19 ne doit pas être égal 0 même si le ménage l'a reçu en cadeau prière de leurs aider à faire une estimation.</w:t>
+              <w:t>Prière de corriger ou de confirmer avec le QG.</w:t>
             </w:r>
           </w:p>
         </w:tc>
@@ -1670,10 +5990,10 @@
               <w:rPr>
                 <w:b/>
                 <w:i w:val="0"/>
-                <w:color w:val="DC2626"/>
-                <w:sz w:val="16"/>
-              </w:rPr>
-              <w:t>Haute</w:t>
+                <w:color w:val="EA580C"/>
+                <w:sz w:val="16"/>
+              </w:rPr>
+              <w:t>Moyenne</w:t>
             </w:r>
           </w:p>
         </w:tc>
@@ -1688,7 +6008,7 @@
                 <w:i w:val="0"/>
                 <w:sz w:val="16"/>
               </w:rPr>
-              <w:t>S19</w:t>
+              <w:t>S12</w:t>
               <w:br/>
             </w:r>
             <w:r>
@@ -1698,7 +6018,7 @@
                 <w:color w:val="64748B"/>
                 <w:sz w:val="14"/>
               </w:rPr>
-              <w:t>Entreprises non agricoles</w:t>
+              <w:t>Avoirs / biens durables</w:t>
             </w:r>
           </w:p>
         </w:tc>
@@ -1745,4867 +6065,7 @@
                 <w:i w:val="0"/>
                 <w:sz w:val="17"/>
               </w:rPr>
-              <w:t>Incohérence!! Le prix de revente de Animaux de labour dans cette section 19 ne doit pas être égal 0 même si le ménage l'a reçu en cadeau prière de leurs aider à faire une estimation.</w:t>
-            </w:r>
-          </w:p>
-        </w:tc>
-      </w:tr>
-      <w:tr>
-        <w:tc>
-          <w:tcPr>
-            <w:tcW w:type="dxa" w:w="964"/>
-          </w:tcPr>
-          <w:p>
-            <w:r>
-              <w:rPr>
-                <w:b/>
-                <w:i w:val="0"/>
-                <w:color w:val="DC2626"/>
-                <w:sz w:val="16"/>
-              </w:rPr>
-              <w:t>Haute</w:t>
-            </w:r>
-          </w:p>
-        </w:tc>
-        <w:tc>
-          <w:tcPr>
-            <w:tcW w:type="dxa" w:w="1247"/>
-          </w:tcPr>
-          <w:p>
-            <w:r>
-              <w:rPr>
-                <w:b/>
-                <w:i w:val="0"/>
-                <w:sz w:val="16"/>
-              </w:rPr>
-              <w:t>S19</w:t>
-              <w:br/>
-            </w:r>
-            <w:r>
-              <w:rPr>
-                <w:b w:val="0"/>
-                <w:i w:val="0"/>
-                <w:color w:val="64748B"/>
-                <w:sz w:val="14"/>
-              </w:rPr>
-              <w:t>Entreprises non agricoles</w:t>
-            </w:r>
-          </w:p>
-        </w:tc>
-        <w:tc>
-          <w:tcPr>
-            <w:tcW w:type="dxa" w:w="1531"/>
-          </w:tcPr>
-          <w:p>
-            <w:r>
-              <w:rPr>
-                <w:b/>
-                <w:i w:val="0"/>
-                <w:color w:val="16A34A"/>
-                <w:sz w:val="16"/>
-              </w:rPr>
-              <w:t>s01q02, s02q01__1, s02q02__1, s02q03__1, s02q15, s03q17, s04q28, s04q35d</w:t>
-            </w:r>
-          </w:p>
-        </w:tc>
-        <w:tc>
-          <w:tcPr>
-            <w:tcW w:type="dxa" w:w="1191"/>
-          </w:tcPr>
-          <w:p>
-            <w:r>
-              <w:rPr>
-                <w:b w:val="0"/>
-                <w:i w:val="0"/>
-                <w:color w:val="64748B"/>
-                <w:sz w:val="16"/>
-              </w:rPr>
-              <w:t>GT-CQ</w:t>
-            </w:r>
-          </w:p>
-        </w:tc>
-        <w:tc>
-          <w:tcPr>
-            <w:tcW w:type="dxa" w:w="4706"/>
-          </w:tcPr>
-          <w:p>
-            <w:r>
-              <w:rPr>
-                <w:b w:val="0"/>
-                <w:i w:val="0"/>
-                <w:sz w:val="17"/>
-              </w:rPr>
-              <w:t>Incohérence!! Le prix de revente de Charrettes dans cette section 19 ne doit pas être égal 0 même si le ménage l'a reçu en cadeau prière de leurs aider à faire une estimation.</w:t>
-            </w:r>
-          </w:p>
-        </w:tc>
-      </w:tr>
-      <w:tr>
-        <w:tc>
-          <w:tcPr>
-            <w:tcW w:type="dxa" w:w="964"/>
-          </w:tcPr>
-          <w:p>
-            <w:r>
-              <w:rPr>
-                <w:b/>
-                <w:i w:val="0"/>
-                <w:color w:val="DC2626"/>
-                <w:sz w:val="16"/>
-              </w:rPr>
-              <w:t>Haute</w:t>
-            </w:r>
-          </w:p>
-        </w:tc>
-        <w:tc>
-          <w:tcPr>
-            <w:tcW w:type="dxa" w:w="1247"/>
-          </w:tcPr>
-          <w:p>
-            <w:r>
-              <w:rPr>
-                <w:b/>
-                <w:i w:val="0"/>
-                <w:sz w:val="16"/>
-              </w:rPr>
-              <w:t>S19</w:t>
-              <w:br/>
-            </w:r>
-            <w:r>
-              <w:rPr>
-                <w:b w:val="0"/>
-                <w:i w:val="0"/>
-                <w:color w:val="64748B"/>
-                <w:sz w:val="14"/>
-              </w:rPr>
-              <w:t>Entreprises non agricoles</w:t>
-            </w:r>
-          </w:p>
-        </w:tc>
-        <w:tc>
-          <w:tcPr>
-            <w:tcW w:type="dxa" w:w="1531"/>
-          </w:tcPr>
-          <w:p>
-            <w:r>
-              <w:rPr>
-                <w:b/>
-                <w:i w:val="0"/>
-                <w:color w:val="16A34A"/>
-                <w:sz w:val="16"/>
-              </w:rPr>
-              <w:t>s01q02, s02q01__1, s02q02__1, s02q03__1, s02q15, s03q17, s04q28, s04q35d</w:t>
-            </w:r>
-          </w:p>
-        </w:tc>
-        <w:tc>
-          <w:tcPr>
-            <w:tcW w:type="dxa" w:w="1191"/>
-          </w:tcPr>
-          <w:p>
-            <w:r>
-              <w:rPr>
-                <w:b w:val="0"/>
-                <w:i w:val="0"/>
-                <w:color w:val="64748B"/>
-                <w:sz w:val="16"/>
-              </w:rPr>
-              <w:t>GT-CQ</w:t>
-            </w:r>
-          </w:p>
-        </w:tc>
-        <w:tc>
-          <w:tcPr>
-            <w:tcW w:type="dxa" w:w="4706"/>
-          </w:tcPr>
-          <w:p>
-            <w:r>
-              <w:rPr>
-                <w:b w:val="0"/>
-                <w:i w:val="0"/>
-                <w:sz w:val="17"/>
-              </w:rPr>
-              <w:t>Incohérence!! Le prix de revente de Faucheuse dans cette section 19 ne doit pas être égal 0 même si le ménage l'a reçu en cadeau prière de leurs aider à faire une estimation.</w:t>
-            </w:r>
-          </w:p>
-        </w:tc>
-      </w:tr>
-      <w:tr>
-        <w:tc>
-          <w:tcPr>
-            <w:tcW w:type="dxa" w:w="964"/>
-          </w:tcPr>
-          <w:p>
-            <w:r>
-              <w:rPr>
-                <w:b/>
-                <w:i w:val="0"/>
-                <w:color w:val="DC2626"/>
-                <w:sz w:val="16"/>
-              </w:rPr>
-              <w:t>Haute</w:t>
-            </w:r>
-          </w:p>
-        </w:tc>
-        <w:tc>
-          <w:tcPr>
-            <w:tcW w:type="dxa" w:w="1247"/>
-          </w:tcPr>
-          <w:p>
-            <w:r>
-              <w:rPr>
-                <w:b/>
-                <w:i w:val="0"/>
-                <w:sz w:val="16"/>
-              </w:rPr>
-              <w:t>S19</w:t>
-              <w:br/>
-            </w:r>
-            <w:r>
-              <w:rPr>
-                <w:b w:val="0"/>
-                <w:i w:val="0"/>
-                <w:color w:val="64748B"/>
-                <w:sz w:val="14"/>
-              </w:rPr>
-              <w:t>Entreprises non agricoles</w:t>
-            </w:r>
-          </w:p>
-        </w:tc>
-        <w:tc>
-          <w:tcPr>
-            <w:tcW w:type="dxa" w:w="1531"/>
-          </w:tcPr>
-          <w:p>
-            <w:r>
-              <w:rPr>
-                <w:b/>
-                <w:i w:val="0"/>
-                <w:color w:val="16A34A"/>
-                <w:sz w:val="16"/>
-              </w:rPr>
-              <w:t>s01q02, s02q01__1, s02q02__1, s02q03__1, s02q15, s03q17, s04q28, s04q35d</w:t>
-            </w:r>
-          </w:p>
-        </w:tc>
-        <w:tc>
-          <w:tcPr>
-            <w:tcW w:type="dxa" w:w="1191"/>
-          </w:tcPr>
-          <w:p>
-            <w:r>
-              <w:rPr>
-                <w:b w:val="0"/>
-                <w:i w:val="0"/>
-                <w:color w:val="64748B"/>
-                <w:sz w:val="16"/>
-              </w:rPr>
-              <w:t>GT-CQ</w:t>
-            </w:r>
-          </w:p>
-        </w:tc>
-        <w:tc>
-          <w:tcPr>
-            <w:tcW w:type="dxa" w:w="4706"/>
-          </w:tcPr>
-          <w:p>
-            <w:r>
-              <w:rPr>
-                <w:b w:val="0"/>
-                <w:i w:val="0"/>
-                <w:sz w:val="17"/>
-              </w:rPr>
-              <w:t>Incohérence!! Le prix de revente de Machette dans cette section 19 ne doit pas être égal 0 même si le ménage l'a reçu en cadeau prière de leurs aider à faire une estimation.</w:t>
-            </w:r>
-          </w:p>
-        </w:tc>
-      </w:tr>
-      <w:tr>
-        <w:tc>
-          <w:tcPr>
-            <w:tcW w:type="dxa" w:w="964"/>
-          </w:tcPr>
-          <w:p>
-            <w:r>
-              <w:rPr>
-                <w:b/>
-                <w:i w:val="0"/>
-                <w:color w:val="DC2626"/>
-                <w:sz w:val="16"/>
-              </w:rPr>
-              <w:t>Haute</w:t>
-            </w:r>
-          </w:p>
-        </w:tc>
-        <w:tc>
-          <w:tcPr>
-            <w:tcW w:type="dxa" w:w="1247"/>
-          </w:tcPr>
-          <w:p>
-            <w:r>
-              <w:rPr>
-                <w:b/>
-                <w:i w:val="0"/>
-                <w:sz w:val="16"/>
-              </w:rPr>
-              <w:t>S19</w:t>
-              <w:br/>
-            </w:r>
-            <w:r>
-              <w:rPr>
-                <w:b w:val="0"/>
-                <w:i w:val="0"/>
-                <w:color w:val="64748B"/>
-                <w:sz w:val="14"/>
-              </w:rPr>
-              <w:t>Entreprises non agricoles</w:t>
-            </w:r>
-          </w:p>
-        </w:tc>
-        <w:tc>
-          <w:tcPr>
-            <w:tcW w:type="dxa" w:w="1531"/>
-          </w:tcPr>
-          <w:p>
-            <w:r>
-              <w:rPr>
-                <w:b/>
-                <w:i w:val="0"/>
-                <w:color w:val="16A34A"/>
-                <w:sz w:val="16"/>
-              </w:rPr>
-              <w:t>s01q02, s02q01__1, s02q02__1, s02q03__1, s02q15, s03q17, s04q28, s04q35d</w:t>
-            </w:r>
-          </w:p>
-        </w:tc>
-        <w:tc>
-          <w:tcPr>
-            <w:tcW w:type="dxa" w:w="1191"/>
-          </w:tcPr>
-          <w:p>
-            <w:r>
-              <w:rPr>
-                <w:b w:val="0"/>
-                <w:i w:val="0"/>
-                <w:color w:val="64748B"/>
-                <w:sz w:val="16"/>
-              </w:rPr>
-              <w:t>GT-CQ</w:t>
-            </w:r>
-          </w:p>
-        </w:tc>
-        <w:tc>
-          <w:tcPr>
-            <w:tcW w:type="dxa" w:w="4706"/>
-          </w:tcPr>
-          <w:p>
-            <w:r>
-              <w:rPr>
-                <w:b w:val="0"/>
-                <w:i w:val="0"/>
-                <w:sz w:val="17"/>
-              </w:rPr>
-              <w:t>Incohérence!! Le prix de revente de Râteau dans cette section 19 ne doit pas être égal 0 même si le ménage l'a reçu en cadeau prière de leurs aider à faire une estimation.</w:t>
-            </w:r>
-          </w:p>
-        </w:tc>
-      </w:tr>
-      <w:tr>
-        <w:tc>
-          <w:tcPr>
-            <w:tcW w:type="dxa" w:w="964"/>
-          </w:tcPr>
-          <w:p>
-            <w:r>
-              <w:rPr>
-                <w:b/>
-                <w:i w:val="0"/>
-                <w:color w:val="DC2626"/>
-                <w:sz w:val="16"/>
-              </w:rPr>
-              <w:t>Haute</w:t>
-            </w:r>
-          </w:p>
-        </w:tc>
-        <w:tc>
-          <w:tcPr>
-            <w:tcW w:type="dxa" w:w="1247"/>
-          </w:tcPr>
-          <w:p>
-            <w:r>
-              <w:rPr>
-                <w:b/>
-                <w:i w:val="0"/>
-                <w:sz w:val="16"/>
-              </w:rPr>
-              <w:t>S19</w:t>
-              <w:br/>
-            </w:r>
-            <w:r>
-              <w:rPr>
-                <w:b w:val="0"/>
-                <w:i w:val="0"/>
-                <w:color w:val="64748B"/>
-                <w:sz w:val="14"/>
-              </w:rPr>
-              <w:t>Entreprises non agricoles</w:t>
-            </w:r>
-          </w:p>
-        </w:tc>
-        <w:tc>
-          <w:tcPr>
-            <w:tcW w:type="dxa" w:w="1531"/>
-          </w:tcPr>
-          <w:p>
-            <w:r>
-              <w:rPr>
-                <w:b/>
-                <w:i w:val="0"/>
-                <w:color w:val="16A34A"/>
-                <w:sz w:val="16"/>
-              </w:rPr>
-              <w:t>s01q02, s02q01__1, s02q02__1, s02q03__1, s02q15, s03q17, s04q28, s04q35d</w:t>
-            </w:r>
-          </w:p>
-        </w:tc>
-        <w:tc>
-          <w:tcPr>
-            <w:tcW w:type="dxa" w:w="1191"/>
-          </w:tcPr>
-          <w:p>
-            <w:r>
-              <w:rPr>
-                <w:b w:val="0"/>
-                <w:i w:val="0"/>
-                <w:color w:val="64748B"/>
-                <w:sz w:val="16"/>
-              </w:rPr>
-              <w:t>GT-CQ</w:t>
-            </w:r>
-          </w:p>
-        </w:tc>
-        <w:tc>
-          <w:tcPr>
-            <w:tcW w:type="dxa" w:w="4706"/>
-          </w:tcPr>
-          <w:p>
-            <w:r>
-              <w:rPr>
-                <w:b w:val="0"/>
-                <w:i w:val="0"/>
-                <w:sz w:val="17"/>
-              </w:rPr>
-              <w:t>Incohérence!! Le prix de revente de Semoir dans cette section 19 ne doit pas être égal 0 même si le ménage l'a reçu en cadeau prière de leurs aider à faire une estimation.</w:t>
-            </w:r>
-          </w:p>
-        </w:tc>
-      </w:tr>
-      <w:tr>
-        <w:tc>
-          <w:tcPr>
-            <w:tcW w:type="dxa" w:w="964"/>
-          </w:tcPr>
-          <w:p>
-            <w:r>
-              <w:rPr>
-                <w:b/>
-                <w:i w:val="0"/>
-                <w:color w:val="EA580C"/>
-                <w:sz w:val="16"/>
-              </w:rPr>
-              <w:t>Moyenne</w:t>
-            </w:r>
-          </w:p>
-        </w:tc>
-        <w:tc>
-          <w:tcPr>
-            <w:tcW w:type="dxa" w:w="1247"/>
-          </w:tcPr>
-          <w:p>
-            <w:r>
-              <w:rPr>
-                <w:b/>
-                <w:i w:val="0"/>
-                <w:sz w:val="16"/>
-              </w:rPr>
-              <w:t>S00</w:t>
-              <w:br/>
-            </w:r>
-            <w:r>
-              <w:rPr>
-                <w:b w:val="0"/>
-                <w:i w:val="0"/>
-                <w:color w:val="64748B"/>
-                <w:sz w:val="14"/>
-              </w:rPr>
-              <w:t>Identification</w:t>
-            </w:r>
-          </w:p>
-        </w:tc>
-        <w:tc>
-          <w:tcPr>
-            <w:tcW w:type="dxa" w:w="1531"/>
-          </w:tcPr>
-          <w:p>
-            <w:r>
-              <w:rPr>
-                <w:b/>
-                <w:i w:val="0"/>
-                <w:color w:val="16A34A"/>
-                <w:sz w:val="16"/>
-              </w:rPr>
-              <w:t>s00q27</w:t>
-            </w:r>
-          </w:p>
-        </w:tc>
-        <w:tc>
-          <w:tcPr>
-            <w:tcW w:type="dxa" w:w="1191"/>
-          </w:tcPr>
-          <w:p>
-            <w:r>
-              <w:rPr>
-                <w:b w:val="0"/>
-                <w:i w:val="0"/>
-                <w:color w:val="64748B"/>
-                <w:sz w:val="16"/>
-              </w:rPr>
-              <w:t>GT-CQ</w:t>
-            </w:r>
-          </w:p>
-        </w:tc>
-        <w:tc>
-          <w:tcPr>
-            <w:tcW w:type="dxa" w:w="4706"/>
-          </w:tcPr>
-          <w:p>
-            <w:r>
-              <w:rPr>
-                <w:b w:val="0"/>
-                <w:i w:val="0"/>
-                <w:sz w:val="17"/>
-              </w:rPr>
-              <w:t>Le questionnaire semble ne pas être complètement fini mais le questionnaire est en statut complet, prière de compléter le questionnaire.</w:t>
-            </w:r>
-          </w:p>
-        </w:tc>
-      </w:tr>
-      <w:tr>
-        <w:tc>
-          <w:tcPr>
-            <w:tcW w:type="dxa" w:w="964"/>
-          </w:tcPr>
-          <w:p>
-            <w:r>
-              <w:rPr>
-                <w:b/>
-                <w:i w:val="0"/>
-                <w:color w:val="EA580C"/>
-                <w:sz w:val="16"/>
-              </w:rPr>
-              <w:t>Moyenne</w:t>
-            </w:r>
-          </w:p>
-        </w:tc>
-        <w:tc>
-          <w:tcPr>
-            <w:tcW w:type="dxa" w:w="1247"/>
-          </w:tcPr>
-          <w:p>
-            <w:r>
-              <w:rPr>
-                <w:b/>
-                <w:i w:val="0"/>
-                <w:sz w:val="16"/>
-              </w:rPr>
-              <w:t>S00</w:t>
-              <w:br/>
-            </w:r>
-            <w:r>
-              <w:rPr>
-                <w:b w:val="0"/>
-                <w:i w:val="0"/>
-                <w:color w:val="64748B"/>
-                <w:sz w:val="14"/>
-              </w:rPr>
-              <w:t>Identification</w:t>
-            </w:r>
-          </w:p>
-        </w:tc>
-        <w:tc>
-          <w:tcPr>
-            <w:tcW w:type="dxa" w:w="1531"/>
-          </w:tcPr>
-          <w:p>
-            <w:r>
-              <w:rPr>
-                <w:b/>
-                <w:i w:val="0"/>
-                <w:color w:val="16A34A"/>
-                <w:sz w:val="16"/>
-              </w:rPr>
-              <w:t>—</w:t>
-            </w:r>
-          </w:p>
-        </w:tc>
-        <w:tc>
-          <w:tcPr>
-            <w:tcW w:type="dxa" w:w="1191"/>
-          </w:tcPr>
-          <w:p>
-            <w:r>
-              <w:rPr>
-                <w:b w:val="0"/>
-                <w:i w:val="0"/>
-                <w:color w:val="64748B"/>
-                <w:sz w:val="16"/>
-              </w:rPr>
-              <w:t>GT-CQ</w:t>
-            </w:r>
-          </w:p>
-        </w:tc>
-        <w:tc>
-          <w:tcPr>
-            <w:tcW w:type="dxa" w:w="4706"/>
-          </w:tcPr>
-          <w:p>
-            <w:r>
-              <w:rPr>
-                <w:b w:val="0"/>
-                <w:i w:val="0"/>
-                <w:sz w:val="17"/>
-              </w:rPr>
-              <w:t>L'adresse ou la localisation du ménage doit être bien renseignée, ne doit pas contenir des numéros de téléphone et elle semble courte pour être une adresse.</w:t>
-            </w:r>
-          </w:p>
-        </w:tc>
-      </w:tr>
-      <w:tr>
-        <w:tc>
-          <w:tcPr>
-            <w:tcW w:type="dxa" w:w="964"/>
-          </w:tcPr>
-          <w:p>
-            <w:r>
-              <w:rPr>
-                <w:b/>
-                <w:i w:val="0"/>
-                <w:color w:val="EA580C"/>
-                <w:sz w:val="16"/>
-              </w:rPr>
-              <w:t>Moyenne</w:t>
-            </w:r>
-          </w:p>
-        </w:tc>
-        <w:tc>
-          <w:tcPr>
-            <w:tcW w:type="dxa" w:w="1247"/>
-          </w:tcPr>
-          <w:p>
-            <w:r>
-              <w:rPr>
-                <w:b/>
-                <w:i w:val="0"/>
-                <w:sz w:val="16"/>
-              </w:rPr>
-              <w:t>S00</w:t>
-              <w:br/>
-            </w:r>
-            <w:r>
-              <w:rPr>
-                <w:b w:val="0"/>
-                <w:i w:val="0"/>
-                <w:color w:val="64748B"/>
-                <w:sz w:val="14"/>
-              </w:rPr>
-              <w:t>Identification</w:t>
-            </w:r>
-          </w:p>
-        </w:tc>
-        <w:tc>
-          <w:tcPr>
-            <w:tcW w:type="dxa" w:w="1531"/>
-          </w:tcPr>
-          <w:p>
-            <w:r>
-              <w:rPr>
-                <w:b/>
-                <w:i w:val="0"/>
-                <w:color w:val="16A34A"/>
-                <w:sz w:val="16"/>
-              </w:rPr>
-              <w:t>—</w:t>
-            </w:r>
-          </w:p>
-        </w:tc>
-        <w:tc>
-          <w:tcPr>
-            <w:tcW w:type="dxa" w:w="1191"/>
-          </w:tcPr>
-          <w:p>
-            <w:r>
-              <w:rPr>
-                <w:b w:val="0"/>
-                <w:i w:val="0"/>
-                <w:color w:val="64748B"/>
-                <w:sz w:val="16"/>
-              </w:rPr>
-              <w:t>GT-CQ</w:t>
-            </w:r>
-          </w:p>
-        </w:tc>
-        <w:tc>
-          <w:tcPr>
-            <w:tcW w:type="dxa" w:w="4706"/>
-          </w:tcPr>
-          <w:p>
-            <w:r>
-              <w:rPr>
-                <w:b w:val="0"/>
-                <w:i w:val="0"/>
-                <w:sz w:val="17"/>
-              </w:rPr>
-              <w:t>Prière de renseigner la bonne adresse.</w:t>
-            </w:r>
-          </w:p>
-        </w:tc>
-      </w:tr>
-      <w:tr>
-        <w:tc>
-          <w:tcPr>
-            <w:tcW w:type="dxa" w:w="964"/>
-          </w:tcPr>
-          <w:p>
-            <w:r>
-              <w:rPr>
-                <w:b/>
-                <w:i w:val="0"/>
-                <w:color w:val="EA580C"/>
-                <w:sz w:val="16"/>
-              </w:rPr>
-              <w:t>Moyenne</w:t>
-            </w:r>
-          </w:p>
-        </w:tc>
-        <w:tc>
-          <w:tcPr>
-            <w:tcW w:type="dxa" w:w="1247"/>
-          </w:tcPr>
-          <w:p>
-            <w:r>
-              <w:rPr>
-                <w:b/>
-                <w:i w:val="0"/>
-                <w:sz w:val="16"/>
-              </w:rPr>
-              <w:t>S01</w:t>
-              <w:br/>
-            </w:r>
-            <w:r>
-              <w:rPr>
-                <w:b w:val="0"/>
-                <w:i w:val="0"/>
-                <w:color w:val="64748B"/>
-                <w:sz w:val="14"/>
-              </w:rPr>
-              <w:t>Démographie</w:t>
-            </w:r>
-          </w:p>
-        </w:tc>
-        <w:tc>
-          <w:tcPr>
-            <w:tcW w:type="dxa" w:w="1531"/>
-          </w:tcPr>
-          <w:p>
-            <w:r>
-              <w:rPr>
-                <w:b/>
-                <w:i w:val="0"/>
-                <w:color w:val="16A34A"/>
-                <w:sz w:val="16"/>
-              </w:rPr>
-              <w:t>—</w:t>
-            </w:r>
-          </w:p>
-        </w:tc>
-        <w:tc>
-          <w:tcPr>
-            <w:tcW w:type="dxa" w:w="1191"/>
-          </w:tcPr>
-          <w:p>
-            <w:r>
-              <w:rPr>
-                <w:b w:val="0"/>
-                <w:i w:val="0"/>
-                <w:color w:val="64748B"/>
-                <w:sz w:val="16"/>
-              </w:rPr>
-              <w:t>GT-CQ</w:t>
-            </w:r>
-          </w:p>
-        </w:tc>
-        <w:tc>
-          <w:tcPr>
-            <w:tcW w:type="dxa" w:w="4706"/>
-          </w:tcPr>
-          <w:p>
-            <w:r>
-              <w:rPr>
-                <w:b w:val="0"/>
-                <w:i w:val="0"/>
-                <w:sz w:val="17"/>
-              </w:rPr>
-              <w:t>Prière de verifier l'information donnée par MAME GOR TINE ou corriger au niveau de la section 1.</w:t>
-            </w:r>
-          </w:p>
-        </w:tc>
-      </w:tr>
-      <w:tr>
-        <w:tc>
-          <w:tcPr>
-            <w:tcW w:type="dxa" w:w="964"/>
-          </w:tcPr>
-          <w:p>
-            <w:r>
-              <w:rPr>
-                <w:b/>
-                <w:i w:val="0"/>
-                <w:color w:val="EA580C"/>
-                <w:sz w:val="16"/>
-              </w:rPr>
-              <w:t>Moyenne</w:t>
-            </w:r>
-          </w:p>
-        </w:tc>
-        <w:tc>
-          <w:tcPr>
-            <w:tcW w:type="dxa" w:w="1247"/>
-          </w:tcPr>
-          <w:p>
-            <w:r>
-              <w:rPr>
-                <w:b/>
-                <w:i w:val="0"/>
-                <w:sz w:val="16"/>
-              </w:rPr>
-              <w:t>S01</w:t>
-              <w:br/>
-            </w:r>
-            <w:r>
-              <w:rPr>
-                <w:b w:val="0"/>
-                <w:i w:val="0"/>
-                <w:color w:val="64748B"/>
-                <w:sz w:val="14"/>
-              </w:rPr>
-              <w:t>Démographie</w:t>
-            </w:r>
-          </w:p>
-        </w:tc>
-        <w:tc>
-          <w:tcPr>
-            <w:tcW w:type="dxa" w:w="1531"/>
-          </w:tcPr>
-          <w:p>
-            <w:r>
-              <w:rPr>
-                <w:b/>
-                <w:i w:val="0"/>
-                <w:color w:val="16A34A"/>
-                <w:sz w:val="16"/>
-              </w:rPr>
-              <w:t>—</w:t>
-            </w:r>
-          </w:p>
-        </w:tc>
-        <w:tc>
-          <w:tcPr>
-            <w:tcW w:type="dxa" w:w="1191"/>
-          </w:tcPr>
-          <w:p>
-            <w:r>
-              <w:rPr>
-                <w:b w:val="0"/>
-                <w:i w:val="0"/>
-                <w:color w:val="64748B"/>
-                <w:sz w:val="16"/>
-              </w:rPr>
-              <w:t>GT-CQ</w:t>
-            </w:r>
-          </w:p>
-        </w:tc>
-        <w:tc>
-          <w:tcPr>
-            <w:tcW w:type="dxa" w:w="4706"/>
-          </w:tcPr>
-          <w:p>
-            <w:r>
-              <w:rPr>
-                <w:b w:val="0"/>
-                <w:i w:val="0"/>
-                <w:sz w:val="17"/>
-              </w:rPr>
-              <w:t>Prière de verifier l'information donnée par PAPE TINE ou corriger au niveau de la section 1.</w:t>
-            </w:r>
-          </w:p>
-        </w:tc>
-      </w:tr>
-      <w:tr>
-        <w:tc>
-          <w:tcPr>
-            <w:tcW w:type="dxa" w:w="964"/>
-          </w:tcPr>
-          <w:p>
-            <w:r>
-              <w:rPr>
-                <w:b/>
-                <w:i w:val="0"/>
-                <w:color w:val="EA580C"/>
-                <w:sz w:val="16"/>
-              </w:rPr>
-              <w:t>Moyenne</w:t>
-            </w:r>
-          </w:p>
-        </w:tc>
-        <w:tc>
-          <w:tcPr>
-            <w:tcW w:type="dxa" w:w="1247"/>
-          </w:tcPr>
-          <w:p>
-            <w:r>
-              <w:rPr>
-                <w:b/>
-                <w:i w:val="0"/>
-                <w:sz w:val="16"/>
-              </w:rPr>
-              <w:t>S01</w:t>
-              <w:br/>
-            </w:r>
-            <w:r>
-              <w:rPr>
-                <w:b w:val="0"/>
-                <w:i w:val="0"/>
-                <w:color w:val="64748B"/>
-                <w:sz w:val="14"/>
-              </w:rPr>
-              <w:t>Démographie</w:t>
-            </w:r>
-          </w:p>
-        </w:tc>
-        <w:tc>
-          <w:tcPr>
-            <w:tcW w:type="dxa" w:w="1531"/>
-          </w:tcPr>
-          <w:p>
-            <w:r>
-              <w:rPr>
-                <w:b/>
-                <w:i w:val="0"/>
-                <w:color w:val="16A34A"/>
-                <w:sz w:val="16"/>
-              </w:rPr>
-              <w:t>—</w:t>
-            </w:r>
-          </w:p>
-        </w:tc>
-        <w:tc>
-          <w:tcPr>
-            <w:tcW w:type="dxa" w:w="1191"/>
-          </w:tcPr>
-          <w:p>
-            <w:r>
-              <w:rPr>
-                <w:b w:val="0"/>
-                <w:i w:val="0"/>
-                <w:color w:val="64748B"/>
-                <w:sz w:val="16"/>
-              </w:rPr>
-              <w:t>GT-CQ</w:t>
-            </w:r>
-          </w:p>
-        </w:tc>
-        <w:tc>
-          <w:tcPr>
-            <w:tcW w:type="dxa" w:w="4706"/>
-          </w:tcPr>
-          <w:p>
-            <w:r>
-              <w:rPr>
-                <w:b w:val="0"/>
-                <w:i w:val="0"/>
-                <w:sz w:val="17"/>
-              </w:rPr>
-              <w:t>Prière de verifier l'information donnée par SAMBA TINE ou corriger au niveau de la section 1.</w:t>
-            </w:r>
-          </w:p>
-        </w:tc>
-      </w:tr>
-      <w:tr>
-        <w:tc>
-          <w:tcPr>
-            <w:tcW w:type="dxa" w:w="964"/>
-          </w:tcPr>
-          <w:p>
-            <w:r>
-              <w:rPr>
-                <w:b/>
-                <w:i w:val="0"/>
-                <w:color w:val="EA580C"/>
-                <w:sz w:val="16"/>
-              </w:rPr>
-              <w:t>Moyenne</w:t>
-            </w:r>
-          </w:p>
-        </w:tc>
-        <w:tc>
-          <w:tcPr>
-            <w:tcW w:type="dxa" w:w="1247"/>
-          </w:tcPr>
-          <w:p>
-            <w:r>
-              <w:rPr>
-                <w:b/>
-                <w:i w:val="0"/>
-                <w:sz w:val="16"/>
-              </w:rPr>
-              <w:t>S01</w:t>
-              <w:br/>
-            </w:r>
-            <w:r>
-              <w:rPr>
-                <w:b w:val="0"/>
-                <w:i w:val="0"/>
-                <w:color w:val="64748B"/>
-                <w:sz w:val="14"/>
-              </w:rPr>
-              <w:t>Démographie</w:t>
-            </w:r>
-          </w:p>
-        </w:tc>
-        <w:tc>
-          <w:tcPr>
-            <w:tcW w:type="dxa" w:w="1531"/>
-          </w:tcPr>
-          <w:p>
-            <w:r>
-              <w:rPr>
-                <w:b/>
-                <w:i w:val="0"/>
-                <w:color w:val="16A34A"/>
-                <w:sz w:val="16"/>
-              </w:rPr>
-              <w:t>s00q27, s01q03a, s01q03b, s01q03c, s01q00b</w:t>
-            </w:r>
-          </w:p>
-        </w:tc>
-        <w:tc>
-          <w:tcPr>
-            <w:tcW w:type="dxa" w:w="1191"/>
-          </w:tcPr>
-          <w:p>
-            <w:r>
-              <w:rPr>
-                <w:b w:val="0"/>
-                <w:i w:val="0"/>
-                <w:color w:val="64748B"/>
-                <w:sz w:val="16"/>
-              </w:rPr>
-              <w:t>GT-CQ</w:t>
-            </w:r>
-          </w:p>
-        </w:tc>
-        <w:tc>
-          <w:tcPr>
-            <w:tcW w:type="dxa" w:w="4706"/>
-          </w:tcPr>
-          <w:p>
-            <w:r>
-              <w:rPr>
-                <w:b w:val="0"/>
-                <w:i w:val="0"/>
-                <w:sz w:val="17"/>
-              </w:rPr>
-              <w:t>Les informations sur l'acte de naissance (ni Jours, ni mois et ni années) de  MOSSANE TINE  manquent, s'il vous plait pouvez-vous fournir d'effort pour avoir ces informations.</w:t>
-            </w:r>
-          </w:p>
-        </w:tc>
-      </w:tr>
-      <w:tr>
-        <w:tc>
-          <w:tcPr>
-            <w:tcW w:type="dxa" w:w="964"/>
-          </w:tcPr>
-          <w:p>
-            <w:r>
-              <w:rPr>
-                <w:b/>
-                <w:i w:val="0"/>
-                <w:color w:val="EA580C"/>
-                <w:sz w:val="16"/>
-              </w:rPr>
-              <w:t>Moyenne</w:t>
-            </w:r>
-          </w:p>
-        </w:tc>
-        <w:tc>
-          <w:tcPr>
-            <w:tcW w:type="dxa" w:w="1247"/>
-          </w:tcPr>
-          <w:p>
-            <w:r>
-              <w:rPr>
-                <w:b/>
-                <w:i w:val="0"/>
-                <w:sz w:val="16"/>
-              </w:rPr>
-              <w:t>S01</w:t>
-              <w:br/>
-            </w:r>
-            <w:r>
-              <w:rPr>
-                <w:b w:val="0"/>
-                <w:i w:val="0"/>
-                <w:color w:val="64748B"/>
-                <w:sz w:val="14"/>
-              </w:rPr>
-              <w:t>Démographie</w:t>
-            </w:r>
-          </w:p>
-        </w:tc>
-        <w:tc>
-          <w:tcPr>
-            <w:tcW w:type="dxa" w:w="1531"/>
-          </w:tcPr>
-          <w:p>
-            <w:r>
-              <w:rPr>
-                <w:b/>
-                <w:i w:val="0"/>
-                <w:color w:val="16A34A"/>
-                <w:sz w:val="16"/>
-              </w:rPr>
-              <w:t>s01q10_1</w:t>
-            </w:r>
-          </w:p>
-        </w:tc>
-        <w:tc>
-          <w:tcPr>
-            <w:tcW w:type="dxa" w:w="1191"/>
-          </w:tcPr>
-          <w:p>
-            <w:r>
-              <w:rPr>
-                <w:b w:val="0"/>
-                <w:i w:val="0"/>
-                <w:color w:val="64748B"/>
-                <w:sz w:val="16"/>
-              </w:rPr>
-              <w:t>GT-CQ</w:t>
-            </w:r>
-          </w:p>
-        </w:tc>
-        <w:tc>
-          <w:tcPr>
-            <w:tcW w:type="dxa" w:w="4706"/>
-          </w:tcPr>
-          <w:p>
-            <w:r>
-              <w:rPr>
-                <w:b w:val="0"/>
-                <w:i w:val="0"/>
-                <w:sz w:val="17"/>
-              </w:rPr>
-              <w:t>La taille du ménage lors de l'enquête principale (9) de ce ménage est inférieur à la taille du denombrement (11), prière de fournir des explications concrètes ou aller revisiter le ménage.</w:t>
-            </w:r>
-          </w:p>
-        </w:tc>
-      </w:tr>
-      <w:tr>
-        <w:tc>
-          <w:tcPr>
-            <w:tcW w:type="dxa" w:w="964"/>
-          </w:tcPr>
-          <w:p>
-            <w:r>
-              <w:rPr>
-                <w:b/>
-                <w:i w:val="0"/>
-                <w:color w:val="EA580C"/>
-                <w:sz w:val="16"/>
-              </w:rPr>
-              <w:t>Moyenne</w:t>
-            </w:r>
-          </w:p>
-        </w:tc>
-        <w:tc>
-          <w:tcPr>
-            <w:tcW w:type="dxa" w:w="1247"/>
-          </w:tcPr>
-          <w:p>
-            <w:r>
-              <w:rPr>
-                <w:b/>
-                <w:i w:val="0"/>
-                <w:sz w:val="16"/>
-              </w:rPr>
-              <w:t>S02</w:t>
-              <w:br/>
-            </w:r>
-            <w:r>
-              <w:rPr>
-                <w:b w:val="0"/>
-                <w:i w:val="0"/>
-                <w:color w:val="64748B"/>
-                <w:sz w:val="14"/>
-              </w:rPr>
-              <w:t>Éducation</w:t>
-            </w:r>
-          </w:p>
-        </w:tc>
-        <w:tc>
-          <w:tcPr>
-            <w:tcW w:type="dxa" w:w="1531"/>
-          </w:tcPr>
-          <w:p>
-            <w:r>
-              <w:rPr>
-                <w:b/>
-                <w:i w:val="0"/>
-                <w:color w:val="16A34A"/>
-                <w:sz w:val="16"/>
-              </w:rPr>
-              <w:t>—</w:t>
-            </w:r>
-          </w:p>
-        </w:tc>
-        <w:tc>
-          <w:tcPr>
-            <w:tcW w:type="dxa" w:w="1191"/>
-          </w:tcPr>
-          <w:p>
-            <w:r>
-              <w:rPr>
-                <w:b w:val="0"/>
-                <w:i w:val="0"/>
-                <w:color w:val="64748B"/>
-                <w:sz w:val="16"/>
-              </w:rPr>
-              <w:t>GT-CQ</w:t>
-            </w:r>
-          </w:p>
-        </w:tc>
-        <w:tc>
-          <w:tcPr>
-            <w:tcW w:type="dxa" w:w="4706"/>
-          </w:tcPr>
-          <w:p>
-            <w:r>
-              <w:rPr>
-                <w:b w:val="0"/>
-                <w:i w:val="0"/>
-                <w:sz w:val="17"/>
-              </w:rPr>
-              <w:t>veuillez, s'il vous plait, confirmer les frais de scolarité ( 1000 FCFA) payée de DABA TINE avec le QG ou apporter les corrections nécessaires.</w:t>
-            </w:r>
-          </w:p>
-        </w:tc>
-      </w:tr>
-      <w:tr>
-        <w:tc>
-          <w:tcPr>
-            <w:tcW w:type="dxa" w:w="964"/>
-          </w:tcPr>
-          <w:p>
-            <w:r>
-              <w:rPr>
-                <w:b/>
-                <w:i w:val="0"/>
-                <w:color w:val="EA580C"/>
-                <w:sz w:val="16"/>
-              </w:rPr>
-              <w:t>Moyenne</w:t>
-            </w:r>
-          </w:p>
-        </w:tc>
-        <w:tc>
-          <w:tcPr>
-            <w:tcW w:type="dxa" w:w="1247"/>
-          </w:tcPr>
-          <w:p>
-            <w:r>
-              <w:rPr>
-                <w:b/>
-                <w:i w:val="0"/>
-                <w:sz w:val="16"/>
-              </w:rPr>
-              <w:t>S02</w:t>
-              <w:br/>
-            </w:r>
-            <w:r>
-              <w:rPr>
-                <w:b w:val="0"/>
-                <w:i w:val="0"/>
-                <w:color w:val="64748B"/>
-                <w:sz w:val="14"/>
-              </w:rPr>
-              <w:t>Éducation</w:t>
-            </w:r>
-          </w:p>
-        </w:tc>
-        <w:tc>
-          <w:tcPr>
-            <w:tcW w:type="dxa" w:w="1531"/>
-          </w:tcPr>
-          <w:p>
-            <w:r>
-              <w:rPr>
-                <w:b/>
-                <w:i w:val="0"/>
-                <w:color w:val="16A34A"/>
-                <w:sz w:val="16"/>
-              </w:rPr>
-              <w:t>—</w:t>
-            </w:r>
-          </w:p>
-        </w:tc>
-        <w:tc>
-          <w:tcPr>
-            <w:tcW w:type="dxa" w:w="1191"/>
-          </w:tcPr>
-          <w:p>
-            <w:r>
-              <w:rPr>
-                <w:b w:val="0"/>
-                <w:i w:val="0"/>
-                <w:color w:val="64748B"/>
-                <w:sz w:val="16"/>
-              </w:rPr>
-              <w:t>GT-CQ</w:t>
-            </w:r>
-          </w:p>
-        </w:tc>
-        <w:tc>
-          <w:tcPr>
-            <w:tcW w:type="dxa" w:w="4706"/>
-          </w:tcPr>
-          <w:p>
-            <w:r>
-              <w:rPr>
-                <w:b w:val="0"/>
-                <w:i w:val="0"/>
-                <w:sz w:val="17"/>
-              </w:rPr>
-              <w:t>veuillez, s'il vous plait, confirmer les frais de scolarité ( 1000 FCFA) payée de MAME GOR TINE avec le QG ou apporter les corrections nécessaires.</w:t>
-            </w:r>
-          </w:p>
-        </w:tc>
-      </w:tr>
-      <w:tr>
-        <w:tc>
-          <w:tcPr>
-            <w:tcW w:type="dxa" w:w="964"/>
-          </w:tcPr>
-          <w:p>
-            <w:r>
-              <w:rPr>
-                <w:b/>
-                <w:i w:val="0"/>
-                <w:color w:val="EA580C"/>
-                <w:sz w:val="16"/>
-              </w:rPr>
-              <w:t>Moyenne</w:t>
-            </w:r>
-          </w:p>
-        </w:tc>
-        <w:tc>
-          <w:tcPr>
-            <w:tcW w:type="dxa" w:w="1247"/>
-          </w:tcPr>
-          <w:p>
-            <w:r>
-              <w:rPr>
-                <w:b/>
-                <w:i w:val="0"/>
-                <w:sz w:val="16"/>
-              </w:rPr>
-              <w:t>S02</w:t>
-              <w:br/>
-            </w:r>
-            <w:r>
-              <w:rPr>
-                <w:b w:val="0"/>
-                <w:i w:val="0"/>
-                <w:color w:val="64748B"/>
-                <w:sz w:val="14"/>
-              </w:rPr>
-              <w:t>Éducation</w:t>
-            </w:r>
-          </w:p>
-        </w:tc>
-        <w:tc>
-          <w:tcPr>
-            <w:tcW w:type="dxa" w:w="1531"/>
-          </w:tcPr>
-          <w:p>
-            <w:r>
-              <w:rPr>
-                <w:b/>
-                <w:i w:val="0"/>
-                <w:color w:val="16A34A"/>
-                <w:sz w:val="16"/>
-              </w:rPr>
-              <w:t>—</w:t>
-            </w:r>
-          </w:p>
-        </w:tc>
-        <w:tc>
-          <w:tcPr>
-            <w:tcW w:type="dxa" w:w="1191"/>
-          </w:tcPr>
-          <w:p>
-            <w:r>
-              <w:rPr>
-                <w:b w:val="0"/>
-                <w:i w:val="0"/>
-                <w:color w:val="64748B"/>
-                <w:sz w:val="16"/>
-              </w:rPr>
-              <w:t>GT-CQ</w:t>
-            </w:r>
-          </w:p>
-        </w:tc>
-        <w:tc>
-          <w:tcPr>
-            <w:tcW w:type="dxa" w:w="4706"/>
-          </w:tcPr>
-          <w:p>
-            <w:r>
-              <w:rPr>
-                <w:b w:val="0"/>
-                <w:i w:val="0"/>
-                <w:sz w:val="17"/>
-              </w:rPr>
-              <w:t>Le montant des autres depenses (350 FCFA) pour l'année scolaire de MAME GOR TINE qui fréquente 1ére année de Primaire semble faible.</w:t>
-            </w:r>
-          </w:p>
-        </w:tc>
-      </w:tr>
-      <w:tr>
-        <w:tc>
-          <w:tcPr>
-            <w:tcW w:type="dxa" w:w="964"/>
-          </w:tcPr>
-          <w:p>
-            <w:r>
-              <w:rPr>
-                <w:b/>
-                <w:i w:val="0"/>
-                <w:color w:val="EA580C"/>
-                <w:sz w:val="16"/>
-              </w:rPr>
-              <w:t>Moyenne</w:t>
-            </w:r>
-          </w:p>
-        </w:tc>
-        <w:tc>
-          <w:tcPr>
-            <w:tcW w:type="dxa" w:w="1247"/>
-          </w:tcPr>
-          <w:p>
-            <w:r>
-              <w:rPr>
-                <w:b/>
-                <w:i w:val="0"/>
-                <w:sz w:val="16"/>
-              </w:rPr>
-              <w:t>S02</w:t>
-              <w:br/>
-            </w:r>
-            <w:r>
-              <w:rPr>
-                <w:b w:val="0"/>
-                <w:i w:val="0"/>
-                <w:color w:val="64748B"/>
-                <w:sz w:val="14"/>
-              </w:rPr>
-              <w:t>Éducation</w:t>
-            </w:r>
-          </w:p>
-        </w:tc>
-        <w:tc>
-          <w:tcPr>
-            <w:tcW w:type="dxa" w:w="1531"/>
-          </w:tcPr>
-          <w:p>
-            <w:r>
-              <w:rPr>
-                <w:b/>
-                <w:i w:val="0"/>
-                <w:color w:val="16A34A"/>
-                <w:sz w:val="16"/>
-              </w:rPr>
-              <w:t>—</w:t>
-            </w:r>
-          </w:p>
-        </w:tc>
-        <w:tc>
-          <w:tcPr>
-            <w:tcW w:type="dxa" w:w="1191"/>
-          </w:tcPr>
-          <w:p>
-            <w:r>
-              <w:rPr>
-                <w:b w:val="0"/>
-                <w:i w:val="0"/>
-                <w:color w:val="64748B"/>
-                <w:sz w:val="16"/>
-              </w:rPr>
-              <w:t>GT-CQ</w:t>
-            </w:r>
-          </w:p>
-        </w:tc>
-        <w:tc>
-          <w:tcPr>
-            <w:tcW w:type="dxa" w:w="4706"/>
-          </w:tcPr>
-          <w:p>
-            <w:r>
-              <w:rPr>
-                <w:b w:val="0"/>
-                <w:i w:val="0"/>
-                <w:sz w:val="17"/>
-              </w:rPr>
-              <w:t>Veuillez, s'il vous plait, confirmer ces informations avec le QG ou apporter les corrections nécessaires.</w:t>
-            </w:r>
-          </w:p>
-        </w:tc>
-      </w:tr>
-      <w:tr>
-        <w:tc>
-          <w:tcPr>
-            <w:tcW w:type="dxa" w:w="964"/>
-          </w:tcPr>
-          <w:p>
-            <w:r>
-              <w:rPr>
-                <w:b/>
-                <w:i w:val="0"/>
-                <w:color w:val="EA580C"/>
-                <w:sz w:val="16"/>
-              </w:rPr>
-              <w:t>Moyenne</w:t>
-            </w:r>
-          </w:p>
-        </w:tc>
-        <w:tc>
-          <w:tcPr>
-            <w:tcW w:type="dxa" w:w="1247"/>
-          </w:tcPr>
-          <w:p>
-            <w:r>
-              <w:rPr>
-                <w:b/>
-                <w:i w:val="0"/>
-                <w:sz w:val="16"/>
-              </w:rPr>
-              <w:t>S02</w:t>
-              <w:br/>
-            </w:r>
-            <w:r>
-              <w:rPr>
-                <w:b w:val="0"/>
-                <w:i w:val="0"/>
-                <w:color w:val="64748B"/>
-                <w:sz w:val="14"/>
-              </w:rPr>
-              <w:t>Éducation</w:t>
-            </w:r>
-          </w:p>
-        </w:tc>
-        <w:tc>
-          <w:tcPr>
-            <w:tcW w:type="dxa" w:w="1531"/>
-          </w:tcPr>
-          <w:p>
-            <w:r>
-              <w:rPr>
-                <w:b/>
-                <w:i w:val="0"/>
-                <w:color w:val="16A34A"/>
-                <w:sz w:val="16"/>
-              </w:rPr>
-              <w:t>—</w:t>
-            </w:r>
-          </w:p>
-        </w:tc>
-        <w:tc>
-          <w:tcPr>
-            <w:tcW w:type="dxa" w:w="1191"/>
-          </w:tcPr>
-          <w:p>
-            <w:r>
-              <w:rPr>
-                <w:b w:val="0"/>
-                <w:i w:val="0"/>
-                <w:color w:val="64748B"/>
-                <w:sz w:val="16"/>
-              </w:rPr>
-              <w:t>GT-CQ</w:t>
-            </w:r>
-          </w:p>
-        </w:tc>
-        <w:tc>
-          <w:tcPr>
-            <w:tcW w:type="dxa" w:w="4706"/>
-          </w:tcPr>
-          <w:p>
-            <w:r>
-              <w:rPr>
-                <w:b w:val="0"/>
-                <w:i w:val="0"/>
-                <w:sz w:val="17"/>
-              </w:rPr>
-              <w:t>veuillez, s'il vous plait, confirmer les frais de scolarité ( 1000 FCFA) payée de PAPE TINE avec le QG ou apporter les corrections nécessaires.</w:t>
-            </w:r>
-          </w:p>
-        </w:tc>
-      </w:tr>
-      <w:tr>
-        <w:tc>
-          <w:tcPr>
-            <w:tcW w:type="dxa" w:w="964"/>
-          </w:tcPr>
-          <w:p>
-            <w:r>
-              <w:rPr>
-                <w:b/>
-                <w:i w:val="0"/>
-                <w:color w:val="EA580C"/>
-                <w:sz w:val="16"/>
-              </w:rPr>
-              <w:t>Moyenne</w:t>
-            </w:r>
-          </w:p>
-        </w:tc>
-        <w:tc>
-          <w:tcPr>
-            <w:tcW w:type="dxa" w:w="1247"/>
-          </w:tcPr>
-          <w:p>
-            <w:r>
-              <w:rPr>
-                <w:b/>
-                <w:i w:val="0"/>
-                <w:sz w:val="16"/>
-              </w:rPr>
-              <w:t>S02</w:t>
-              <w:br/>
-            </w:r>
-            <w:r>
-              <w:rPr>
-                <w:b w:val="0"/>
-                <w:i w:val="0"/>
-                <w:color w:val="64748B"/>
-                <w:sz w:val="14"/>
-              </w:rPr>
-              <w:t>Éducation</w:t>
-            </w:r>
-          </w:p>
-        </w:tc>
-        <w:tc>
-          <w:tcPr>
-            <w:tcW w:type="dxa" w:w="1531"/>
-          </w:tcPr>
-          <w:p>
-            <w:r>
-              <w:rPr>
-                <w:b/>
-                <w:i w:val="0"/>
-                <w:color w:val="16A34A"/>
-                <w:sz w:val="16"/>
-              </w:rPr>
-              <w:t>—</w:t>
-            </w:r>
-          </w:p>
-        </w:tc>
-        <w:tc>
-          <w:tcPr>
-            <w:tcW w:type="dxa" w:w="1191"/>
-          </w:tcPr>
-          <w:p>
-            <w:r>
-              <w:rPr>
-                <w:b w:val="0"/>
-                <w:i w:val="0"/>
-                <w:color w:val="64748B"/>
-                <w:sz w:val="16"/>
-              </w:rPr>
-              <w:t>GT-CQ</w:t>
-            </w:r>
-          </w:p>
-        </w:tc>
-        <w:tc>
-          <w:tcPr>
-            <w:tcW w:type="dxa" w:w="4706"/>
-          </w:tcPr>
-          <w:p>
-            <w:r>
-              <w:rPr>
-                <w:b w:val="0"/>
-                <w:i w:val="0"/>
-                <w:sz w:val="17"/>
-              </w:rPr>
-              <w:t>Le montant des autres depenses (350 FCFA) pour l'année scolaire de PAPE TINE qui fréquente 1ére année de Primaire semble faible.</w:t>
-            </w:r>
-          </w:p>
-        </w:tc>
-      </w:tr>
-      <w:tr>
-        <w:tc>
-          <w:tcPr>
-            <w:tcW w:type="dxa" w:w="964"/>
-          </w:tcPr>
-          <w:p>
-            <w:r>
-              <w:rPr>
-                <w:b/>
-                <w:i w:val="0"/>
-                <w:color w:val="EA580C"/>
-                <w:sz w:val="16"/>
-              </w:rPr>
-              <w:t>Moyenne</w:t>
-            </w:r>
-          </w:p>
-        </w:tc>
-        <w:tc>
-          <w:tcPr>
-            <w:tcW w:type="dxa" w:w="1247"/>
-          </w:tcPr>
-          <w:p>
-            <w:r>
-              <w:rPr>
-                <w:b/>
-                <w:i w:val="0"/>
-                <w:sz w:val="16"/>
-              </w:rPr>
-              <w:t>S02</w:t>
-              <w:br/>
-            </w:r>
-            <w:r>
-              <w:rPr>
-                <w:b w:val="0"/>
-                <w:i w:val="0"/>
-                <w:color w:val="64748B"/>
-                <w:sz w:val="14"/>
-              </w:rPr>
-              <w:t>Éducation</w:t>
-            </w:r>
-          </w:p>
-        </w:tc>
-        <w:tc>
-          <w:tcPr>
-            <w:tcW w:type="dxa" w:w="1531"/>
-          </w:tcPr>
-          <w:p>
-            <w:r>
-              <w:rPr>
-                <w:b/>
-                <w:i w:val="0"/>
-                <w:color w:val="16A34A"/>
-                <w:sz w:val="16"/>
-              </w:rPr>
-              <w:t>—</w:t>
-            </w:r>
-          </w:p>
-        </w:tc>
-        <w:tc>
-          <w:tcPr>
-            <w:tcW w:type="dxa" w:w="1191"/>
-          </w:tcPr>
-          <w:p>
-            <w:r>
-              <w:rPr>
-                <w:b w:val="0"/>
-                <w:i w:val="0"/>
-                <w:color w:val="64748B"/>
-                <w:sz w:val="16"/>
-              </w:rPr>
-              <w:t>GT-CQ</w:t>
-            </w:r>
-          </w:p>
-        </w:tc>
-        <w:tc>
-          <w:tcPr>
-            <w:tcW w:type="dxa" w:w="4706"/>
-          </w:tcPr>
-          <w:p>
-            <w:r>
-              <w:rPr>
-                <w:b w:val="0"/>
-                <w:i w:val="0"/>
-                <w:sz w:val="17"/>
-              </w:rPr>
-              <w:t>Prière de vous adresser à Fatou MBODJI SENE pour avoir l'année exacte.</w:t>
-            </w:r>
-          </w:p>
-        </w:tc>
-      </w:tr>
-      <w:tr>
-        <w:tc>
-          <w:tcPr>
-            <w:tcW w:type="dxa" w:w="964"/>
-          </w:tcPr>
-          <w:p>
-            <w:r>
-              <w:rPr>
-                <w:b/>
-                <w:i w:val="0"/>
-                <w:color w:val="EA580C"/>
-                <w:sz w:val="16"/>
-              </w:rPr>
-              <w:t>Moyenne</w:t>
-            </w:r>
-          </w:p>
-        </w:tc>
-        <w:tc>
-          <w:tcPr>
-            <w:tcW w:type="dxa" w:w="1247"/>
-          </w:tcPr>
-          <w:p>
-            <w:r>
-              <w:rPr>
-                <w:b/>
-                <w:i w:val="0"/>
-                <w:sz w:val="16"/>
-              </w:rPr>
-              <w:t>S03</w:t>
-              <w:br/>
-            </w:r>
-            <w:r>
-              <w:rPr>
-                <w:b w:val="0"/>
-                <w:i w:val="0"/>
-                <w:color w:val="64748B"/>
-                <w:sz w:val="14"/>
-              </w:rPr>
-              <w:t>Santé</w:t>
-            </w:r>
-          </w:p>
-        </w:tc>
-        <w:tc>
-          <w:tcPr>
-            <w:tcW w:type="dxa" w:w="1531"/>
-          </w:tcPr>
-          <w:p>
-            <w:r>
-              <w:rPr>
-                <w:b/>
-                <w:i w:val="0"/>
-                <w:color w:val="16A34A"/>
-                <w:sz w:val="16"/>
-              </w:rPr>
-              <w:t>s01q10, s02q30, s02q34, s03q50, s01q00b</w:t>
-            </w:r>
-          </w:p>
-        </w:tc>
-        <w:tc>
-          <w:tcPr>
-            <w:tcW w:type="dxa" w:w="1191"/>
-          </w:tcPr>
-          <w:p>
-            <w:r>
-              <w:rPr>
-                <w:b w:val="0"/>
-                <w:i w:val="0"/>
-                <w:color w:val="64748B"/>
-                <w:sz w:val="16"/>
-              </w:rPr>
-              <w:t>GT-CQ</w:t>
-            </w:r>
-          </w:p>
-        </w:tc>
-        <w:tc>
-          <w:tcPr>
-            <w:tcW w:type="dxa" w:w="4706"/>
-          </w:tcPr>
-          <w:p>
-            <w:r>
-              <w:rPr>
-                <w:b w:val="0"/>
-                <w:i w:val="0"/>
-                <w:sz w:val="17"/>
-              </w:rPr>
-              <w:t>Le montant(75000 FCFA) des dépenses liées à l'accouchement de YANDE TINE est élevé, prière de corriger.</w:t>
-            </w:r>
-          </w:p>
-        </w:tc>
-      </w:tr>
-      <w:tr>
-        <w:tc>
-          <w:tcPr>
-            <w:tcW w:type="dxa" w:w="964"/>
-          </w:tcPr>
-          <w:p>
-            <w:r>
-              <w:rPr>
-                <w:b/>
-                <w:i w:val="0"/>
-                <w:color w:val="EA580C"/>
-                <w:sz w:val="16"/>
-              </w:rPr>
-              <w:t>Moyenne</w:t>
-            </w:r>
-          </w:p>
-        </w:tc>
-        <w:tc>
-          <w:tcPr>
-            <w:tcW w:type="dxa" w:w="1247"/>
-          </w:tcPr>
-          <w:p>
-            <w:r>
-              <w:rPr>
-                <w:b/>
-                <w:i w:val="0"/>
-                <w:sz w:val="16"/>
-              </w:rPr>
-              <w:t>S03</w:t>
-              <w:br/>
-            </w:r>
-            <w:r>
-              <w:rPr>
-                <w:b w:val="0"/>
-                <w:i w:val="0"/>
-                <w:color w:val="64748B"/>
-                <w:sz w:val="14"/>
-              </w:rPr>
-              <w:t>Santé</w:t>
-            </w:r>
-          </w:p>
-        </w:tc>
-        <w:tc>
-          <w:tcPr>
-            <w:tcW w:type="dxa" w:w="1531"/>
-          </w:tcPr>
-          <w:p>
-            <w:r>
-              <w:rPr>
-                <w:b/>
-                <w:i w:val="0"/>
-                <w:color w:val="16A34A"/>
-                <w:sz w:val="16"/>
-              </w:rPr>
-              <w:t>s00q07a, s01q54a, s01q54b, s02q20, s02q21, s03q53, s01q00b</w:t>
-            </w:r>
-          </w:p>
-        </w:tc>
-        <w:tc>
-          <w:tcPr>
-            <w:tcW w:type="dxa" w:w="1191"/>
-          </w:tcPr>
-          <w:p>
-            <w:r>
-              <w:rPr>
-                <w:b w:val="0"/>
-                <w:i w:val="0"/>
-                <w:color w:val="64748B"/>
-                <w:sz w:val="16"/>
-              </w:rPr>
-              <w:t>GT-CQ</w:t>
-            </w:r>
-          </w:p>
-        </w:tc>
-        <w:tc>
-          <w:tcPr>
-            <w:tcW w:type="dxa" w:w="4706"/>
-          </w:tcPr>
-          <w:p>
-            <w:r>
-              <w:rPr>
-                <w:b w:val="0"/>
-                <w:i w:val="0"/>
-                <w:sz w:val="17"/>
-              </w:rPr>
-              <w:t>Le montant(20000 FCFA) des dépenses pour chaque visite prénatale de YANDE TINE semble faible (voir nul) ou élevé, prière de corriger.</w:t>
-            </w:r>
-          </w:p>
-        </w:tc>
-      </w:tr>
-      <w:tr>
-        <w:tc>
-          <w:tcPr>
-            <w:tcW w:type="dxa" w:w="964"/>
-          </w:tcPr>
-          <w:p>
-            <w:r>
-              <w:rPr>
-                <w:b/>
-                <w:i w:val="0"/>
-                <w:color w:val="EA580C"/>
-                <w:sz w:val="16"/>
-              </w:rPr>
-              <w:t>Moyenne</w:t>
-            </w:r>
-          </w:p>
-        </w:tc>
-        <w:tc>
-          <w:tcPr>
-            <w:tcW w:type="dxa" w:w="1247"/>
-          </w:tcPr>
-          <w:p>
-            <w:r>
-              <w:rPr>
-                <w:b/>
-                <w:i w:val="0"/>
-                <w:sz w:val="16"/>
-              </w:rPr>
-              <w:t>S03</w:t>
-              <w:br/>
-            </w:r>
-            <w:r>
-              <w:rPr>
-                <w:b w:val="0"/>
-                <w:i w:val="0"/>
-                <w:color w:val="64748B"/>
-                <w:sz w:val="14"/>
-              </w:rPr>
-              <w:t>Santé</w:t>
-            </w:r>
-          </w:p>
-        </w:tc>
-        <w:tc>
-          <w:tcPr>
-            <w:tcW w:type="dxa" w:w="1531"/>
-          </w:tcPr>
-          <w:p>
-            <w:r>
-              <w:rPr>
-                <w:b/>
-                <w:i w:val="0"/>
-                <w:color w:val="16A34A"/>
-                <w:sz w:val="16"/>
-              </w:rPr>
-              <w:t>s01q41a, s02q20, s02q22, s03q07, s03q02, s01q00b, s03q02_autre</w:t>
-            </w:r>
-          </w:p>
-        </w:tc>
-        <w:tc>
-          <w:tcPr>
-            <w:tcW w:type="dxa" w:w="1191"/>
-          </w:tcPr>
-          <w:p>
-            <w:r>
-              <w:rPr>
-                <w:b w:val="0"/>
-                <w:i w:val="0"/>
-                <w:color w:val="64748B"/>
-                <w:sz w:val="16"/>
-              </w:rPr>
-              <w:t>GT-CQ</w:t>
-            </w:r>
-          </w:p>
-        </w:tc>
-        <w:tc>
-          <w:tcPr>
-            <w:tcW w:type="dxa" w:w="4706"/>
-          </w:tcPr>
-          <w:p>
-            <w:r>
-              <w:rPr>
-                <w:b w:val="0"/>
-                <w:i w:val="0"/>
-                <w:sz w:val="17"/>
-              </w:rPr>
-              <w:t>Le dernier problème de santé pour lequel YANDE TINE a été hospitalisé au cours des 12 derniers mois est tyberculos, prière de prendre attache avec le QG pour plus d'explication afin de le classer bien.</w:t>
-            </w:r>
-          </w:p>
-        </w:tc>
-      </w:tr>
-      <w:tr>
-        <w:tc>
-          <w:tcPr>
-            <w:tcW w:type="dxa" w:w="964"/>
-          </w:tcPr>
-          <w:p>
-            <w:r>
-              <w:rPr>
-                <w:b/>
-                <w:i w:val="0"/>
-                <w:color w:val="EA580C"/>
-                <w:sz w:val="16"/>
-              </w:rPr>
-              <w:t>Moyenne</w:t>
-            </w:r>
-          </w:p>
-        </w:tc>
-        <w:tc>
-          <w:tcPr>
-            <w:tcW w:type="dxa" w:w="1247"/>
-          </w:tcPr>
-          <w:p>
-            <w:r>
-              <w:rPr>
-                <w:b/>
-                <w:i w:val="0"/>
-                <w:sz w:val="16"/>
-              </w:rPr>
-              <w:t>S03</w:t>
-              <w:br/>
-            </w:r>
-            <w:r>
-              <w:rPr>
-                <w:b w:val="0"/>
-                <w:i w:val="0"/>
-                <w:color w:val="64748B"/>
-                <w:sz w:val="14"/>
-              </w:rPr>
-              <w:t>Santé</w:t>
-            </w:r>
-          </w:p>
-        </w:tc>
-        <w:tc>
-          <w:tcPr>
-            <w:tcW w:type="dxa" w:w="1531"/>
-          </w:tcPr>
-          <w:p>
-            <w:r>
-              <w:rPr>
-                <w:b/>
-                <w:i w:val="0"/>
-                <w:color w:val="16A34A"/>
-                <w:sz w:val="16"/>
-              </w:rPr>
-              <w:t>s01q47__7, s02q24, s01q00b</w:t>
-            </w:r>
-          </w:p>
-        </w:tc>
-        <w:tc>
-          <w:tcPr>
-            <w:tcW w:type="dxa" w:w="1191"/>
-          </w:tcPr>
-          <w:p>
-            <w:r>
-              <w:rPr>
-                <w:b w:val="0"/>
-                <w:i w:val="0"/>
-                <w:color w:val="64748B"/>
-                <w:sz w:val="16"/>
-              </w:rPr>
-              <w:t>GT-CQ</w:t>
-            </w:r>
-          </w:p>
-        </w:tc>
-        <w:tc>
-          <w:tcPr>
-            <w:tcW w:type="dxa" w:w="4706"/>
-          </w:tcPr>
-          <w:p>
-            <w:r>
-              <w:rPr>
-                <w:b w:val="0"/>
-                <w:i w:val="0"/>
-                <w:sz w:val="17"/>
-              </w:rPr>
-              <w:t>Attention ! La dépense totale de frais de consultation dans un service de santé ou un guérisseur au cours des 3 derniers mois sans hospitalisation (62175 Fcfa) de YANDE TINE est relativement élevé.</w:t>
-            </w:r>
-          </w:p>
-        </w:tc>
-      </w:tr>
-      <w:tr>
-        <w:tc>
-          <w:tcPr>
-            <w:tcW w:type="dxa" w:w="964"/>
-          </w:tcPr>
-          <w:p>
-            <w:r>
-              <w:rPr>
-                <w:b/>
-                <w:i w:val="0"/>
-                <w:color w:val="EA580C"/>
-                <w:sz w:val="16"/>
-              </w:rPr>
-              <w:t>Moyenne</w:t>
-            </w:r>
-          </w:p>
-        </w:tc>
-        <w:tc>
-          <w:tcPr>
-            <w:tcW w:type="dxa" w:w="1247"/>
-          </w:tcPr>
-          <w:p>
-            <w:r>
-              <w:rPr>
-                <w:b/>
-                <w:i w:val="0"/>
-                <w:sz w:val="16"/>
-              </w:rPr>
-              <w:t>S03</w:t>
-              <w:br/>
-            </w:r>
-            <w:r>
-              <w:rPr>
-                <w:b w:val="0"/>
-                <w:i w:val="0"/>
-                <w:color w:val="64748B"/>
-                <w:sz w:val="14"/>
-              </w:rPr>
-              <w:t>Santé</w:t>
-            </w:r>
-          </w:p>
-        </w:tc>
-        <w:tc>
-          <w:tcPr>
-            <w:tcW w:type="dxa" w:w="1531"/>
-          </w:tcPr>
-          <w:p>
-            <w:r>
-              <w:rPr>
-                <w:b/>
-                <w:i w:val="0"/>
-                <w:color w:val="16A34A"/>
-                <w:sz w:val="16"/>
-              </w:rPr>
-              <w:t>—</w:t>
-            </w:r>
-          </w:p>
-        </w:tc>
-        <w:tc>
-          <w:tcPr>
-            <w:tcW w:type="dxa" w:w="1191"/>
-          </w:tcPr>
-          <w:p>
-            <w:r>
-              <w:rPr>
-                <w:b w:val="0"/>
-                <w:i w:val="0"/>
-                <w:color w:val="64748B"/>
-                <w:sz w:val="16"/>
-              </w:rPr>
-              <w:t>GT-CQ</w:t>
-            </w:r>
-          </w:p>
-        </w:tc>
-        <w:tc>
-          <w:tcPr>
-            <w:tcW w:type="dxa" w:w="4706"/>
-          </w:tcPr>
-          <w:p>
-            <w:r>
-              <w:rPr>
-                <w:b w:val="0"/>
-                <w:i w:val="0"/>
-                <w:sz w:val="17"/>
-              </w:rPr>
-              <w:t>Prière de corriger ou de confirmer avec le QG.</w:t>
-            </w:r>
-          </w:p>
-        </w:tc>
-      </w:tr>
-      <w:tr>
-        <w:tc>
-          <w:tcPr>
-            <w:tcW w:type="dxa" w:w="964"/>
-          </w:tcPr>
-          <w:p>
-            <w:r>
-              <w:rPr>
-                <w:b/>
-                <w:i w:val="0"/>
-                <w:color w:val="EA580C"/>
-                <w:sz w:val="16"/>
-              </w:rPr>
-              <w:t>Moyenne</w:t>
-            </w:r>
-          </w:p>
-        </w:tc>
-        <w:tc>
-          <w:tcPr>
-            <w:tcW w:type="dxa" w:w="1247"/>
-          </w:tcPr>
-          <w:p>
-            <w:r>
-              <w:rPr>
-                <w:b/>
-                <w:i w:val="0"/>
-                <w:sz w:val="16"/>
-              </w:rPr>
-              <w:t>S03</w:t>
-              <w:br/>
-            </w:r>
-            <w:r>
-              <w:rPr>
-                <w:b w:val="0"/>
-                <w:i w:val="0"/>
-                <w:color w:val="64748B"/>
-                <w:sz w:val="14"/>
-              </w:rPr>
-              <w:t>Santé</w:t>
-            </w:r>
-          </w:p>
-        </w:tc>
-        <w:tc>
-          <w:tcPr>
-            <w:tcW w:type="dxa" w:w="1531"/>
-          </w:tcPr>
-          <w:p>
-            <w:r>
-              <w:rPr>
-                <w:b/>
-                <w:i w:val="0"/>
-                <w:color w:val="16A34A"/>
-                <w:sz w:val="16"/>
-              </w:rPr>
-              <w:t>s01q41a, s02q20, s02q22, s03q07, s03q02, s01q00b, s03q02_autre</w:t>
-            </w:r>
-          </w:p>
-        </w:tc>
-        <w:tc>
-          <w:tcPr>
-            <w:tcW w:type="dxa" w:w="1191"/>
-          </w:tcPr>
-          <w:p>
-            <w:r>
-              <w:rPr>
-                <w:b w:val="0"/>
-                <w:i w:val="0"/>
-                <w:color w:val="64748B"/>
-                <w:sz w:val="16"/>
-              </w:rPr>
-              <w:t>GT-CQ</w:t>
-            </w:r>
-          </w:p>
-        </w:tc>
-        <w:tc>
-          <w:tcPr>
-            <w:tcW w:type="dxa" w:w="4706"/>
-          </w:tcPr>
-          <w:p>
-            <w:r>
-              <w:rPr>
-                <w:b w:val="0"/>
-                <w:i w:val="0"/>
-                <w:sz w:val="17"/>
-              </w:rPr>
-              <w:t>Le principal problème de santé que DABA TINE a eu est uriner beaucoup, prière de prendre attache avec le QG pour plus d'explication afin de le classer bien.</w:t>
-            </w:r>
-          </w:p>
-        </w:tc>
-      </w:tr>
-      <w:tr>
-        <w:tc>
-          <w:tcPr>
-            <w:tcW w:type="dxa" w:w="964"/>
-          </w:tcPr>
-          <w:p>
-            <w:r>
-              <w:rPr>
-                <w:b/>
-                <w:i w:val="0"/>
-                <w:color w:val="EA580C"/>
-                <w:sz w:val="16"/>
-              </w:rPr>
-              <w:t>Moyenne</w:t>
-            </w:r>
-          </w:p>
-        </w:tc>
-        <w:tc>
-          <w:tcPr>
-            <w:tcW w:type="dxa" w:w="1247"/>
-          </w:tcPr>
-          <w:p>
-            <w:r>
-              <w:rPr>
-                <w:b/>
-                <w:i w:val="0"/>
-                <w:sz w:val="16"/>
-              </w:rPr>
-              <w:t>S04</w:t>
-              <w:br/>
-            </w:r>
-            <w:r>
-              <w:rPr>
-                <w:b w:val="0"/>
-                <w:i w:val="0"/>
-                <w:color w:val="64748B"/>
-                <w:sz w:val="14"/>
-              </w:rPr>
-              <w:t>Emploi</w:t>
-            </w:r>
-          </w:p>
-        </w:tc>
-        <w:tc>
-          <w:tcPr>
-            <w:tcW w:type="dxa" w:w="1531"/>
-          </w:tcPr>
-          <w:p>
-            <w:r>
-              <w:rPr>
-                <w:b/>
-                <w:i w:val="0"/>
-                <w:color w:val="16A34A"/>
-                <w:sz w:val="16"/>
-              </w:rPr>
-              <w:t>s01q23, s01q00b, s01q23_autre</w:t>
-            </w:r>
-          </w:p>
-        </w:tc>
-        <w:tc>
-          <w:tcPr>
-            <w:tcW w:type="dxa" w:w="1191"/>
-          </w:tcPr>
-          <w:p>
-            <w:r>
-              <w:rPr>
-                <w:b w:val="0"/>
-                <w:i w:val="0"/>
-                <w:color w:val="64748B"/>
-                <w:sz w:val="16"/>
-              </w:rPr>
-              <w:t>GT-CQ</w:t>
-            </w:r>
-          </w:p>
-        </w:tc>
-        <w:tc>
-          <w:tcPr>
-            <w:tcW w:type="dxa" w:w="4706"/>
-          </w:tcPr>
-          <w:p>
-            <w:r>
-              <w:rPr>
-                <w:b w:val="0"/>
-                <w:i w:val="0"/>
-                <w:sz w:val="17"/>
-              </w:rPr>
-              <w:t>La  raison principale que SAMBA TINE n'a pas cherché du travail au cours des 30 derniers jours est talibé et semble exister dans les modalités, prière de prendre attache avec le QG pour plus d'explication afin de la classer bien.</w:t>
-            </w:r>
-          </w:p>
-        </w:tc>
-      </w:tr>
-      <w:tr>
-        <w:tc>
-          <w:tcPr>
-            <w:tcW w:type="dxa" w:w="964"/>
-          </w:tcPr>
-          <w:p>
-            <w:r>
-              <w:rPr>
-                <w:b/>
-                <w:i w:val="0"/>
-                <w:color w:val="EA580C"/>
-                <w:sz w:val="16"/>
-              </w:rPr>
-              <w:t>Moyenne</w:t>
-            </w:r>
-          </w:p>
-        </w:tc>
-        <w:tc>
-          <w:tcPr>
-            <w:tcW w:type="dxa" w:w="1247"/>
-          </w:tcPr>
-          <w:p>
-            <w:r>
-              <w:rPr>
-                <w:b/>
-                <w:i w:val="0"/>
-                <w:sz w:val="16"/>
-              </w:rPr>
-              <w:t>S04</w:t>
-              <w:br/>
-            </w:r>
-            <w:r>
-              <w:rPr>
-                <w:b w:val="0"/>
-                <w:i w:val="0"/>
-                <w:color w:val="64748B"/>
-                <w:sz w:val="14"/>
-              </w:rPr>
-              <w:t>Emploi</w:t>
-            </w:r>
-          </w:p>
-        </w:tc>
-        <w:tc>
-          <w:tcPr>
-            <w:tcW w:type="dxa" w:w="1531"/>
-          </w:tcPr>
-          <w:p>
-            <w:r>
-              <w:rPr>
-                <w:b/>
-                <w:i w:val="0"/>
-                <w:color w:val="16A34A"/>
-                <w:sz w:val="16"/>
-              </w:rPr>
-              <w:t>s01q63, s00q04, s02q25, s04q17, s04q21, s01q00b, s01q29_1</w:t>
-            </w:r>
-          </w:p>
-        </w:tc>
-        <w:tc>
-          <w:tcPr>
-            <w:tcW w:type="dxa" w:w="1191"/>
-          </w:tcPr>
-          <w:p>
-            <w:r>
-              <w:rPr>
-                <w:b w:val="0"/>
-                <w:i w:val="0"/>
-                <w:color w:val="64748B"/>
-                <w:sz w:val="16"/>
-              </w:rPr>
-              <w:t>GT-CQ</w:t>
-            </w:r>
-          </w:p>
-        </w:tc>
-        <w:tc>
-          <w:tcPr>
-            <w:tcW w:type="dxa" w:w="4706"/>
-          </w:tcPr>
-          <w:p>
-            <w:r>
-              <w:rPr>
-                <w:b w:val="0"/>
-                <w:i w:val="0"/>
-                <w:sz w:val="17"/>
-              </w:rPr>
-              <w:t>Il est probable que YANDE TINE ait exercé un emploi au cours des 12 derniers mois car il evolue ou a evolué dans Agriculture, Elevage, Pêche,.</w:t>
-            </w:r>
-          </w:p>
-        </w:tc>
-      </w:tr>
-      <w:tr>
-        <w:tc>
-          <w:tcPr>
-            <w:tcW w:type="dxa" w:w="964"/>
-          </w:tcPr>
-          <w:p>
-            <w:r>
-              <w:rPr>
-                <w:b/>
-                <w:i w:val="0"/>
-                <w:color w:val="EA580C"/>
-                <w:sz w:val="16"/>
-              </w:rPr>
-              <w:t>Moyenne</w:t>
-            </w:r>
-          </w:p>
-        </w:tc>
-        <w:tc>
-          <w:tcPr>
-            <w:tcW w:type="dxa" w:w="1247"/>
-          </w:tcPr>
-          <w:p>
-            <w:r>
-              <w:rPr>
-                <w:b/>
-                <w:i w:val="0"/>
-                <w:sz w:val="16"/>
-              </w:rPr>
-              <w:t>S04</w:t>
-              <w:br/>
-            </w:r>
-            <w:r>
-              <w:rPr>
-                <w:b w:val="0"/>
-                <w:i w:val="0"/>
-                <w:color w:val="64748B"/>
-                <w:sz w:val="14"/>
-              </w:rPr>
-              <w:t>Emploi</w:t>
-            </w:r>
-          </w:p>
-        </w:tc>
-        <w:tc>
-          <w:tcPr>
-            <w:tcW w:type="dxa" w:w="1531"/>
-          </w:tcPr>
-          <w:p>
-            <w:r>
-              <w:rPr>
-                <w:b/>
-                <w:i w:val="0"/>
-                <w:color w:val="16A34A"/>
-                <w:sz w:val="16"/>
-              </w:rPr>
-              <w:t>—</w:t>
-            </w:r>
-          </w:p>
-        </w:tc>
-        <w:tc>
-          <w:tcPr>
-            <w:tcW w:type="dxa" w:w="1191"/>
-          </w:tcPr>
-          <w:p>
-            <w:r>
-              <w:rPr>
-                <w:b w:val="0"/>
-                <w:i w:val="0"/>
-                <w:color w:val="64748B"/>
-                <w:sz w:val="16"/>
-              </w:rPr>
-              <w:t>GT-CQ</w:t>
-            </w:r>
-          </w:p>
-        </w:tc>
-        <w:tc>
-          <w:tcPr>
-            <w:tcW w:type="dxa" w:w="4706"/>
-          </w:tcPr>
-          <w:p>
-            <w:r>
-              <w:rPr>
-                <w:b w:val="0"/>
-                <w:i w:val="0"/>
-                <w:sz w:val="17"/>
-              </w:rPr>
-              <w:t>Merci de vérifier les questions de 4.09 à 4.14 ou 4.17 ou 4.33.</w:t>
-            </w:r>
-          </w:p>
-        </w:tc>
-      </w:tr>
-      <w:tr>
-        <w:tc>
-          <w:tcPr>
-            <w:tcW w:type="dxa" w:w="964"/>
-          </w:tcPr>
-          <w:p>
-            <w:r>
-              <w:rPr>
-                <w:b/>
-                <w:i w:val="0"/>
-                <w:color w:val="EA580C"/>
-                <w:sz w:val="16"/>
-              </w:rPr>
-              <w:t>Moyenne</w:t>
-            </w:r>
-          </w:p>
-        </w:tc>
-        <w:tc>
-          <w:tcPr>
-            <w:tcW w:type="dxa" w:w="1247"/>
-          </w:tcPr>
-          <w:p>
-            <w:r>
-              <w:rPr>
-                <w:b/>
-                <w:i w:val="0"/>
-                <w:sz w:val="16"/>
-              </w:rPr>
-              <w:t>S04</w:t>
-              <w:br/>
-            </w:r>
-            <w:r>
-              <w:rPr>
-                <w:b w:val="0"/>
-                <w:i w:val="0"/>
-                <w:color w:val="64748B"/>
-                <w:sz w:val="14"/>
-              </w:rPr>
-              <w:t>Emploi</w:t>
-            </w:r>
-          </w:p>
-        </w:tc>
-        <w:tc>
-          <w:tcPr>
-            <w:tcW w:type="dxa" w:w="1531"/>
-          </w:tcPr>
-          <w:p>
-            <w:r>
-              <w:rPr>
-                <w:b/>
-                <w:i w:val="0"/>
-                <w:color w:val="16A34A"/>
-                <w:sz w:val="16"/>
-              </w:rPr>
-              <w:t>s01q47__1, s01q47__2, s01q47__3, s01q47__4, s01q47__5, s01q47__6, s01q47__7, s02q15</w:t>
-            </w:r>
-          </w:p>
-        </w:tc>
-        <w:tc>
-          <w:tcPr>
-            <w:tcW w:type="dxa" w:w="1191"/>
-          </w:tcPr>
-          <w:p>
-            <w:r>
-              <w:rPr>
-                <w:b w:val="0"/>
-                <w:i w:val="0"/>
-                <w:color w:val="64748B"/>
-                <w:sz w:val="16"/>
-              </w:rPr>
-              <w:t>GT-CQ</w:t>
-            </w:r>
-          </w:p>
-        </w:tc>
-        <w:tc>
-          <w:tcPr>
-            <w:tcW w:type="dxa" w:w="4706"/>
-          </w:tcPr>
-          <w:p>
-            <w:r>
-              <w:rPr>
-                <w:b w:val="0"/>
-                <w:i w:val="0"/>
-                <w:sz w:val="17"/>
-              </w:rPr>
-              <w:t>Attention! le nombre d'heure (3 heures) que NDIGUE TINE a travaillé par jour semble faible, veuillez s'il vous plait confirmer cette information avec le QG.</w:t>
-            </w:r>
-          </w:p>
-        </w:tc>
-      </w:tr>
-      <w:tr>
-        <w:tc>
-          <w:tcPr>
-            <w:tcW w:type="dxa" w:w="964"/>
-          </w:tcPr>
-          <w:p>
-            <w:r>
-              <w:rPr>
-                <w:b/>
-                <w:i w:val="0"/>
-                <w:color w:val="EA580C"/>
-                <w:sz w:val="16"/>
-              </w:rPr>
-              <w:t>Moyenne</w:t>
-            </w:r>
-          </w:p>
-        </w:tc>
-        <w:tc>
-          <w:tcPr>
-            <w:tcW w:type="dxa" w:w="1247"/>
-          </w:tcPr>
-          <w:p>
-            <w:r>
-              <w:rPr>
-                <w:b/>
-                <w:i w:val="0"/>
-                <w:sz w:val="16"/>
-              </w:rPr>
-              <w:t>S04</w:t>
-              <w:br/>
-            </w:r>
-            <w:r>
-              <w:rPr>
-                <w:b w:val="0"/>
-                <w:i w:val="0"/>
-                <w:color w:val="64748B"/>
-                <w:sz w:val="14"/>
-              </w:rPr>
-              <w:t>Emploi</w:t>
-            </w:r>
-          </w:p>
-        </w:tc>
-        <w:tc>
-          <w:tcPr>
-            <w:tcW w:type="dxa" w:w="1531"/>
-          </w:tcPr>
-          <w:p>
-            <w:r>
-              <w:rPr>
-                <w:b/>
-                <w:i w:val="0"/>
-                <w:color w:val="16A34A"/>
-                <w:sz w:val="16"/>
-              </w:rPr>
-              <w:t>s01q35, s01q36, s01q37, s02q04, s02q15, s03q13, s03q14, s03q15</w:t>
-            </w:r>
-          </w:p>
-        </w:tc>
-        <w:tc>
-          <w:tcPr>
-            <w:tcW w:type="dxa" w:w="1191"/>
-          </w:tcPr>
-          <w:p>
-            <w:r>
-              <w:rPr>
-                <w:b w:val="0"/>
-                <w:i w:val="0"/>
-                <w:color w:val="64748B"/>
-                <w:sz w:val="16"/>
-              </w:rPr>
-              <w:t>GT-CQ</w:t>
-            </w:r>
-          </w:p>
-        </w:tc>
-        <w:tc>
-          <w:tcPr>
-            <w:tcW w:type="dxa" w:w="4706"/>
-          </w:tcPr>
-          <w:p>
-            <w:r>
-              <w:rPr>
-                <w:b w:val="0"/>
-                <w:i w:val="0"/>
-                <w:sz w:val="17"/>
-              </w:rPr>
-              <w:t>Nombre de mois exercé  (2 mois) par Fatou MBODJI SENE dans l'emploi au cours des 12 derniers mois semble faible, veuillez corriger s'il vous plait ou comfirmer avec le QG.</w:t>
-            </w:r>
-          </w:p>
-        </w:tc>
-      </w:tr>
-      <w:tr>
-        <w:tc>
-          <w:tcPr>
-            <w:tcW w:type="dxa" w:w="964"/>
-          </w:tcPr>
-          <w:p>
-            <w:r>
-              <w:rPr>
-                <w:b/>
-                <w:i w:val="0"/>
-                <w:color w:val="EA580C"/>
-                <w:sz w:val="16"/>
-              </w:rPr>
-              <w:t>Moyenne</w:t>
-            </w:r>
-          </w:p>
-        </w:tc>
-        <w:tc>
-          <w:tcPr>
-            <w:tcW w:type="dxa" w:w="1247"/>
-          </w:tcPr>
-          <w:p>
-            <w:r>
-              <w:rPr>
-                <w:b/>
-                <w:i w:val="0"/>
-                <w:sz w:val="16"/>
-              </w:rPr>
-              <w:t>S04</w:t>
-              <w:br/>
-            </w:r>
-            <w:r>
-              <w:rPr>
-                <w:b w:val="0"/>
-                <w:i w:val="0"/>
-                <w:color w:val="64748B"/>
-                <w:sz w:val="14"/>
-              </w:rPr>
-              <w:t>Emploi</w:t>
-            </w:r>
-          </w:p>
-        </w:tc>
-        <w:tc>
-          <w:tcPr>
-            <w:tcW w:type="dxa" w:w="1531"/>
-          </w:tcPr>
-          <w:p>
-            <w:r>
-              <w:rPr>
-                <w:b/>
-                <w:i w:val="0"/>
-                <w:color w:val="16A34A"/>
-                <w:sz w:val="16"/>
-              </w:rPr>
-              <w:t>s04q46</w:t>
-            </w:r>
-          </w:p>
-        </w:tc>
-        <w:tc>
-          <w:tcPr>
-            <w:tcW w:type="dxa" w:w="1191"/>
-          </w:tcPr>
-          <w:p>
-            <w:r>
-              <w:rPr>
-                <w:b w:val="0"/>
-                <w:i w:val="0"/>
-                <w:color w:val="64748B"/>
-                <w:sz w:val="16"/>
-              </w:rPr>
-              <w:t>Natif SuSo</w:t>
-            </w:r>
-          </w:p>
-        </w:tc>
-        <w:tc>
-          <w:tcPr>
-            <w:tcW w:type="dxa" w:w="4706"/>
-          </w:tcPr>
-          <w:p>
-            <w:r>
-              <w:rPr>
-                <w:b w:val="0"/>
-                <w:i w:val="0"/>
-                <w:sz w:val="17"/>
-              </w:rPr>
-              <w:t>ERREUR: La catégorie socio-professionnelle--%s04q46%--n'est pas en phase avec les réponses aux questions 4.09, 4.10, 4.11, 4.12, 4.13, et 4.14. Veuillez confirmer les réponses à ces questions et à la présente question, et le cas échéant corriger.</w:t>
-            </w:r>
-          </w:p>
-        </w:tc>
-      </w:tr>
-      <w:tr>
-        <w:tc>
-          <w:tcPr>
-            <w:tcW w:type="dxa" w:w="964"/>
-          </w:tcPr>
-          <w:p>
-            <w:r>
-              <w:rPr>
-                <w:b/>
-                <w:i w:val="0"/>
-                <w:color w:val="EA580C"/>
-                <w:sz w:val="16"/>
-              </w:rPr>
-              <w:t>Moyenne</w:t>
-            </w:r>
-          </w:p>
-        </w:tc>
-        <w:tc>
-          <w:tcPr>
-            <w:tcW w:type="dxa" w:w="1247"/>
-          </w:tcPr>
-          <w:p>
-            <w:r>
-              <w:rPr>
-                <w:b/>
-                <w:i w:val="0"/>
-                <w:sz w:val="16"/>
-              </w:rPr>
-              <w:t>S06</w:t>
-              <w:br/>
-            </w:r>
-            <w:r>
-              <w:rPr>
-                <w:b w:val="0"/>
-                <w:i w:val="0"/>
-                <w:color w:val="64748B"/>
-                <w:sz w:val="14"/>
-              </w:rPr>
-              <w:t>Crédit &amp; épargne</w:t>
-            </w:r>
-          </w:p>
-        </w:tc>
-        <w:tc>
-          <w:tcPr>
-            <w:tcW w:type="dxa" w:w="1531"/>
-          </w:tcPr>
-          <w:p>
-            <w:r>
-              <w:rPr>
-                <w:b/>
-                <w:i w:val="0"/>
-                <w:color w:val="16A34A"/>
-                <w:sz w:val="16"/>
-              </w:rPr>
-              <w:t>—</w:t>
-            </w:r>
-          </w:p>
-        </w:tc>
-        <w:tc>
-          <w:tcPr>
-            <w:tcW w:type="dxa" w:w="1191"/>
-          </w:tcPr>
-          <w:p>
-            <w:r>
-              <w:rPr>
-                <w:b w:val="0"/>
-                <w:i w:val="0"/>
-                <w:color w:val="64748B"/>
-                <w:sz w:val="16"/>
-              </w:rPr>
-              <w:t>GT-CQ</w:t>
-            </w:r>
-          </w:p>
-        </w:tc>
-        <w:tc>
-          <w:tcPr>
-            <w:tcW w:type="dxa" w:w="4706"/>
-          </w:tcPr>
-          <w:p>
-            <w:r>
-              <w:rPr>
-                <w:b w:val="0"/>
-                <w:i w:val="0"/>
-                <w:sz w:val="17"/>
-              </w:rPr>
-              <w:t>Veuillez vous rassurez réellement que la personne n'a pas affecté de crédit immobilier.</w:t>
-            </w:r>
-          </w:p>
-        </w:tc>
-      </w:tr>
-      <w:tr>
-        <w:tc>
-          <w:tcPr>
-            <w:tcW w:type="dxa" w:w="964"/>
-          </w:tcPr>
-          <w:p>
-            <w:r>
-              <w:rPr>
-                <w:b/>
-                <w:i w:val="0"/>
-                <w:color w:val="EA580C"/>
-                <w:sz w:val="16"/>
-              </w:rPr>
-              <w:t>Moyenne</w:t>
-            </w:r>
-          </w:p>
-        </w:tc>
-        <w:tc>
-          <w:tcPr>
-            <w:tcW w:type="dxa" w:w="1247"/>
-          </w:tcPr>
-          <w:p>
-            <w:r>
-              <w:rPr>
-                <w:b/>
-                <w:i w:val="0"/>
-                <w:sz w:val="16"/>
-              </w:rPr>
-              <w:t>S07</w:t>
-              <w:br/>
-            </w:r>
-            <w:r>
-              <w:rPr>
-                <w:b w:val="0"/>
-                <w:i w:val="0"/>
-                <w:color w:val="64748B"/>
-                <w:sz w:val="14"/>
-              </w:rPr>
-              <w:t>Consommation alimentaire</w:t>
-            </w:r>
-          </w:p>
-        </w:tc>
-        <w:tc>
-          <w:tcPr>
-            <w:tcW w:type="dxa" w:w="1531"/>
-          </w:tcPr>
-          <w:p>
-            <w:r>
-              <w:rPr>
-                <w:b/>
-                <w:i w:val="0"/>
-                <w:color w:val="16A34A"/>
-                <w:sz w:val="16"/>
-              </w:rPr>
-              <w:t>—</w:t>
-            </w:r>
-          </w:p>
-        </w:tc>
-        <w:tc>
-          <w:tcPr>
-            <w:tcW w:type="dxa" w:w="1191"/>
-          </w:tcPr>
-          <w:p>
-            <w:r>
-              <w:rPr>
-                <w:b w:val="0"/>
-                <w:i w:val="0"/>
-                <w:color w:val="64748B"/>
-                <w:sz w:val="16"/>
-              </w:rPr>
-              <w:t>GT-CQ</w:t>
-            </w:r>
-          </w:p>
-        </w:tc>
-        <w:tc>
-          <w:tcPr>
-            <w:tcW w:type="dxa" w:w="4706"/>
-          </w:tcPr>
-          <w:p>
-            <w:r>
-              <w:rPr>
-                <w:b w:val="0"/>
-                <w:i w:val="0"/>
-                <w:sz w:val="17"/>
-              </w:rPr>
-              <w:t>Attention ! La dépense du répas pris à l'extérieur de DABA TINE (200 Fcfa) au cours de 7 derniers jours est relativement élevé.</w:t>
-            </w:r>
-          </w:p>
-        </w:tc>
-      </w:tr>
-      <w:tr>
-        <w:tc>
-          <w:tcPr>
-            <w:tcW w:type="dxa" w:w="964"/>
-          </w:tcPr>
-          <w:p>
-            <w:r>
-              <w:rPr>
-                <w:b/>
-                <w:i w:val="0"/>
-                <w:color w:val="EA580C"/>
-                <w:sz w:val="16"/>
-              </w:rPr>
-              <w:t>Moyenne</w:t>
-            </w:r>
-          </w:p>
-        </w:tc>
-        <w:tc>
-          <w:tcPr>
-            <w:tcW w:type="dxa" w:w="1247"/>
-          </w:tcPr>
-          <w:p>
-            <w:r>
-              <w:rPr>
-                <w:b/>
-                <w:i w:val="0"/>
-                <w:sz w:val="16"/>
-              </w:rPr>
-              <w:t>S07</w:t>
-              <w:br/>
-            </w:r>
-            <w:r>
-              <w:rPr>
-                <w:b w:val="0"/>
-                <w:i w:val="0"/>
-                <w:color w:val="64748B"/>
-                <w:sz w:val="14"/>
-              </w:rPr>
-              <w:t>Consommation alimentaire</w:t>
-            </w:r>
-          </w:p>
-        </w:tc>
-        <w:tc>
-          <w:tcPr>
-            <w:tcW w:type="dxa" w:w="1531"/>
-          </w:tcPr>
-          <w:p>
-            <w:r>
-              <w:rPr>
-                <w:b/>
-                <w:i w:val="0"/>
-                <w:color w:val="16A34A"/>
-                <w:sz w:val="16"/>
-              </w:rPr>
-              <w:t>—</w:t>
-            </w:r>
-          </w:p>
-        </w:tc>
-        <w:tc>
-          <w:tcPr>
-            <w:tcW w:type="dxa" w:w="1191"/>
-          </w:tcPr>
-          <w:p>
-            <w:r>
-              <w:rPr>
-                <w:b w:val="0"/>
-                <w:i w:val="0"/>
-                <w:color w:val="64748B"/>
-                <w:sz w:val="16"/>
-              </w:rPr>
-              <w:t>GT-CQ</w:t>
-            </w:r>
-          </w:p>
-        </w:tc>
-        <w:tc>
-          <w:tcPr>
-            <w:tcW w:type="dxa" w:w="4706"/>
-          </w:tcPr>
-          <w:p>
-            <w:r>
-              <w:rPr>
-                <w:b w:val="0"/>
-                <w:i w:val="0"/>
-                <w:sz w:val="17"/>
-              </w:rPr>
-              <w:t>Prière de corriger ou de confirmer avec le QG.</w:t>
-            </w:r>
-          </w:p>
-        </w:tc>
-      </w:tr>
-      <w:tr>
-        <w:tc>
-          <w:tcPr>
-            <w:tcW w:type="dxa" w:w="964"/>
-          </w:tcPr>
-          <w:p>
-            <w:r>
-              <w:rPr>
-                <w:b/>
-                <w:i w:val="0"/>
-                <w:color w:val="EA580C"/>
-                <w:sz w:val="16"/>
-              </w:rPr>
-              <w:t>Moyenne</w:t>
-            </w:r>
-          </w:p>
-        </w:tc>
-        <w:tc>
-          <w:tcPr>
-            <w:tcW w:type="dxa" w:w="1247"/>
-          </w:tcPr>
-          <w:p>
-            <w:r>
-              <w:rPr>
-                <w:b/>
-                <w:i w:val="0"/>
-                <w:sz w:val="16"/>
-              </w:rPr>
-              <w:t>S07</w:t>
-              <w:br/>
-            </w:r>
-            <w:r>
-              <w:rPr>
-                <w:b w:val="0"/>
-                <w:i w:val="0"/>
-                <w:color w:val="64748B"/>
-                <w:sz w:val="14"/>
-              </w:rPr>
-              <w:t>Consommation alimentaire</w:t>
-            </w:r>
-          </w:p>
-        </w:tc>
-        <w:tc>
-          <w:tcPr>
-            <w:tcW w:type="dxa" w:w="1531"/>
-          </w:tcPr>
-          <w:p>
-            <w:r>
-              <w:rPr>
-                <w:b/>
-                <w:i w:val="0"/>
-                <w:color w:val="16A34A"/>
-                <w:sz w:val="16"/>
-              </w:rPr>
-              <w:t>—</w:t>
-            </w:r>
-          </w:p>
-        </w:tc>
-        <w:tc>
-          <w:tcPr>
-            <w:tcW w:type="dxa" w:w="1191"/>
-          </w:tcPr>
-          <w:p>
-            <w:r>
-              <w:rPr>
-                <w:b w:val="0"/>
-                <w:i w:val="0"/>
-                <w:color w:val="64748B"/>
-                <w:sz w:val="16"/>
-              </w:rPr>
-              <w:t>GT-CQ</w:t>
-            </w:r>
-          </w:p>
-        </w:tc>
-        <w:tc>
-          <w:tcPr>
-            <w:tcW w:type="dxa" w:w="4706"/>
-          </w:tcPr>
-          <w:p>
-            <w:r>
-              <w:rPr>
-                <w:b w:val="0"/>
-                <w:i w:val="0"/>
-                <w:sz w:val="17"/>
-              </w:rPr>
-              <w:t>Attention ! La dépense du répas pris à l'extérieur de SAMBA TINE (200 Fcfa) au cours de 7 derniers jours est relativement élevé.</w:t>
-            </w:r>
-          </w:p>
-        </w:tc>
-      </w:tr>
-      <w:tr>
-        <w:tc>
-          <w:tcPr>
-            <w:tcW w:type="dxa" w:w="964"/>
-          </w:tcPr>
-          <w:p>
-            <w:r>
-              <w:rPr>
-                <w:b/>
-                <w:i w:val="0"/>
-                <w:color w:val="EA580C"/>
-                <w:sz w:val="16"/>
-              </w:rPr>
-              <w:t>Moyenne</w:t>
-            </w:r>
-          </w:p>
-        </w:tc>
-        <w:tc>
-          <w:tcPr>
-            <w:tcW w:type="dxa" w:w="1247"/>
-          </w:tcPr>
-          <w:p>
-            <w:r>
-              <w:rPr>
-                <w:b/>
-                <w:i w:val="0"/>
-                <w:sz w:val="16"/>
-              </w:rPr>
-              <w:t>S07</w:t>
-              <w:br/>
-            </w:r>
-            <w:r>
-              <w:rPr>
-                <w:b w:val="0"/>
-                <w:i w:val="0"/>
-                <w:color w:val="64748B"/>
-                <w:sz w:val="14"/>
-              </w:rPr>
-              <w:t>Consommation alimentaire</w:t>
-            </w:r>
-          </w:p>
-        </w:tc>
-        <w:tc>
-          <w:tcPr>
-            <w:tcW w:type="dxa" w:w="1531"/>
-          </w:tcPr>
-          <w:p>
-            <w:r>
-              <w:rPr>
-                <w:b/>
-                <w:i w:val="0"/>
-                <w:color w:val="16A34A"/>
-                <w:sz w:val="16"/>
-              </w:rPr>
-              <w:t>—</w:t>
-            </w:r>
-          </w:p>
-        </w:tc>
-        <w:tc>
-          <w:tcPr>
-            <w:tcW w:type="dxa" w:w="1191"/>
-          </w:tcPr>
-          <w:p>
-            <w:r>
-              <w:rPr>
-                <w:b w:val="0"/>
-                <w:i w:val="0"/>
-                <w:color w:val="64748B"/>
-                <w:sz w:val="16"/>
-              </w:rPr>
-              <w:t>GT-CQ</w:t>
-            </w:r>
-          </w:p>
-        </w:tc>
-        <w:tc>
-          <w:tcPr>
-            <w:tcW w:type="dxa" w:w="4706"/>
-          </w:tcPr>
-          <w:p>
-            <w:r>
-              <w:rPr>
-                <w:b w:val="0"/>
-                <w:i w:val="0"/>
-                <w:sz w:val="17"/>
-              </w:rPr>
-              <w:t>Etes vous sur d'avoir selectionner la bonne unitée ? prière de verifier et corriger.</w:t>
-            </w:r>
-          </w:p>
-        </w:tc>
-      </w:tr>
-      <w:tr>
-        <w:tc>
-          <w:tcPr>
-            <w:tcW w:type="dxa" w:w="964"/>
-          </w:tcPr>
-          <w:p>
-            <w:r>
-              <w:rPr>
-                <w:b/>
-                <w:i w:val="0"/>
-                <w:color w:val="EA580C"/>
-                <w:sz w:val="16"/>
-              </w:rPr>
-              <w:t>Moyenne</w:t>
-            </w:r>
-          </w:p>
-        </w:tc>
-        <w:tc>
-          <w:tcPr>
-            <w:tcW w:type="dxa" w:w="1247"/>
-          </w:tcPr>
-          <w:p>
-            <w:r>
-              <w:rPr>
-                <w:b/>
-                <w:i w:val="0"/>
-                <w:sz w:val="16"/>
-              </w:rPr>
-              <w:t>S07</w:t>
-              <w:br/>
-            </w:r>
-            <w:r>
-              <w:rPr>
-                <w:b w:val="0"/>
-                <w:i w:val="0"/>
-                <w:color w:val="64748B"/>
-                <w:sz w:val="14"/>
-              </w:rPr>
-              <w:t>Consommation alimentaire</w:t>
-            </w:r>
-          </w:p>
-        </w:tc>
-        <w:tc>
-          <w:tcPr>
-            <w:tcW w:type="dxa" w:w="1531"/>
-          </w:tcPr>
-          <w:p>
-            <w:r>
-              <w:rPr>
-                <w:b/>
-                <w:i w:val="0"/>
-                <w:color w:val="16A34A"/>
-                <w:sz w:val="16"/>
-              </w:rPr>
-              <w:t>—</w:t>
-            </w:r>
-          </w:p>
-        </w:tc>
-        <w:tc>
-          <w:tcPr>
-            <w:tcW w:type="dxa" w:w="1191"/>
-          </w:tcPr>
-          <w:p>
-            <w:r>
-              <w:rPr>
-                <w:b w:val="0"/>
-                <w:i w:val="0"/>
-                <w:color w:val="64748B"/>
-                <w:sz w:val="16"/>
-              </w:rPr>
-              <w:t>GT-CQ</w:t>
-            </w:r>
-          </w:p>
-        </w:tc>
-        <w:tc>
-          <w:tcPr>
-            <w:tcW w:type="dxa" w:w="4706"/>
-          </w:tcPr>
-          <w:p>
-            <w:r>
-              <w:rPr>
-                <w:b w:val="0"/>
-                <w:i w:val="0"/>
-                <w:sz w:val="17"/>
-              </w:rPr>
-              <w:t>Prière de corriger ou de confirmer avec le QG.</w:t>
-            </w:r>
-          </w:p>
-        </w:tc>
-      </w:tr>
-      <w:tr>
-        <w:tc>
-          <w:tcPr>
-            <w:tcW w:type="dxa" w:w="964"/>
-          </w:tcPr>
-          <w:p>
-            <w:r>
-              <w:rPr>
-                <w:b/>
-                <w:i w:val="0"/>
-                <w:color w:val="EA580C"/>
-                <w:sz w:val="16"/>
-              </w:rPr>
-              <w:t>Moyenne</w:t>
-            </w:r>
-          </w:p>
-        </w:tc>
-        <w:tc>
-          <w:tcPr>
-            <w:tcW w:type="dxa" w:w="1247"/>
-          </w:tcPr>
-          <w:p>
-            <w:r>
-              <w:rPr>
-                <w:b/>
-                <w:i w:val="0"/>
-                <w:sz w:val="16"/>
-              </w:rPr>
-              <w:t>S09</w:t>
-              <w:br/>
-            </w:r>
-            <w:r>
-              <w:rPr>
-                <w:b w:val="0"/>
-                <w:i w:val="0"/>
-                <w:color w:val="64748B"/>
-                <w:sz w:val="14"/>
-              </w:rPr>
-              <w:t>Dépenses non alimentaires</w:t>
-            </w:r>
-          </w:p>
-        </w:tc>
-        <w:tc>
-          <w:tcPr>
-            <w:tcW w:type="dxa" w:w="1531"/>
-          </w:tcPr>
-          <w:p>
-            <w:r>
-              <w:rPr>
-                <w:b/>
-                <w:i w:val="0"/>
-                <w:color w:val="16A34A"/>
-                <w:sz w:val="16"/>
-              </w:rPr>
-              <w:t>—</w:t>
-            </w:r>
-          </w:p>
-        </w:tc>
-        <w:tc>
-          <w:tcPr>
-            <w:tcW w:type="dxa" w:w="1191"/>
-          </w:tcPr>
-          <w:p>
-            <w:r>
-              <w:rPr>
-                <w:b w:val="0"/>
-                <w:i w:val="0"/>
-                <w:color w:val="64748B"/>
-                <w:sz w:val="16"/>
-              </w:rPr>
-              <w:t>GT-CQ</w:t>
-            </w:r>
-          </w:p>
-        </w:tc>
-        <w:tc>
-          <w:tcPr>
-            <w:tcW w:type="dxa" w:w="4706"/>
-          </w:tcPr>
-          <w:p>
-            <w:r>
-              <w:rPr>
-                <w:b w:val="0"/>
-                <w:i w:val="0"/>
-                <w:sz w:val="17"/>
-              </w:rPr>
-              <w:t>Attention ! La dépense totale du ménage de MaMADou TINE (35000 Fcfa) de la fête de Fête des autres Religions /traditions est relativement élevé.</w:t>
-            </w:r>
-          </w:p>
-        </w:tc>
-      </w:tr>
-      <w:tr>
-        <w:tc>
-          <w:tcPr>
-            <w:tcW w:type="dxa" w:w="964"/>
-          </w:tcPr>
-          <w:p>
-            <w:r>
-              <w:rPr>
-                <w:b/>
-                <w:i w:val="0"/>
-                <w:color w:val="EA580C"/>
-                <w:sz w:val="16"/>
-              </w:rPr>
-              <w:t>Moyenne</w:t>
-            </w:r>
-          </w:p>
-        </w:tc>
-        <w:tc>
-          <w:tcPr>
-            <w:tcW w:type="dxa" w:w="1247"/>
-          </w:tcPr>
-          <w:p>
-            <w:r>
-              <w:rPr>
-                <w:b/>
-                <w:i w:val="0"/>
-                <w:sz w:val="16"/>
-              </w:rPr>
-              <w:t>S09</w:t>
-              <w:br/>
-            </w:r>
-            <w:r>
-              <w:rPr>
-                <w:b w:val="0"/>
-                <w:i w:val="0"/>
-                <w:color w:val="64748B"/>
-                <w:sz w:val="14"/>
-              </w:rPr>
-              <w:t>Dépenses non alimentaires</w:t>
-            </w:r>
-          </w:p>
-        </w:tc>
-        <w:tc>
-          <w:tcPr>
-            <w:tcW w:type="dxa" w:w="1531"/>
-          </w:tcPr>
-          <w:p>
-            <w:r>
-              <w:rPr>
-                <w:b/>
-                <w:i w:val="0"/>
-                <w:color w:val="16A34A"/>
-                <w:sz w:val="16"/>
-              </w:rPr>
-              <w:t>—</w:t>
-            </w:r>
-          </w:p>
-        </w:tc>
-        <w:tc>
-          <w:tcPr>
-            <w:tcW w:type="dxa" w:w="1191"/>
-          </w:tcPr>
-          <w:p>
-            <w:r>
-              <w:rPr>
-                <w:b w:val="0"/>
-                <w:i w:val="0"/>
-                <w:color w:val="64748B"/>
-                <w:sz w:val="16"/>
-              </w:rPr>
-              <w:t>GT-CQ</w:t>
-            </w:r>
-          </w:p>
-        </w:tc>
-        <w:tc>
-          <w:tcPr>
-            <w:tcW w:type="dxa" w:w="4706"/>
-          </w:tcPr>
-          <w:p>
-            <w:r>
-              <w:rPr>
-                <w:b w:val="0"/>
-                <w:i w:val="0"/>
-                <w:sz w:val="17"/>
-              </w:rPr>
-              <w:t>Prière de corriger ou de confirmer avec le QG.</w:t>
-            </w:r>
-          </w:p>
-        </w:tc>
-      </w:tr>
-      <w:tr>
-        <w:tc>
-          <w:tcPr>
-            <w:tcW w:type="dxa" w:w="964"/>
-          </w:tcPr>
-          <w:p>
-            <w:r>
-              <w:rPr>
-                <w:b/>
-                <w:i w:val="0"/>
-                <w:color w:val="EA580C"/>
-                <w:sz w:val="16"/>
-              </w:rPr>
-              <w:t>Moyenne</w:t>
-            </w:r>
-          </w:p>
-        </w:tc>
-        <w:tc>
-          <w:tcPr>
-            <w:tcW w:type="dxa" w:w="1247"/>
-          </w:tcPr>
-          <w:p>
-            <w:r>
-              <w:rPr>
-                <w:b/>
-                <w:i w:val="0"/>
-                <w:sz w:val="16"/>
-              </w:rPr>
-              <w:t>S09</w:t>
-              <w:br/>
-            </w:r>
-            <w:r>
-              <w:rPr>
-                <w:b w:val="0"/>
-                <w:i w:val="0"/>
-                <w:color w:val="64748B"/>
-                <w:sz w:val="14"/>
-              </w:rPr>
-              <w:t>Dépenses non alimentaires</w:t>
-            </w:r>
-          </w:p>
-        </w:tc>
-        <w:tc>
-          <w:tcPr>
-            <w:tcW w:type="dxa" w:w="1531"/>
-          </w:tcPr>
-          <w:p>
-            <w:r>
-              <w:rPr>
-                <w:b/>
-                <w:i w:val="0"/>
-                <w:color w:val="16A34A"/>
-                <w:sz w:val="16"/>
-              </w:rPr>
-              <w:t>—</w:t>
-            </w:r>
-          </w:p>
-        </w:tc>
-        <w:tc>
-          <w:tcPr>
-            <w:tcW w:type="dxa" w:w="1191"/>
-          </w:tcPr>
-          <w:p>
-            <w:r>
-              <w:rPr>
-                <w:b w:val="0"/>
-                <w:i w:val="0"/>
-                <w:color w:val="64748B"/>
-                <w:sz w:val="16"/>
-              </w:rPr>
-              <w:t>GT-CQ</w:t>
-            </w:r>
-          </w:p>
-        </w:tc>
-        <w:tc>
-          <w:tcPr>
-            <w:tcW w:type="dxa" w:w="4706"/>
-          </w:tcPr>
-          <w:p>
-            <w:r>
-              <w:rPr>
-                <w:b w:val="0"/>
-                <w:i w:val="0"/>
-                <w:sz w:val="17"/>
-              </w:rPr>
-              <w:t>Attention ! La dépense du ménage de MaMADou TINE (5000 Fcfa) au cours de 30 derniers jours de Bois de chauffe acheté est relativement élevé.</w:t>
-            </w:r>
-          </w:p>
-        </w:tc>
-      </w:tr>
-      <w:tr>
-        <w:tc>
-          <w:tcPr>
-            <w:tcW w:type="dxa" w:w="964"/>
-          </w:tcPr>
-          <w:p>
-            <w:r>
-              <w:rPr>
-                <w:b/>
-                <w:i w:val="0"/>
-                <w:color w:val="EA580C"/>
-                <w:sz w:val="16"/>
-              </w:rPr>
-              <w:t>Moyenne</w:t>
-            </w:r>
-          </w:p>
-        </w:tc>
-        <w:tc>
-          <w:tcPr>
-            <w:tcW w:type="dxa" w:w="1247"/>
-          </w:tcPr>
-          <w:p>
-            <w:r>
-              <w:rPr>
-                <w:b/>
-                <w:i w:val="0"/>
-                <w:sz w:val="16"/>
-              </w:rPr>
-              <w:t>S09</w:t>
-              <w:br/>
-            </w:r>
-            <w:r>
-              <w:rPr>
-                <w:b w:val="0"/>
-                <w:i w:val="0"/>
-                <w:color w:val="64748B"/>
-                <w:sz w:val="14"/>
-              </w:rPr>
-              <w:t>Dépenses non alimentaires</w:t>
-            </w:r>
-          </w:p>
-        </w:tc>
-        <w:tc>
-          <w:tcPr>
-            <w:tcW w:type="dxa" w:w="1531"/>
-          </w:tcPr>
-          <w:p>
-            <w:r>
-              <w:rPr>
-                <w:b/>
-                <w:i w:val="0"/>
-                <w:color w:val="16A34A"/>
-                <w:sz w:val="16"/>
-              </w:rPr>
-              <w:t>—</w:t>
-            </w:r>
-          </w:p>
-        </w:tc>
-        <w:tc>
-          <w:tcPr>
-            <w:tcW w:type="dxa" w:w="1191"/>
-          </w:tcPr>
-          <w:p>
-            <w:r>
-              <w:rPr>
-                <w:b w:val="0"/>
-                <w:i w:val="0"/>
-                <w:color w:val="64748B"/>
-                <w:sz w:val="16"/>
-              </w:rPr>
-              <w:t>GT-CQ</w:t>
-            </w:r>
-          </w:p>
-        </w:tc>
-        <w:tc>
-          <w:tcPr>
-            <w:tcW w:type="dxa" w:w="4706"/>
-          </w:tcPr>
-          <w:p>
-            <w:r>
-              <w:rPr>
-                <w:b w:val="0"/>
-                <w:i w:val="0"/>
-                <w:sz w:val="17"/>
-              </w:rPr>
-              <w:t>Prière de corriger ou de confirmer avec le QG.</w:t>
-            </w:r>
-          </w:p>
-        </w:tc>
-      </w:tr>
-      <w:tr>
-        <w:tc>
-          <w:tcPr>
-            <w:tcW w:type="dxa" w:w="964"/>
-          </w:tcPr>
-          <w:p>
-            <w:r>
-              <w:rPr>
-                <w:b/>
-                <w:i w:val="0"/>
-                <w:color w:val="EA580C"/>
-                <w:sz w:val="16"/>
-              </w:rPr>
-              <w:t>Moyenne</w:t>
-            </w:r>
-          </w:p>
-        </w:tc>
-        <w:tc>
-          <w:tcPr>
-            <w:tcW w:type="dxa" w:w="1247"/>
-          </w:tcPr>
-          <w:p>
-            <w:r>
-              <w:rPr>
-                <w:b/>
-                <w:i w:val="0"/>
-                <w:sz w:val="16"/>
-              </w:rPr>
-              <w:t>S09</w:t>
-              <w:br/>
-            </w:r>
-            <w:r>
-              <w:rPr>
-                <w:b w:val="0"/>
-                <w:i w:val="0"/>
-                <w:color w:val="64748B"/>
-                <w:sz w:val="14"/>
-              </w:rPr>
-              <w:t>Dépenses non alimentaires</w:t>
-            </w:r>
-          </w:p>
-        </w:tc>
-        <w:tc>
-          <w:tcPr>
-            <w:tcW w:type="dxa" w:w="1531"/>
-          </w:tcPr>
-          <w:p>
-            <w:r>
-              <w:rPr>
-                <w:b/>
-                <w:i w:val="0"/>
-                <w:color w:val="16A34A"/>
-                <w:sz w:val="16"/>
-              </w:rPr>
-              <w:t>—</w:t>
-            </w:r>
-          </w:p>
-        </w:tc>
-        <w:tc>
-          <w:tcPr>
-            <w:tcW w:type="dxa" w:w="1191"/>
-          </w:tcPr>
-          <w:p>
-            <w:r>
-              <w:rPr>
-                <w:b w:val="0"/>
-                <w:i w:val="0"/>
-                <w:color w:val="64748B"/>
-                <w:sz w:val="16"/>
-              </w:rPr>
-              <w:t>GT-CQ</w:t>
-            </w:r>
-          </w:p>
-        </w:tc>
-        <w:tc>
-          <w:tcPr>
-            <w:tcW w:type="dxa" w:w="4706"/>
-          </w:tcPr>
-          <w:p>
-            <w:r>
-              <w:rPr>
-                <w:b w:val="0"/>
-                <w:i w:val="0"/>
-                <w:sz w:val="17"/>
-              </w:rPr>
-              <w:t>Attention ! La dépense du ménage de MaMADou TINE (1000 Fcfa) au cours de 3 derniers mois de Frais de livraison d'un achat, non inclus dans le prix d'acquisition est relativement élevé.</w:t>
-            </w:r>
-          </w:p>
-        </w:tc>
-      </w:tr>
-      <w:tr>
-        <w:tc>
-          <w:tcPr>
-            <w:tcW w:type="dxa" w:w="964"/>
-          </w:tcPr>
-          <w:p>
-            <w:r>
-              <w:rPr>
-                <w:b/>
-                <w:i w:val="0"/>
-                <w:color w:val="EA580C"/>
-                <w:sz w:val="16"/>
-              </w:rPr>
-              <w:t>Moyenne</w:t>
-            </w:r>
-          </w:p>
-        </w:tc>
-        <w:tc>
-          <w:tcPr>
-            <w:tcW w:type="dxa" w:w="1247"/>
-          </w:tcPr>
-          <w:p>
-            <w:r>
-              <w:rPr>
-                <w:b/>
-                <w:i w:val="0"/>
-                <w:sz w:val="16"/>
-              </w:rPr>
-              <w:t>S09</w:t>
-              <w:br/>
-            </w:r>
-            <w:r>
-              <w:rPr>
-                <w:b w:val="0"/>
-                <w:i w:val="0"/>
-                <w:color w:val="64748B"/>
-                <w:sz w:val="14"/>
-              </w:rPr>
-              <w:t>Dépenses non alimentaires</w:t>
-            </w:r>
-          </w:p>
-        </w:tc>
-        <w:tc>
-          <w:tcPr>
-            <w:tcW w:type="dxa" w:w="1531"/>
-          </w:tcPr>
-          <w:p>
-            <w:r>
-              <w:rPr>
-                <w:b/>
-                <w:i w:val="0"/>
-                <w:color w:val="16A34A"/>
-                <w:sz w:val="16"/>
-              </w:rPr>
-              <w:t>—</w:t>
-            </w:r>
-          </w:p>
-        </w:tc>
-        <w:tc>
-          <w:tcPr>
-            <w:tcW w:type="dxa" w:w="1191"/>
-          </w:tcPr>
-          <w:p>
-            <w:r>
-              <w:rPr>
-                <w:b w:val="0"/>
-                <w:i w:val="0"/>
-                <w:color w:val="64748B"/>
-                <w:sz w:val="16"/>
-              </w:rPr>
-              <w:t>GT-CQ</w:t>
-            </w:r>
-          </w:p>
-        </w:tc>
-        <w:tc>
-          <w:tcPr>
-            <w:tcW w:type="dxa" w:w="4706"/>
-          </w:tcPr>
-          <w:p>
-            <w:r>
-              <w:rPr>
-                <w:b w:val="0"/>
-                <w:i w:val="0"/>
-                <w:sz w:val="17"/>
-              </w:rPr>
-              <w:t>Prière de corriger ou de confirmer avec le QG.</w:t>
-            </w:r>
-          </w:p>
-        </w:tc>
-      </w:tr>
-      <w:tr>
-        <w:tc>
-          <w:tcPr>
-            <w:tcW w:type="dxa" w:w="964"/>
-          </w:tcPr>
-          <w:p>
-            <w:r>
-              <w:rPr>
-                <w:b/>
-                <w:i w:val="0"/>
-                <w:color w:val="EA580C"/>
-                <w:sz w:val="16"/>
-              </w:rPr>
-              <w:t>Moyenne</w:t>
-            </w:r>
-          </w:p>
-        </w:tc>
-        <w:tc>
-          <w:tcPr>
-            <w:tcW w:type="dxa" w:w="1247"/>
-          </w:tcPr>
-          <w:p>
-            <w:r>
-              <w:rPr>
-                <w:b/>
-                <w:i w:val="0"/>
-                <w:sz w:val="16"/>
-              </w:rPr>
-              <w:t>S09</w:t>
-              <w:br/>
-            </w:r>
-            <w:r>
-              <w:rPr>
-                <w:b w:val="0"/>
-                <w:i w:val="0"/>
-                <w:color w:val="64748B"/>
-                <w:sz w:val="14"/>
-              </w:rPr>
-              <w:t>Dépenses non alimentaires</w:t>
-            </w:r>
-          </w:p>
-        </w:tc>
-        <w:tc>
-          <w:tcPr>
-            <w:tcW w:type="dxa" w:w="1531"/>
-          </w:tcPr>
-          <w:p>
-            <w:r>
-              <w:rPr>
-                <w:b/>
-                <w:i w:val="0"/>
-                <w:color w:val="16A34A"/>
-                <w:sz w:val="16"/>
-              </w:rPr>
-              <w:t>—</w:t>
-            </w:r>
-          </w:p>
-        </w:tc>
-        <w:tc>
-          <w:tcPr>
-            <w:tcW w:type="dxa" w:w="1191"/>
-          </w:tcPr>
-          <w:p>
-            <w:r>
-              <w:rPr>
-                <w:b w:val="0"/>
-                <w:i w:val="0"/>
-                <w:color w:val="64748B"/>
-                <w:sz w:val="16"/>
-              </w:rPr>
-              <w:t>GT-CQ</w:t>
-            </w:r>
-          </w:p>
-        </w:tc>
-        <w:tc>
-          <w:tcPr>
-            <w:tcW w:type="dxa" w:w="4706"/>
-          </w:tcPr>
-          <w:p>
-            <w:r>
-              <w:rPr>
-                <w:b w:val="0"/>
-                <w:i w:val="0"/>
-                <w:sz w:val="17"/>
-              </w:rPr>
-              <w:t>Attention ! La dépense du ménage de MaMADou TINE (12000 Fcfa) au cours de 12 derniers mois de Autres ustensiles de ménage: seau, bouilloire, biberon, poubelle, tasses, cafétière non électrique, théière, calebasse, louche, jarre, canari, mortier, pilon, etc est relativement élevé.</w:t>
-            </w:r>
-          </w:p>
-        </w:tc>
-      </w:tr>
-      <w:tr>
-        <w:tc>
-          <w:tcPr>
-            <w:tcW w:type="dxa" w:w="964"/>
-          </w:tcPr>
-          <w:p>
-            <w:r>
-              <w:rPr>
-                <w:b/>
-                <w:i w:val="0"/>
-                <w:color w:val="EA580C"/>
-                <w:sz w:val="16"/>
-              </w:rPr>
-              <w:t>Moyenne</w:t>
-            </w:r>
-          </w:p>
-        </w:tc>
-        <w:tc>
-          <w:tcPr>
-            <w:tcW w:type="dxa" w:w="1247"/>
-          </w:tcPr>
-          <w:p>
-            <w:r>
-              <w:rPr>
-                <w:b/>
-                <w:i w:val="0"/>
-                <w:sz w:val="16"/>
-              </w:rPr>
-              <w:t>S09</w:t>
-              <w:br/>
-            </w:r>
-            <w:r>
-              <w:rPr>
-                <w:b w:val="0"/>
-                <w:i w:val="0"/>
-                <w:color w:val="64748B"/>
-                <w:sz w:val="14"/>
-              </w:rPr>
-              <w:t>Dépenses non alimentaires</w:t>
-            </w:r>
-          </w:p>
-        </w:tc>
-        <w:tc>
-          <w:tcPr>
-            <w:tcW w:type="dxa" w:w="1531"/>
-          </w:tcPr>
-          <w:p>
-            <w:r>
-              <w:rPr>
-                <w:b/>
-                <w:i w:val="0"/>
-                <w:color w:val="16A34A"/>
-                <w:sz w:val="16"/>
-              </w:rPr>
-              <w:t>—</w:t>
-            </w:r>
-          </w:p>
-        </w:tc>
-        <w:tc>
-          <w:tcPr>
-            <w:tcW w:type="dxa" w:w="1191"/>
-          </w:tcPr>
-          <w:p>
-            <w:r>
-              <w:rPr>
-                <w:b w:val="0"/>
-                <w:i w:val="0"/>
-                <w:color w:val="64748B"/>
-                <w:sz w:val="16"/>
-              </w:rPr>
-              <w:t>GT-CQ</w:t>
-            </w:r>
-          </w:p>
-        </w:tc>
-        <w:tc>
-          <w:tcPr>
-            <w:tcW w:type="dxa" w:w="4706"/>
-          </w:tcPr>
-          <w:p>
-            <w:r>
-              <w:rPr>
-                <w:b w:val="0"/>
-                <w:i w:val="0"/>
-                <w:sz w:val="17"/>
-              </w:rPr>
-              <w:t>Prière de corriger ou de confirmer avec le QG.</w:t>
-            </w:r>
-          </w:p>
-        </w:tc>
-      </w:tr>
-      <w:tr>
-        <w:tc>
-          <w:tcPr>
-            <w:tcW w:type="dxa" w:w="964"/>
-          </w:tcPr>
-          <w:p>
-            <w:r>
-              <w:rPr>
-                <w:b/>
-                <w:i w:val="0"/>
-                <w:color w:val="EA580C"/>
-                <w:sz w:val="16"/>
-              </w:rPr>
-              <w:t>Moyenne</w:t>
-            </w:r>
-          </w:p>
-        </w:tc>
-        <w:tc>
-          <w:tcPr>
-            <w:tcW w:type="dxa" w:w="1247"/>
-          </w:tcPr>
-          <w:p>
-            <w:r>
-              <w:rPr>
-                <w:b/>
-                <w:i w:val="0"/>
-                <w:sz w:val="16"/>
-              </w:rPr>
-              <w:t>S09</w:t>
-              <w:br/>
-            </w:r>
-            <w:r>
-              <w:rPr>
-                <w:b w:val="0"/>
-                <w:i w:val="0"/>
-                <w:color w:val="64748B"/>
-                <w:sz w:val="14"/>
-              </w:rPr>
-              <w:t>Dépenses non alimentaires</w:t>
-            </w:r>
-          </w:p>
-        </w:tc>
-        <w:tc>
-          <w:tcPr>
-            <w:tcW w:type="dxa" w:w="1531"/>
-          </w:tcPr>
-          <w:p>
-            <w:r>
-              <w:rPr>
-                <w:b/>
-                <w:i w:val="0"/>
-                <w:color w:val="16A34A"/>
-                <w:sz w:val="16"/>
-              </w:rPr>
-              <w:t>—</w:t>
-            </w:r>
-          </w:p>
-        </w:tc>
-        <w:tc>
-          <w:tcPr>
-            <w:tcW w:type="dxa" w:w="1191"/>
-          </w:tcPr>
-          <w:p>
-            <w:r>
-              <w:rPr>
-                <w:b w:val="0"/>
-                <w:i w:val="0"/>
-                <w:color w:val="64748B"/>
-                <w:sz w:val="16"/>
-              </w:rPr>
-              <w:t>GT-CQ</w:t>
-            </w:r>
-          </w:p>
-        </w:tc>
-        <w:tc>
-          <w:tcPr>
-            <w:tcW w:type="dxa" w:w="4706"/>
-          </w:tcPr>
-          <w:p>
-            <w:r>
-              <w:rPr>
-                <w:b w:val="0"/>
-                <w:i w:val="0"/>
-                <w:sz w:val="17"/>
-              </w:rPr>
-              <w:t>Attention ! La dépense du ménage de MaMADou TINE (8500 Fcfa) au cours de 12 derniers mois de Matériaux de maçonnerie pour la construction ou les grosses réparations de logement: ciment, briques, fer à béton, sable, gravier, parpaings, etc est relativement élevé.</w:t>
-            </w:r>
-          </w:p>
-        </w:tc>
-      </w:tr>
-      <w:tr>
-        <w:tc>
-          <w:tcPr>
-            <w:tcW w:type="dxa" w:w="964"/>
-          </w:tcPr>
-          <w:p>
-            <w:r>
-              <w:rPr>
-                <w:b/>
-                <w:i w:val="0"/>
-                <w:color w:val="EA580C"/>
-                <w:sz w:val="16"/>
-              </w:rPr>
-              <w:t>Moyenne</w:t>
-            </w:r>
-          </w:p>
-        </w:tc>
-        <w:tc>
-          <w:tcPr>
-            <w:tcW w:type="dxa" w:w="1247"/>
-          </w:tcPr>
-          <w:p>
-            <w:r>
-              <w:rPr>
-                <w:b/>
-                <w:i w:val="0"/>
-                <w:sz w:val="16"/>
-              </w:rPr>
-              <w:t>S11</w:t>
-              <w:br/>
-            </w:r>
-            <w:r>
-              <w:rPr>
-                <w:b w:val="0"/>
-                <w:i w:val="0"/>
-                <w:color w:val="64748B"/>
-                <w:sz w:val="14"/>
-              </w:rPr>
-              <w:t>Logement / cadre de vie</w:t>
-            </w:r>
-          </w:p>
-        </w:tc>
-        <w:tc>
-          <w:tcPr>
-            <w:tcW w:type="dxa" w:w="1531"/>
-          </w:tcPr>
-          <w:p>
-            <w:r>
-              <w:rPr>
-                <w:b/>
-                <w:i w:val="0"/>
-                <w:color w:val="16A34A"/>
-                <w:sz w:val="16"/>
-              </w:rPr>
-              <w:t>—</w:t>
-            </w:r>
-          </w:p>
-        </w:tc>
-        <w:tc>
-          <w:tcPr>
-            <w:tcW w:type="dxa" w:w="1191"/>
-          </w:tcPr>
-          <w:p>
-            <w:r>
-              <w:rPr>
-                <w:b w:val="0"/>
-                <w:i w:val="0"/>
-                <w:color w:val="64748B"/>
-                <w:sz w:val="16"/>
-              </w:rPr>
-              <w:t>GT-CQ</w:t>
-            </w:r>
-          </w:p>
-        </w:tc>
-        <w:tc>
-          <w:tcPr>
-            <w:tcW w:type="dxa" w:w="4706"/>
-          </w:tcPr>
-          <w:p>
-            <w:r>
-              <w:rPr>
-                <w:b w:val="0"/>
-                <w:i w:val="0"/>
-                <w:sz w:val="17"/>
-              </w:rPr>
-              <w:t>Prière de vérifier pour être sûr que vous avez choisi les bonnes modalités des questions 11.01 et 11.19.</w:t>
-            </w:r>
-          </w:p>
-        </w:tc>
-      </w:tr>
-      <w:tr>
-        <w:tc>
-          <w:tcPr>
-            <w:tcW w:type="dxa" w:w="964"/>
-          </w:tcPr>
-          <w:p>
-            <w:r>
-              <w:rPr>
-                <w:b/>
-                <w:i w:val="0"/>
-                <w:color w:val="EA580C"/>
-                <w:sz w:val="16"/>
-              </w:rPr>
-              <w:t>Moyenne</w:t>
-            </w:r>
-          </w:p>
-        </w:tc>
-        <w:tc>
-          <w:tcPr>
-            <w:tcW w:type="dxa" w:w="1247"/>
-          </w:tcPr>
-          <w:p>
-            <w:r>
-              <w:rPr>
-                <w:b/>
-                <w:i w:val="0"/>
-                <w:sz w:val="16"/>
-              </w:rPr>
-              <w:t>S11</w:t>
-              <w:br/>
-            </w:r>
-            <w:r>
-              <w:rPr>
-                <w:b w:val="0"/>
-                <w:i w:val="0"/>
-                <w:color w:val="64748B"/>
-                <w:sz w:val="14"/>
-              </w:rPr>
-              <w:t>Logement / cadre de vie</w:t>
-            </w:r>
-          </w:p>
-        </w:tc>
-        <w:tc>
-          <w:tcPr>
-            <w:tcW w:type="dxa" w:w="1531"/>
-          </w:tcPr>
-          <w:p>
-            <w:r>
-              <w:rPr>
-                <w:b/>
-                <w:i w:val="0"/>
-                <w:color w:val="16A34A"/>
-                <w:sz w:val="16"/>
-              </w:rPr>
-              <w:t>—</w:t>
-            </w:r>
-          </w:p>
-        </w:tc>
-        <w:tc>
-          <w:tcPr>
-            <w:tcW w:type="dxa" w:w="1191"/>
-          </w:tcPr>
-          <w:p>
-            <w:r>
-              <w:rPr>
-                <w:b w:val="0"/>
-                <w:i w:val="0"/>
-                <w:color w:val="64748B"/>
-                <w:sz w:val="16"/>
-              </w:rPr>
-              <w:t>GT-CQ</w:t>
-            </w:r>
-          </w:p>
-        </w:tc>
-        <w:tc>
-          <w:tcPr>
-            <w:tcW w:type="dxa" w:w="4706"/>
-          </w:tcPr>
-          <w:p>
-            <w:r>
-              <w:rPr>
-                <w:b w:val="0"/>
-                <w:i w:val="0"/>
-                <w:sz w:val="17"/>
-              </w:rPr>
-              <w:t>Merci de ne pas corriger si vous êtes sûr de celui donné par le ménage et observé par vous.</w:t>
-            </w:r>
-          </w:p>
-        </w:tc>
-      </w:tr>
-      <w:tr>
-        <w:tc>
-          <w:tcPr>
-            <w:tcW w:type="dxa" w:w="964"/>
-          </w:tcPr>
-          <w:p>
-            <w:r>
-              <w:rPr>
-                <w:b/>
-                <w:i w:val="0"/>
-                <w:color w:val="EA580C"/>
-                <w:sz w:val="16"/>
-              </w:rPr>
-              <w:t>Moyenne</w:t>
-            </w:r>
-          </w:p>
-        </w:tc>
-        <w:tc>
-          <w:tcPr>
-            <w:tcW w:type="dxa" w:w="1247"/>
-          </w:tcPr>
-          <w:p>
-            <w:r>
-              <w:rPr>
-                <w:b/>
-                <w:i w:val="0"/>
-                <w:sz w:val="16"/>
-              </w:rPr>
-              <w:t>S12</w:t>
-              <w:br/>
-            </w:r>
-            <w:r>
-              <w:rPr>
-                <w:b w:val="0"/>
-                <w:i w:val="0"/>
-                <w:color w:val="64748B"/>
-                <w:sz w:val="14"/>
-              </w:rPr>
-              <w:t>Avoirs / biens durables</w:t>
-            </w:r>
-          </w:p>
-        </w:tc>
-        <w:tc>
-          <w:tcPr>
-            <w:tcW w:type="dxa" w:w="1531"/>
-          </w:tcPr>
-          <w:p>
-            <w:r>
-              <w:rPr>
-                <w:b/>
-                <w:i w:val="0"/>
-                <w:color w:val="16A34A"/>
-                <w:sz w:val="16"/>
-              </w:rPr>
-              <w:t>—</w:t>
-            </w:r>
-          </w:p>
-        </w:tc>
-        <w:tc>
-          <w:tcPr>
-            <w:tcW w:type="dxa" w:w="1191"/>
-          </w:tcPr>
-          <w:p>
-            <w:r>
-              <w:rPr>
-                <w:b w:val="0"/>
-                <w:i w:val="0"/>
-                <w:color w:val="64748B"/>
-                <w:sz w:val="16"/>
-              </w:rPr>
-              <w:t>GT-CQ</w:t>
-            </w:r>
-          </w:p>
-        </w:tc>
-        <w:tc>
-          <w:tcPr>
-            <w:tcW w:type="dxa" w:w="4706"/>
-          </w:tcPr>
-          <w:p>
-            <w:r>
-              <w:rPr>
-                <w:b w:val="0"/>
-                <w:i w:val="0"/>
-                <w:sz w:val="17"/>
-              </w:rPr>
-              <w:t>Prière de vérifier ou confirmer avec l'enquêté et mettre les bonnes valeurs après verification, s'il le faut.</w:t>
-            </w:r>
-          </w:p>
-        </w:tc>
-      </w:tr>
-      <w:tr>
-        <w:tc>
-          <w:tcPr>
-            <w:tcW w:type="dxa" w:w="964"/>
-          </w:tcPr>
-          <w:p>
-            <w:r>
-              <w:rPr>
-                <w:b/>
-                <w:i w:val="0"/>
-                <w:color w:val="EA580C"/>
-                <w:sz w:val="16"/>
-              </w:rPr>
-              <w:t>Moyenne</w:t>
-            </w:r>
-          </w:p>
-        </w:tc>
-        <w:tc>
-          <w:tcPr>
-            <w:tcW w:type="dxa" w:w="1247"/>
-          </w:tcPr>
-          <w:p>
-            <w:r>
-              <w:rPr>
-                <w:b/>
-                <w:i w:val="0"/>
-                <w:sz w:val="16"/>
-              </w:rPr>
-              <w:t>S12</w:t>
-              <w:br/>
-            </w:r>
-            <w:r>
-              <w:rPr>
-                <w:b w:val="0"/>
-                <w:i w:val="0"/>
-                <w:color w:val="64748B"/>
-                <w:sz w:val="14"/>
-              </w:rPr>
-              <w:t>Avoirs / biens durables</w:t>
-            </w:r>
-          </w:p>
-        </w:tc>
-        <w:tc>
-          <w:tcPr>
-            <w:tcW w:type="dxa" w:w="1531"/>
-          </w:tcPr>
-          <w:p>
-            <w:r>
-              <w:rPr>
-                <w:b/>
-                <w:i w:val="0"/>
-                <w:color w:val="16A34A"/>
-                <w:sz w:val="16"/>
-              </w:rPr>
-              <w:t>—</w:t>
-            </w:r>
-          </w:p>
-        </w:tc>
-        <w:tc>
-          <w:tcPr>
-            <w:tcW w:type="dxa" w:w="1191"/>
-          </w:tcPr>
-          <w:p>
-            <w:r>
-              <w:rPr>
-                <w:b w:val="0"/>
-                <w:i w:val="0"/>
-                <w:color w:val="64748B"/>
-                <w:sz w:val="16"/>
-              </w:rPr>
-              <w:t>GT-CQ</w:t>
-            </w:r>
-          </w:p>
-        </w:tc>
-        <w:tc>
-          <w:tcPr>
-            <w:tcW w:type="dxa" w:w="4706"/>
-          </w:tcPr>
-          <w:p>
-            <w:r>
-              <w:rPr>
-                <w:b w:val="0"/>
-                <w:i w:val="0"/>
-                <w:sz w:val="17"/>
-              </w:rPr>
-              <w:t>Attention ! Armoires et autres meubles a été revendu à 750000 Fcfa qui est relativement élevé par rapport aux autres prix de revente observés dans cette zone.</w:t>
-            </w:r>
-          </w:p>
-        </w:tc>
-      </w:tr>
-      <w:tr>
-        <w:tc>
-          <w:tcPr>
-            <w:tcW w:type="dxa" w:w="964"/>
-          </w:tcPr>
-          <w:p>
-            <w:r>
-              <w:rPr>
-                <w:b/>
-                <w:i w:val="0"/>
-                <w:color w:val="EA580C"/>
-                <w:sz w:val="16"/>
-              </w:rPr>
-              <w:t>Moyenne</w:t>
-            </w:r>
-          </w:p>
-        </w:tc>
-        <w:tc>
-          <w:tcPr>
-            <w:tcW w:type="dxa" w:w="1247"/>
-          </w:tcPr>
-          <w:p>
-            <w:r>
-              <w:rPr>
-                <w:b/>
-                <w:i w:val="0"/>
-                <w:sz w:val="16"/>
-              </w:rPr>
-              <w:t>S12</w:t>
-              <w:br/>
-            </w:r>
-            <w:r>
-              <w:rPr>
-                <w:b w:val="0"/>
-                <w:i w:val="0"/>
-                <w:color w:val="64748B"/>
-                <w:sz w:val="14"/>
-              </w:rPr>
-              <w:t>Avoirs / biens durables</w:t>
-            </w:r>
-          </w:p>
-        </w:tc>
-        <w:tc>
-          <w:tcPr>
-            <w:tcW w:type="dxa" w:w="1531"/>
-          </w:tcPr>
-          <w:p>
-            <w:r>
-              <w:rPr>
-                <w:b/>
-                <w:i w:val="0"/>
-                <w:color w:val="16A34A"/>
-                <w:sz w:val="16"/>
-              </w:rPr>
-              <w:t>—</w:t>
-            </w:r>
-          </w:p>
-        </w:tc>
-        <w:tc>
-          <w:tcPr>
-            <w:tcW w:type="dxa" w:w="1191"/>
-          </w:tcPr>
-          <w:p>
-            <w:r>
-              <w:rPr>
-                <w:b w:val="0"/>
-                <w:i w:val="0"/>
-                <w:color w:val="64748B"/>
-                <w:sz w:val="16"/>
-              </w:rPr>
-              <w:t>GT-CQ</w:t>
-            </w:r>
-          </w:p>
-        </w:tc>
-        <w:tc>
-          <w:tcPr>
-            <w:tcW w:type="dxa" w:w="4706"/>
-          </w:tcPr>
-          <w:p>
-            <w:r>
-              <w:rPr>
-                <w:b w:val="0"/>
-                <w:i w:val="0"/>
-                <w:sz w:val="17"/>
-              </w:rPr>
-              <w:t>Prière de corriger ou de confirmer avec le QG.</w:t>
-            </w:r>
-          </w:p>
-        </w:tc>
-      </w:tr>
-      <w:tr>
-        <w:tc>
-          <w:tcPr>
-            <w:tcW w:type="dxa" w:w="964"/>
-          </w:tcPr>
-          <w:p>
-            <w:r>
-              <w:rPr>
-                <w:b/>
-                <w:i w:val="0"/>
-                <w:color w:val="EA580C"/>
-                <w:sz w:val="16"/>
-              </w:rPr>
-              <w:t>Moyenne</w:t>
-            </w:r>
-          </w:p>
-        </w:tc>
-        <w:tc>
-          <w:tcPr>
-            <w:tcW w:type="dxa" w:w="1247"/>
-          </w:tcPr>
-          <w:p>
-            <w:r>
-              <w:rPr>
-                <w:b/>
-                <w:i w:val="0"/>
-                <w:sz w:val="16"/>
-              </w:rPr>
-              <w:t>S12</w:t>
-              <w:br/>
-            </w:r>
-            <w:r>
-              <w:rPr>
-                <w:b w:val="0"/>
-                <w:i w:val="0"/>
-                <w:color w:val="64748B"/>
-                <w:sz w:val="14"/>
-              </w:rPr>
-              <w:t>Avoirs / biens durables</w:t>
-            </w:r>
-          </w:p>
-        </w:tc>
-        <w:tc>
-          <w:tcPr>
-            <w:tcW w:type="dxa" w:w="1531"/>
-          </w:tcPr>
-          <w:p>
-            <w:r>
-              <w:rPr>
-                <w:b/>
-                <w:i w:val="0"/>
-                <w:color w:val="16A34A"/>
-                <w:sz w:val="16"/>
-              </w:rPr>
-              <w:t>s01q02, s02q01__1, s02q02__1, s02q03__1, s02q15, s03q17, s04q28, s04q35d</w:t>
-            </w:r>
-          </w:p>
-        </w:tc>
-        <w:tc>
-          <w:tcPr>
-            <w:tcW w:type="dxa" w:w="1191"/>
-          </w:tcPr>
-          <w:p>
-            <w:r>
-              <w:rPr>
-                <w:b w:val="0"/>
-                <w:i w:val="0"/>
-                <w:color w:val="64748B"/>
-                <w:sz w:val="16"/>
-              </w:rPr>
-              <w:t>GT-CQ</w:t>
-            </w:r>
-          </w:p>
-        </w:tc>
-        <w:tc>
-          <w:tcPr>
-            <w:tcW w:type="dxa" w:w="4706"/>
-          </w:tcPr>
-          <w:p>
-            <w:r>
-              <w:rPr>
-                <w:b w:val="0"/>
-                <w:i w:val="0"/>
-                <w:sz w:val="17"/>
-              </w:rPr>
               <w:t>Le prix de revente de l'article  Fer à repasser à charbon ne doit pas être égal 0 même si le ménage l'a reçu en cadeau prière de leurs aider à faire une estimations.</w:t>
-            </w:r>
-          </w:p>
-        </w:tc>
-      </w:tr>
-      <w:tr>
-        <w:tc>
-          <w:tcPr>
-            <w:tcW w:type="dxa" w:w="964"/>
-          </w:tcPr>
-          <w:p>
-            <w:r>
-              <w:rPr>
-                <w:b/>
-                <w:i w:val="0"/>
-                <w:color w:val="EA580C"/>
-                <w:sz w:val="16"/>
-              </w:rPr>
-              <w:t>Moyenne</w:t>
-            </w:r>
-          </w:p>
-        </w:tc>
-        <w:tc>
-          <w:tcPr>
-            <w:tcW w:type="dxa" w:w="1247"/>
-          </w:tcPr>
-          <w:p>
-            <w:r>
-              <w:rPr>
-                <w:b/>
-                <w:i w:val="0"/>
-                <w:sz w:val="16"/>
-              </w:rPr>
-              <w:t>S13</w:t>
-              <w:br/>
-            </w:r>
-            <w:r>
-              <w:rPr>
-                <w:b w:val="0"/>
-                <w:i w:val="0"/>
-                <w:color w:val="64748B"/>
-                <w:sz w:val="14"/>
-              </w:rPr>
-              <w:t>Transferts</w:t>
-            </w:r>
-          </w:p>
-        </w:tc>
-        <w:tc>
-          <w:tcPr>
-            <w:tcW w:type="dxa" w:w="1531"/>
-          </w:tcPr>
-          <w:p>
-            <w:r>
-              <w:rPr>
-                <w:b/>
-                <w:i w:val="0"/>
-                <w:color w:val="16A34A"/>
-                <w:sz w:val="16"/>
-              </w:rPr>
-              <w:t>s00q07a, s00q08, s00q10, s00q13_0, s00q15_0, s00q17_0, s00q23a, s00q23b</w:t>
-            </w:r>
-          </w:p>
-        </w:tc>
-        <w:tc>
-          <w:tcPr>
-            <w:tcW w:type="dxa" w:w="1191"/>
-          </w:tcPr>
-          <w:p>
-            <w:r>
-              <w:rPr>
-                <w:b w:val="0"/>
-                <w:i w:val="0"/>
-                <w:color w:val="64748B"/>
-                <w:sz w:val="16"/>
-              </w:rPr>
-              <w:t>GT-CQ</w:t>
-            </w:r>
-          </w:p>
-        </w:tc>
-        <w:tc>
-          <w:tcPr>
-            <w:tcW w:type="dxa" w:w="4706"/>
-          </w:tcPr>
-          <w:p>
-            <w:r>
-              <w:rPr>
-                <w:b w:val="0"/>
-                <w:i w:val="0"/>
-                <w:sz w:val="17"/>
-              </w:rPr>
-              <w:t>L'enquêteur prière de fournir d'effort pour avoir le niveau d'étude et l'âge de celui qui a envoyé/donné de l'argent dans la section 13a (Transfert reçu).</w:t>
             </w:r>
           </w:p>
         </w:tc>
